--- a/4J_docs_occ/writing/submission/4J_manuscript_submission.docx
+++ b/4J_docs_occ/writing/submission/4J_manuscript_submission.docx
@@ -2,7 +2,7 @@
 <file path=word/document.xml><?xml version="1.0" encoding="utf-8"?>
 <w:document xmlns:w="http://schemas.openxmlformats.org/wordprocessingml/2006/main" xmlns:m="http://schemas.openxmlformats.org/officeDocument/2006/math" xmlns:r="http://schemas.openxmlformats.org/officeDocument/2006/relationships" xmlns:o="urn:schemas-microsoft-com:office:office" xmlns:v="urn:schemas-microsoft-com:vml" xmlns:w10="urn:schemas-microsoft-com:office:word" xmlns:a="http://schemas.openxmlformats.org/drawingml/2006/main" xmlns:pic="http://schemas.openxmlformats.org/drawingml/2006/picture" xmlns:wp="http://schemas.openxmlformats.org/drawingml/2006/wordprocessingDrawing">
   <w:body>
-    <w:bookmarkStart w:id="17" w:name="X882fb61f962c58e1385ac29321d7eabe2bbfd5a"/>
+    <w:bookmarkStart w:id="48" w:name="X882fb61f962c58e1385ac29321d7eabe2bbfd5a"/>
     <w:p>
       <w:pPr>
         <w:pStyle w:val="Heading1"/>
@@ -11,7 +11,7 @@
         <w:t xml:space="preserve">Beaten by Real Diaries: A Pre-Registered Leave-One-Country-Out Test of a Fine-Tuned Language Model for Cross-National Occupancy Generation (HETUS; Spain, Italy, United Kingdom)</w:t>
       </w:r>
     </w:p>
-    <w:bookmarkStart w:id="9" w:name="abstract"/>
+    <w:bookmarkStart w:id="40" w:name="abstract"/>
     <w:p>
       <w:pPr>
         <w:pStyle w:val="Heading2"/>
@@ -99,7 +99,7 @@
         <w:t xml:space="preserve"> </w:t>
       </w:r>
       <w:r>
-        <w:t xml:space="preserve">The pre-registered transfer bar fails in nine of nine fold-band cells: the raked donor pool reproduces the held-out country’s time budget two to six times better than the fine-tuned model, closest miss 2.70 minutes per day, and five further transfer gates agree. Capacity is eliminated as the explanation from three independent directions: a 4.7-fold larger backbone moves mean absolute error from 42.05 to 43.14 minutes per day, the wrong way; training all 7,377,965,056 parameters instead of the adapter’s 79,953,920 ends at a higher training loss at every epoch; and a second 7 B model family changes nothing any gate resolves. A fictional-country control separates the failure into a steering component and an amplitude component: on the reported model the amplitude arm fails in all three folds, at pooled slopes of 0.40 to 0.53 against a floor of 0.80, so the response to an unseen country’s marginals is real and delivered at roughly half the required strength; the steering arm, which passes at R-squared 0.85 to 0.98, was computed on the pilot arm and not recomputed on the reported model, and is reported as inherited rather than measured. Downstream, one appliance set and one calibration driven by three countries’ diaries place the stock appliance-electricity peak six hours apart, at 14:00 in Spain, 18:00 in Italy and 20:00 in Britain.</w:t>
+        <w:t xml:space="preserve">The pre-registered transfer bar is not met in nine of nine fold-band cells: the raked donor pool reproduces the held-out country’s time budget two to six times better than the fine-tuned model, closest miss 2.70 minutes per day, and five further transfer gates agree. Across the range tested here, from 1.5 to 7.3 billion parameters, with the full-parameter tuning and the second model family each assessed on one fold, more capacity does not close the gap: a 4.7-fold larger backbone moves mean absolute error from 42.05 to 43.14 minutes per day, the wrong way; training all 7,377,965,056 parameters instead of the adapter’s 79,953,920 ends at a higher training loss at every epoch; and a second 7 B model family changes nothing any gate resolves. A fictional-country control separates the shortfall into a steering component and an amplitude component: on the reported model the amplitude arm misses its floor in all three folds, at pooled slopes of 0.40 to 0.53 against a floor of 0.80, so the response to an unseen country’s marginals is real and delivered at roughly half the required strength; the steering arm, also measured on the reported model, passes at R-squared 0.99 in every fold. Downstream, one appliance set and one calibration driven by three countries’ diaries place the stock appliance-electricity peak six hours apart, at 14:00 in Spain, 18:00 in Italy and 20:00 in Britain.</w:t>
       </w:r>
       <w:r>
         <w:t xml:space="preserve"> </w:t>
@@ -118,8 +118,8 @@
         <w:t xml:space="preserve">The negative result is reported at full strength against a bar that was fixed in advance and never moved; the contribution is the transferable apparatus, the hardened null, and the direction-versus-amplitude diagnostic that locates where conditional generative transfer actually breaks.</w:t>
       </w:r>
     </w:p>
-    <w:bookmarkEnd w:id="9"/>
-    <w:bookmarkStart w:id="10" w:name="keywords"/>
+    <w:bookmarkEnd w:id="40"/>
+    <w:bookmarkStart w:id="41" w:name="keywords"/>
     <w:p>
       <w:pPr>
         <w:pStyle w:val="Heading2"/>
@@ -136,8 +136,8 @@
         <w:t xml:space="preserve">Time-use survey; Cross-national transfer; Fine-tuned language model; Pre-registered negative result; Iterative proportional fitting; Building occupancy generation</w:t>
       </w:r>
     </w:p>
-    <w:bookmarkEnd w:id="10"/>
-    <w:bookmarkStart w:id="11" w:name="highlights"/>
+    <w:bookmarkEnd w:id="41"/>
+    <w:bookmarkStart w:id="42" w:name="highlights"/>
     <w:p>
       <w:pPr>
         <w:pStyle w:val="Heading2"/>
@@ -167,7 +167,7 @@
         </w:numPr>
       </w:pPr>
       <w:r>
-        <w:t xml:space="preserve">Capacity is not the cause: bigger backbone, 92x trainable parameters and a second family all fail.</w:t>
+        <w:t xml:space="preserve">Capacity is not the cause: bigger backbone, 92x trainable parameters and a second family all leave the gap unclosed.</w:t>
       </w:r>
     </w:p>
     <w:p>
@@ -206,8 +206,8 @@
         <w:t xml:space="preserve">The bar was fixed and md5-locked before training and is reported unmoved.</w:t>
       </w:r>
     </w:p>
-    <w:bookmarkEnd w:id="11"/>
-    <w:bookmarkStart w:id="12" w:name="author-information"/>
+    <w:bookmarkEnd w:id="42"/>
+    <w:bookmarkStart w:id="43" w:name="author-information"/>
     <w:p>
       <w:pPr>
         <w:pStyle w:val="Heading2"/>
@@ -224,10 +224,10 @@
         <w:t xml:space="preserve">Orcun Koral Iseri</w:t>
       </w:r>
       <w:r>
-        <w:t xml:space="preserve"> </w:t>
-      </w:r>
-      <w:r>
-        <w:t xml:space="preserve">· Caroline Hachem-Vermette</w:t>
+        <w:rPr>
+          <w:vertAlign w:val="superscript"/>
+        </w:rPr>
+        <w:t xml:space="preserve">1,*</w:t>
       </w:r>
     </w:p>
     <w:p>
@@ -280,8 +280,8 @@
         <w:t xml:space="preserve">Orcun Koral Iseri - https://orcid.org/0000-0001-7735-3363</w:t>
       </w:r>
     </w:p>
-    <w:bookmarkEnd w:id="12"/>
-    <w:bookmarkStart w:id="16" w:name="declarations"/>
+    <w:bookmarkEnd w:id="43"/>
+    <w:bookmarkStart w:id="47" w:name="declarations"/>
     <w:p>
       <w:pPr>
         <w:pStyle w:val="Heading2"/>
@@ -295,7 +295,7 @@
         <w:pStyle w:val="FirstParagraph"/>
       </w:pPr>
       <w:r>
-        <w:t xml:space="preserve">Funding. This postdoctoral research was financially supported by the Natural Sciences and Engineering Research Council of Canada (NSERC) and the Voltage-Age Seed fund. The authors gratefully acknowledge this support.</w:t>
+        <w:t xml:space="preserve">Funding. This postdoctoral research was financially supported by the Natural Sciences and Engineering Research Council of Canada (NSERC) and the Voltage-Age Seed fund. The author gratefully acknowledges this support.</w:t>
       </w:r>
     </w:p>
     <w:p>
@@ -319,7 +319,7 @@
         <w:t xml:space="preserve"> </w:t>
       </w:r>
       <w:r>
-        <w:t xml:space="preserve">That decision was taken before training on the terms of the data agreement, and it is reinforced by this study’s own membership-inference result (§5.5). The synthetic populations for the Spanish and Italian folds, the harmonisation and serialisation code, the gate implementations, the mutation batteries and the frozen pre-registration file are available from the corresponding author on reasonable request;</w:t>
+        <w:t xml:space="preserve">That decision was taken before training on the terms of the data agreement, and it is reinforced by this study’s own membership-inference result (§5.6). The synthetic populations for the Spanish and Italian folds, the harmonisation and serialisation code, the gate implementations, the mutation batteries and the frozen pre-registration file are available from the corresponding author on reasonable request;</w:t>
       </w:r>
       <w:r>
         <w:t xml:space="preserve"> </w:t>
@@ -337,46 +337,46 @@
         <w:pStyle w:val="BodyText"/>
       </w:pPr>
       <w:r>
-        <w:t xml:space="preserve">Declaration of competing interest. The authors declare that they have no known competing financial interests or personal relationships that could have appeared to influence the work reported in this paper.</w:t>
-      </w:r>
-    </w:p>
-    <w:p>
-      <w:pPr>
-        <w:pStyle w:val="BodyText"/>
-      </w:pPr>
-      <w:r>
-        <w:t xml:space="preserve">CRediT authorship contribution statement. Orcun Koral Iseri: Conceptualization, Methodology, Software, Formal analysis, Investigation, Data curation, Validation, Visualization, Writing - original draft. Caroline Hachem-Vermette: Conceptualization, Supervision, Funding acquisition, Resources, Writing - review and editing. Both authors read and approved the final manuscript.</w:t>
-      </w:r>
-    </w:p>
-    <w:p>
-      <w:pPr>
-        <w:pStyle w:val="BodyText"/>
-      </w:pPr>
-      <w:r>
-        <w:t xml:space="preserve">Ethical approval. This study does not contain any studies with human or animal subjects performed by any of the authors. The analysis uses anonymised time-use microdata released to accredited users by the national statistical institutes through Eurostat, together with published demographic tables.</w:t>
-      </w:r>
-    </w:p>
-    <w:p>
-      <w:pPr>
-        <w:pStyle w:val="CaptionedFigure"/>
+        <w:t xml:space="preserve">Declaration of competing interest. The author declares no known competing financial interests or personal relationships that could have appeared to influence the work reported in this paper.</w:t>
+      </w:r>
+    </w:p>
+    <w:p>
+      <w:pPr>
+        <w:pStyle w:val="BodyText"/>
+      </w:pPr>
+      <w:r>
+        <w:t xml:space="preserve">CRediT authorship contribution statement. Orcun Koral Iseri: Conceptualization, Methodology, Software, Formal analysis, Investigation, Data curation, Validation, Visualization, Writing - original draft, Writing - review and editing. The sole author read and approved the final manuscript.</w:t>
+      </w:r>
+    </w:p>
+    <w:p>
+      <w:pPr>
+        <w:pStyle w:val="BodyText"/>
+      </w:pPr>
+      <w:r>
+        <w:t xml:space="preserve">Ethical approval. This study does not contain any studies with human or animal subjects performed by the author. The analysis uses anonymised time-use microdata released to accredited users by the national statistical institutes through Eurostat, together with published demographic tables.</w:t>
+      </w:r>
+    </w:p>
+    <w:p>
+      <w:pPr>
+        <w:pStyle w:val="BodyText"/>
       </w:pPr>
       <w:r>
         <w:drawing>
           <wp:inline>
-            <wp:extent cx="4208074" cy="2348692"/>
+            <wp:extent cx="5334000" cy="2066129"/>
             <wp:effectExtent b="0" l="0" r="0" t="0"/>
-            <wp:docPr descr="Graphical abstract" title="" id="14" name="Picture"/>
+            <wp:docPr descr="Graphical abstract" title="" id="45" name="Picture"/>
             <a:graphic>
               <a:graphicData uri="http://schemas.openxmlformats.org/drawingml/2006/picture">
                 <pic:pic>
                   <pic:nvPicPr>
-                    <pic:cNvPr descr="figures/HETUS_LLM_CrossNational_Pipeline.png" id="15" name="Picture"/>
+                    <pic:cNvPr descr="figures/HETUS_LLM_CrossNational_Pipeline.png" id="46" name="Picture"/>
                     <pic:cNvPicPr>
                       <a:picLocks noChangeArrowheads="1" noChangeAspect="1"/>
                     </pic:cNvPicPr>
                   </pic:nvPicPr>
                   <pic:blipFill>
-                    <a:blip r:embed="rId13"/>
+                    <a:blip r:embed="rId44"/>
                     <a:stretch>
                       <a:fillRect/>
                     </a:stretch>
@@ -384,7 +384,7 @@
                   <pic:spPr bwMode="auto">
                     <a:xfrm>
                       <a:off x="0" y="0"/>
-                      <a:ext cx="4208074" cy="2348692"/>
+                      <a:ext cx="5334000" cy="2066129"/>
                     </a:xfrm>
                     <a:prstGeom prst="rect">
                       <a:avLst/>
@@ -405,14 +405,6 @@
     </w:p>
     <w:p>
       <w:pPr>
-        <w:pStyle w:val="ImageCaption"/>
-      </w:pPr>
-      <w:r>
-        <w:t xml:space="preserve">Graphical abstract</w:t>
-      </w:r>
-    </w:p>
-    <w:p>
-      <w:pPr>
         <w:pStyle w:val="BodyText"/>
       </w:pPr>
       <w:r>
@@ -423,9 +415,9 @@
         <w:t xml:space="preserve">Graphical abstract.</w:t>
       </w:r>
     </w:p>
-    <w:bookmarkEnd w:id="16"/>
-    <w:bookmarkEnd w:id="17"/>
-    <w:bookmarkStart w:id="29" w:name="introduction"/>
+    <w:bookmarkEnd w:id="47"/>
+    <w:bookmarkEnd w:id="48"/>
+    <w:bookmarkStart w:id="60" w:name="introduction"/>
     <w:p>
       <w:pPr>
         <w:pStyle w:val="Heading1"/>
@@ -434,7 +426,7 @@
         <w:t xml:space="preserve">1 Introduction</w:t>
       </w:r>
     </w:p>
-    <w:bookmarkStart w:id="18" w:name="X94f7868a8d655cb4f3e91ce224a4506c4c121db"/>
+    <w:bookmarkStart w:id="49" w:name="X94f7868a8d655cb4f3e91ce224a4506c4c121db"/>
     <w:p>
       <w:pPr>
         <w:pStyle w:val="Heading3"/>
@@ -459,8 +451,8 @@
         <w:t xml:space="preserve">Large pretrained language models make a different answer look available. A model that has read a great deal of text about how people in different countries spend their days might, after fine-tuning on the countries that do have diaries, be able to write plausible diaries for a country that does not, steered by nothing more than the demographic tables that every national statistical office publishes. The proposition is attractive precisely because it appears to need no microdata for the target country at all. It is also, as stated, untested in the only form that matters, because the comparison that decides it has not been run.</w:t>
       </w:r>
     </w:p>
-    <w:bookmarkEnd w:id="18"/>
-    <w:bookmarkStart w:id="19" w:name="Xcf9b1fc1f3cc98a07a2a71a969ca3484fea0753"/>
+    <w:bookmarkEnd w:id="49"/>
+    <w:bookmarkStart w:id="50" w:name="Xcf9b1fc1f3cc98a07a2a71a969ca3484fea0753"/>
     <w:p>
       <w:pPr>
         <w:pStyle w:val="Heading3"/>
@@ -482,7 +474,7 @@
         <w:pStyle w:val="BodyText"/>
       </w:pPr>
       <w:r>
-        <w:t xml:space="preserve">Published generative work does not test against that baseline. Language-model approaches to tabular and sequential microdata are evaluated on random within-population splits, or against generative adversarial and variational baselines trained on the same population, which measures how well a model reproduces a distribution it has seen rather than one it has not. We searched for a like-for-like comparison between a fine-tuned or prompted language model and a demographically raked real-donor pool on a population the generator had never seen, across synthetic population synthesis, activity-based travel demand, human mobility generation, cross-lingual distributional transfer and tabular generation under shift, and did not find one (searched 2026-09-13; see §6.1 for what this absence does and does not license). Table 1 positions the present study against the lineage it belongs to.</w:t>
+        <w:t xml:space="preserve">Published generative work does not test against that baseline. Language-model approaches to tabular and sequential microdata are evaluated on random within-population splits, or against generative adversarial and variational baselines trained on the same population, which measures how well a model reproduces a distribution it has seen rather than one it has not. We searched for a like-for-like comparison between a fine-tuned or prompted language model and a demographically raked real-donor pool on a population the generator had never seen, across synthetic population synthesis, activity-based travel demand, human mobility generation, cross-lingual distributional transfer and tabular generation under shift, and did not find one (searched 2026-09-13; see §6.4 for what this absence does and does not license). Table 1 positions the present study against the lineage it belongs to.</w:t>
       </w:r>
     </w:p>
     <w:p>
@@ -1016,7 +1008,7 @@
               <w:pStyle w:val="Compact"/>
             </w:pPr>
             <w:r>
-              <w:t xml:space="preserve">Authors’ prior line (single country)</w:t>
+              <w:t xml:space="preserve">Author’s prior line (single country)</w:t>
             </w:r>
           </w:p>
         </w:tc>
@@ -1208,11 +1200,11 @@
         <w:pStyle w:val="BodyText"/>
       </w:pPr>
       <w:r>
-        <w:t xml:space="preserve">Occupancy models built from national time-use surveys form a continuous lineage from the first-order inhomogeneous Markov chains of Richardson et al. (2008) and Widén and Wäckelgård (2010), through the higher-order and semi-Markov variants that followed, to the survey-conditioned statistical models reviewed by Osman and Ouf (2021) and Vosoughkhosravi et al. (2023). The baseline reported in the authors’ earlier work sits in this family. A first-order inhomogeneous Markov chain, fitted per fold on the training countries, is retained here as a comparator throughout, and its margin is reported alongside the raked-donor null rather than in place of it.</w:t>
-      </w:r>
-    </w:p>
-    <w:bookmarkEnd w:id="19"/>
-    <w:bookmarkStart w:id="20" w:name="X8a3e47b69c0384e5562d692f707548dc1fe2590"/>
+        <w:t xml:space="preserve">Occupancy models built from national time-use surveys form a continuous lineage from the first-order inhomogeneous Markov chains of Richardson et al. (2008) and Widén and Wäckelgård (2010), through the higher-order and semi-Markov variants that followed, to the survey-conditioned statistical models reviewed by Osman and Ouf (2021) and Vosoughkhosravi et al. (2023). The baseline reported in the author’s earlier work sits in this family. A first-order inhomogeneous Markov chain, fitted per fold on the training countries, is retained here as a comparator throughout, and its margin is reported alongside the raked-donor null rather than in place of it.</w:t>
+      </w:r>
+    </w:p>
+    <w:bookmarkEnd w:id="50"/>
+    <w:bookmarkStart w:id="51" w:name="X8a3e47b69c0384e5562d692f707548dc1fe2590"/>
     <w:p>
       <w:pPr>
         <w:pStyle w:val="Heading3"/>
@@ -1237,8 +1229,8 @@
         <w:t xml:space="preserve">The same discipline applies to the surveys themselves. Time-use surveys differ in how they allocate diary days and in whether the supplied weights repair that allocation. The three HETUS-derived files used here target three different day bases, and only one of the three is representative of the calendar week. Because the discrepancy is a property of the country, it is confounded with the leave-one-country-out split, which is the worst shape a nuisance can take in this design; every diary is therefore re-based onto the calendar week before any statistic is computed, and the size of the correction is reported rather than only its existence.</w:t>
       </w:r>
     </w:p>
-    <w:bookmarkEnd w:id="20"/>
-    <w:bookmarkStart w:id="21" w:name="what-was-fixed-in-advance"/>
+    <w:bookmarkEnd w:id="51"/>
+    <w:bookmarkStart w:id="52" w:name="what-was-fixed-in-advance"/>
     <w:p>
       <w:pPr>
         <w:pStyle w:val="Heading3"/>
@@ -1252,19 +1244,19 @@
         <w:pStyle w:val="FirstParagraph"/>
       </w:pPr>
       <w:r>
-        <w:t xml:space="preserve">This study’s primary claim was pre-registered. The evaluation file naming the metrics, the bands, the null and the fold structure was frozen and md5-locked before the first training submission, two gates verify that lock at every closure, and the bar it names is the one reported in §5.1. Bands were not moved after the result was seen, no metric was substituted, and the failing comparison is reported at the strength at which it failed. The design is falsifiable in one sentence, which was the reason for adopting it: if a fine-tuned language model cannot reproduce a held-out country better than a demographically raked pool of real European donor diaries, the transfer claim fails.</w:t>
-      </w:r>
-    </w:p>
-    <w:p>
-      <w:pPr>
-        <w:pStyle w:val="BodyText"/>
-      </w:pPr>
-      <w:r>
-        <w:t xml:space="preserve">It failed. This paper reports that, and it reports what the machinery built to test it produced along the way.</w:t>
-      </w:r>
-    </w:p>
-    <w:bookmarkEnd w:id="21"/>
-    <w:bookmarkStart w:id="28" w:name="contributions-and-aim-of-the-study"/>
+        <w:t xml:space="preserve">This study’s primary claim was pre-registered. The evaluation file naming the metrics, the bands, the null and the fold structure was frozen and md5-locked before the first training submission, two gates verify that lock at every closure, and the bar it names is the one reported in §5.1. Bands were not moved after the result was seen, no metric was substituted, and the comparison that does not clear its bar is reported at the strength at which it falls short. The design is falsifiable in one sentence, which was the reason for adopting it: if a fine-tuned language model cannot reproduce a held-out country better than a demographically raked pool of real European donor diaries, the transfer claim does not hold.</w:t>
+      </w:r>
+    </w:p>
+    <w:p>
+      <w:pPr>
+        <w:pStyle w:val="BodyText"/>
+      </w:pPr>
+      <w:r>
+        <w:t xml:space="preserve">It did not hold. This paper reports that, and it reports what the machinery built to test it produced along the way.</w:t>
+      </w:r>
+    </w:p>
+    <w:bookmarkEnd w:id="52"/>
+    <w:bookmarkStart w:id="59" w:name="contributions-and-aim-of-the-study"/>
     <w:p>
       <w:pPr>
         <w:pStyle w:val="Heading3"/>
@@ -1278,31 +1270,31 @@
         <w:pStyle w:val="FirstParagraph"/>
       </w:pPr>
       <w:r>
-        <w:t xml:space="preserve">The first contribution is the result itself, stated without softening. Under leave-one-country-out over Spain, Italy and the United Kingdom, a fine-tuned open-weight language model conditioned on published demographic marginals is beaten by a raked pool of real donor diaries in every activity band of every fold, by factors of two to six, and by five further pre-registered transfer gates. The failure is uniform rather than marginal, and it is not a capacity failure: a larger backbone, a ninety-two-fold increase in trainable parameters and a different model family were each measured and each changed nothing in the direction that would rescue it.</w:t>
-      </w:r>
-    </w:p>
-    <w:p>
-      <w:pPr>
-        <w:pStyle w:val="BodyText"/>
-      </w:pPr>
-      <w:r>
-        <w:t xml:space="preserve">The second is diagnostic, and it is the part most likely to transfer to other problems. A fictional-country control conditions the model on a country it has never seen, with deliberately perturbed marginals, and scores two things separately: whether the generated population moves in the direction the conditioning specifies, and whether it moves by the right amount. On the reported model the amplitude arm fails in all three folds at a slope near one half, so the model is not ignoring its conditioning but under-responding to it. The steering arm passes, and it was measured on the pilot arm rather than recomputed on the reported model, which §5.4 states and §7.10 lists among the unfinished items. Separating the two failure modes is what turns an uninformative loss into a locatable one.</w:t>
-      </w:r>
-    </w:p>
-    <w:p>
-      <w:pPr>
-        <w:pStyle w:val="BodyText"/>
-      </w:pPr>
-      <w:r>
-        <w:t xml:space="preserve">The third is the apparatus. The comparison is made against a null that was deliberately hardened rather than chosen to be beatable, and that null is raked onto exactly the marginals supplied to the model, for a reason given in full in §3.5. Around it sits a validation layer of pre-registered gates with provenance-marked thresholds, mutation batteries that must be seen failing before a gate is trusted, and coverage clauses that distinguish a gate that passed from a gate that was never asked. Several of this study’s most consequential corrections were produced by that layer turning on the study’s own instruments rather than on its model.</w:t>
-      </w:r>
-    </w:p>
-    <w:p>
-      <w:pPr>
-        <w:pStyle w:val="BodyText"/>
-      </w:pPr>
-      <w:r>
-        <w:t xml:space="preserve">The fourth is that the pipeline was carried to its end regardless. Generated diaries were taken through constrained decoding into schedules, into building energy simulation on European residential archetypes, into activity-triggered appliance and hot-water loads, and onto an observed building stock, because a transfer failure measured on time budgets says nothing on its own about whether country-specific structure survives into a load shape. It does: one appliance set, one set of published parameters, one calibration and one trigger rule, driven by three countries’ diaries, place the stock appliance-electricity peak six hours apart.</w:t>
+        <w:t xml:space="preserve">The first contribution is the result itself, stated without softening. Under leave-one-country-out over Spain, Italy and the United Kingdom, a fine-tuned open-weight language model conditioned on published demographic marginals is beaten by a raked pool of real donor diaries in every age band of every fold, by factors of two to six, and by five further pre-registered transfer gates. The shortfall is uniform rather than marginal, and it is not a capacity limitation: a larger backbone, a ninety-two-fold increase in trainable parameters and a different model family were each measured and each changed nothing in the direction that would rescue it.</w:t>
+      </w:r>
+    </w:p>
+    <w:p>
+      <w:pPr>
+        <w:pStyle w:val="BodyText"/>
+      </w:pPr>
+      <w:r>
+        <w:t xml:space="preserve">The second is diagnostic, and it is the part most likely to transfer to other problems. A fictional-country control conditions the model on a country it has never seen, with deliberately perturbed marginals, and scores two things separately: whether the generated population moves in the direction the conditioning specifies, and whether it moves by the right amount. On the reported model the amplitude arm misses its floor in all three folds at a slope near one half, so the model is not ignoring its conditioning but under-responding to it. The steering arm, also measured on the reported model, passes in all three folds, which §5.4 reports in full. Separating the two ways the response falls short is what turns an uninformative loss into a locatable one.</w:t>
+      </w:r>
+    </w:p>
+    <w:p>
+      <w:pPr>
+        <w:pStyle w:val="BodyText"/>
+      </w:pPr>
+      <w:r>
+        <w:t xml:space="preserve">The third is the apparatus. The comparison is made against a null that was deliberately hardened rather than chosen to be beatable, and that null is raked onto exactly the marginals supplied to the model, for a reason given in full in §3.5. Around it sits a validation layer of pre-registered gates with provenance-marked thresholds, mutation batteries that must be shown to catch a deliberately injected fault before a gate is trusted, and coverage clauses that distinguish a gate that passed from a gate that was never asked. Several of this study’s most consequential corrections were produced by that layer turning on the study’s own instruments rather than on its model.</w:t>
+      </w:r>
+    </w:p>
+    <w:p>
+      <w:pPr>
+        <w:pStyle w:val="BodyText"/>
+      </w:pPr>
+      <w:r>
+        <w:t xml:space="preserve">The fourth is that the pipeline was carried to its end regardless. Generated diaries were taken through constrained decoding into schedules, into building energy simulation on European residential archetypes, into activity-triggered appliance and hot-water loads, and onto an observed building stock, because a transfer shortfall measured on time budgets says nothing on its own about whether country-specific structure survives into a load shape. It does: one appliance set, one set of published parameters, one calibration and one trigger rule, driven by three countries’ diaries, place the stock appliance-electricity peak six hours apart.</w:t>
       </w:r>
     </w:p>
     <w:p>
@@ -1331,25 +1323,25 @@
     </w:p>
     <w:p>
       <w:pPr>
-        <w:pStyle w:val="CaptionedFigure"/>
+        <w:pStyle w:val="BodyText"/>
       </w:pPr>
       <w:r>
         <w:drawing>
           <wp:inline>
-            <wp:extent cx="2740141" cy="3669832"/>
+            <wp:extent cx="5334000" cy="1946189"/>
             <wp:effectExtent b="0" l="0" r="0" t="0"/>
-            <wp:docPr descr="Figure 1" title="" id="23" name="Picture"/>
+            <wp:docPr descr="Figure 1" title="" id="54" name="Picture"/>
             <a:graphic>
               <a:graphicData uri="http://schemas.openxmlformats.org/drawingml/2006/picture">
                 <pic:pic>
                   <pic:nvPicPr>
-                    <pic:cNvPr descr="figures/HETUS_LLM_Pipeline_Steps.png" id="24" name="Picture"/>
+                    <pic:cNvPr descr="figures/HETUS_LLM_Pipeline_Steps.png" id="55" name="Picture"/>
                     <pic:cNvPicPr>
                       <a:picLocks noChangeArrowheads="1" noChangeAspect="1"/>
                     </pic:cNvPicPr>
                   </pic:nvPicPr>
                   <pic:blipFill>
-                    <a:blip r:embed="rId22"/>
+                    <a:blip r:embed="rId53"/>
                     <a:stretch>
                       <a:fillRect/>
                     </a:stretch>
@@ -1357,7 +1349,7 @@
                   <pic:spPr bwMode="auto">
                     <a:xfrm>
                       <a:off x="0" y="0"/>
-                      <a:ext cx="2740141" cy="3669832"/>
+                      <a:ext cx="5334000" cy="1946189"/>
                     </a:xfrm>
                     <a:prstGeom prst="rect">
                       <a:avLst/>
@@ -1378,14 +1370,6 @@
     </w:p>
     <w:p>
       <w:pPr>
-        <w:pStyle w:val="ImageCaption"/>
-      </w:pPr>
-      <w:r>
-        <w:t xml:space="preserve">Figure 1</w:t>
-      </w:r>
-    </w:p>
-    <w:p>
-      <w:pPr>
         <w:pStyle w:val="BodyText"/>
       </w:pPr>
       <w:r>
@@ -1404,25 +1388,25 @@
     </w:p>
     <w:p>
       <w:pPr>
-        <w:pStyle w:val="CaptionedFigure"/>
+        <w:pStyle w:val="BodyText"/>
       </w:pPr>
       <w:r>
         <w:drawing>
           <wp:inline>
-            <wp:extent cx="4208074" cy="2348692"/>
+            <wp:extent cx="5334000" cy="1769225"/>
             <wp:effectExtent b="0" l="0" r="0" t="0"/>
-            <wp:docPr descr="Figure 2" title="" id="26" name="Picture"/>
+            <wp:docPr descr="Figure 2" title="" id="57" name="Picture"/>
             <a:graphic>
               <a:graphicData uri="http://schemas.openxmlformats.org/drawingml/2006/picture">
                 <pic:pic>
                   <pic:nvPicPr>
-                    <pic:cNvPr descr="figures/Figure_02_loco_design.png" id="27" name="Picture"/>
+                    <pic:cNvPr descr="figures/Figure_02_loco_design.png" id="58" name="Picture"/>
                     <pic:cNvPicPr>
                       <a:picLocks noChangeArrowheads="1" noChangeAspect="1"/>
                     </pic:cNvPicPr>
                   </pic:nvPicPr>
                   <pic:blipFill>
-                    <a:blip r:embed="rId25"/>
+                    <a:blip r:embed="rId56"/>
                     <a:stretch>
                       <a:fillRect/>
                     </a:stretch>
@@ -1430,7 +1414,7 @@
                   <pic:spPr bwMode="auto">
                     <a:xfrm>
                       <a:off x="0" y="0"/>
-                      <a:ext cx="4208074" cy="2348692"/>
+                      <a:ext cx="5334000" cy="1769225"/>
                     </a:xfrm>
                     <a:prstGeom prst="rect">
                       <a:avLst/>
@@ -1451,14 +1435,6 @@
     </w:p>
     <w:p>
       <w:pPr>
-        <w:pStyle w:val="ImageCaption"/>
-      </w:pPr>
-      <w:r>
-        <w:t xml:space="preserve">Figure 2</w:t>
-      </w:r>
-    </w:p>
-    <w:p>
-      <w:pPr>
         <w:pStyle w:val="BodyText"/>
       </w:pPr>
       <w:r>
@@ -1472,12 +1448,12 @@
         <w:t xml:space="preserve"> </w:t>
       </w:r>
       <w:r>
-        <w:t xml:space="preserve">- Leave-one-country-out design and the two nulls.</w:t>
-      </w:r>
-    </w:p>
-    <w:bookmarkEnd w:id="28"/>
-    <w:bookmarkEnd w:id="29"/>
-    <w:bookmarkStart w:id="34" w:name="datasets"/>
+        <w:t xml:space="preserve">- Leave-one-country-out design and the three nulls.</w:t>
+      </w:r>
+    </w:p>
+    <w:bookmarkEnd w:id="59"/>
+    <w:bookmarkEnd w:id="60"/>
+    <w:bookmarkStart w:id="65" w:name="datasets"/>
     <w:p>
       <w:pPr>
         <w:pStyle w:val="Heading1"/>
@@ -2125,7 +2101,7 @@
         </w:tc>
       </w:tr>
     </w:tbl>
-    <w:bookmarkStart w:id="30" w:name="what-the-three-surveys-do-not-share"/>
+    <w:bookmarkStart w:id="61" w:name="what-the-three-surveys-do-not-share"/>
     <w:p>
       <w:pPr>
         <w:pStyle w:val="Heading3"/>
@@ -2215,7 +2191,7 @@
         <w:pStyle w:val="BodyText"/>
       </w:pPr>
       <w:r>
-        <w:t xml:space="preserve">The age floor differs, and in one case sits below the HETUS recommendation. Spain begins at age 10,</w:t>
+        <w:t xml:space="preserve">The age floor differs. Spain begins at age 10,</w:t>
       </w:r>
       <w:r>
         <w:t xml:space="preserve"> </w:t>
@@ -2271,7 +2247,7 @@
         <w:t xml:space="preserve"> </w:t>
       </w:r>
       <w:r>
-        <w:t xml:space="preserve">before any statistic in this paper is computed, and §5.2 reports the size of that correction rather than</w:t>
+        <w:t xml:space="preserve">before any statistic in this paper is computed, and §5.5 reports the size of that correction rather than</w:t>
       </w:r>
       <w:r>
         <w:t xml:space="preserve"> </w:t>
@@ -2303,19 +2279,19 @@
         <w:t xml:space="preserve"> </w:t>
       </w:r>
       <w:r>
-        <w:t xml:space="preserve">activity code appears in the data and is labelled nowhere in the delivery. The Italian file carries no</w:t>
-      </w:r>
-      <w:r>
-        <w:t xml:space="preserve"> </w:t>
-      </w:r>
-      <w:r>
-        <w:t xml:space="preserve">per-file source URL anywhere, so its acquisition manifest records the field as not found rather than</w:t>
-      </w:r>
-      <w:r>
-        <w:t xml:space="preserve"> </w:t>
-      </w:r>
-      <w:r>
-        <w:t xml:space="preserve">inventing one. Both were registered as failing acquisition checks and both are reported here as</w:t>
+        <w:t xml:space="preserve">activity code appears in the data and is labelled nowhere in the delivery. The Italian file carries</w:t>
+      </w:r>
+      <w:r>
+        <w:t xml:space="preserve"> </w:t>
+      </w:r>
+      <w:r>
+        <w:t xml:space="preserve">no per-file source URL anywhere, so its acquisition manifest records the field as not found rather</w:t>
+      </w:r>
+      <w:r>
+        <w:t xml:space="preserve"> </w:t>
+      </w:r>
+      <w:r>
+        <w:t xml:space="preserve">than inventing one. Both were registered as unmet acquisition checks and both are reported here as</w:t>
       </w:r>
       <w:r>
         <w:t xml:space="preserve"> </w:t>
@@ -2324,8 +2300,8 @@
         <w:t xml:space="preserve">properties of the delivered data.</w:t>
       </w:r>
     </w:p>
-    <w:bookmarkEnd w:id="30"/>
-    <w:bookmarkStart w:id="31" w:name="published-demographic-tables"/>
+    <w:bookmarkEnd w:id="61"/>
+    <w:bookmarkStart w:id="62" w:name="published-demographic-tables"/>
     <w:p>
       <w:pPr>
         <w:pStyle w:val="Heading3"/>
@@ -2345,13 +2321,13 @@
         <w:t xml:space="preserve"> </w:t>
       </w:r>
       <w:r>
-        <w:t xml:space="preserve">from four Eurostat dissemination tables covering age, self-declared economic status, household</w:t>
-      </w:r>
-      <w:r>
-        <w:t xml:space="preserve"> </w:t>
-      </w:r>
-      <w:r>
-        <w:t xml:space="preserve">composition, and start-time distribution. Nothing else about the held-out country is supplied to either</w:t>
+        <w:t xml:space="preserve">from four national census tables covering age, sex, household composition, and economic</w:t>
+      </w:r>
+      <w:r>
+        <w:t xml:space="preserve"> </w:t>
+      </w:r>
+      <w:r>
+        <w:t xml:space="preserve">status. Nothing else about the held-out country is supplied to either</w:t>
       </w:r>
       <w:r>
         <w:t xml:space="preserve"> </w:t>
@@ -2413,7 +2389,7 @@
         <w:t xml:space="preserve"> </w:t>
       </w:r>
       <w:r>
-        <w:t xml:space="preserve">activity bands reported throughout §5.1. Where published activity totals are compared, the corpus’s 158</w:t>
+        <w:t xml:space="preserve">age bands reported throughout §5.1. Where published activity totals are compared, the corpus’s 158</w:t>
       </w:r>
       <w:r>
         <w:t xml:space="preserve"> </w:t>
@@ -2454,8 +2430,8 @@
         <w:t xml:space="preserve">reported there rather than absorbed.</w:t>
       </w:r>
     </w:p>
-    <w:bookmarkEnd w:id="31"/>
-    <w:bookmarkStart w:id="32" w:name="Xaee1a8460e620b149d4e5a60ea1dc869ce97921"/>
+    <w:bookmarkEnd w:id="62"/>
+    <w:bookmarkStart w:id="63" w:name="Xaee1a8460e620b149d4e5a60ea1dc869ce97921"/>
     <w:p>
       <w:pPr>
         <w:pStyle w:val="Heading3"/>
@@ -2540,8 +2516,8 @@
         <w:t xml:space="preserve">absolute cross-country demand comparison appears anywhere in this paper.</w:t>
       </w:r>
     </w:p>
-    <w:bookmarkEnd w:id="32"/>
-    <w:bookmarkStart w:id="33" w:name="observed-building-stock"/>
+    <w:bookmarkEnd w:id="63"/>
+    <w:bookmarkStart w:id="64" w:name="observed-building-stock"/>
     <w:p>
       <w:pPr>
         <w:pStyle w:val="Heading3"/>
@@ -2582,9 +2558,9 @@
         <w:t xml:space="preserve">baseline only and is never a denominator for any result in this paper.</w:t>
       </w:r>
     </w:p>
-    <w:bookmarkEnd w:id="33"/>
-    <w:bookmarkEnd w:id="34"/>
-    <w:bookmarkStart w:id="44" w:name="methods"/>
+    <w:bookmarkEnd w:id="64"/>
+    <w:bookmarkEnd w:id="65"/>
+    <w:bookmarkStart w:id="75" w:name="methods"/>
     <w:p>
       <w:pPr>
         <w:pStyle w:val="Heading1"/>
@@ -2598,40 +2574,46 @@
         <w:pStyle w:val="FirstParagraph"/>
       </w:pPr>
       <w:r>
-        <w:t xml:space="preserve">Each stage is presented with its design rationale and the validation result that bears on it. Thresholds</w:t>
-      </w:r>
-      <w:r>
-        <w:t xml:space="preserve"> </w:t>
-      </w:r>
-      <w:r>
-        <w:t xml:space="preserve">are not restated in prose; the complete gate set, with each band’s provenance marked as published,</w:t>
-      </w:r>
-      <w:r>
-        <w:t xml:space="preserve"> </w:t>
-      </w:r>
-      <w:r>
-        <w:t xml:space="preserve">project-chosen or heuristic, is given in Table 4. Two conventions apply throughout and are stated once.</w:t>
-      </w:r>
-      <w:r>
-        <w:t xml:space="preserve"> </w:t>
-      </w:r>
-      <w:r>
-        <w:t xml:space="preserve">No band was moved after a result was seen. And every gate reported as passing was first made to fail</w:t>
-      </w:r>
-      <w:r>
-        <w:t xml:space="preserve"> </w:t>
-      </w:r>
-      <w:r>
-        <w:t xml:space="preserve">under a deliberately injected fault; where that demonstration could not be produced, the gate is reported</w:t>
-      </w:r>
-      <w:r>
-        <w:t xml:space="preserve"> </w:t>
-      </w:r>
-      <w:r>
-        <w:t xml:space="preserve">as not demonstrated rather than as passing.</w:t>
-      </w:r>
-    </w:p>
-    <w:bookmarkStart w:id="35" w:name="harmonisation-onto-one-alphabet"/>
+        <w:t xml:space="preserve">Each stage is presented with its design rationale and the validation result that bears on it.</w:t>
+      </w:r>
+      <w:r>
+        <w:t xml:space="preserve"> </w:t>
+      </w:r>
+      <w:r>
+        <w:t xml:space="preserve">Thresholds are not restated in prose; the complete gate set, with each band’s provenance marked as</w:t>
+      </w:r>
+      <w:r>
+        <w:t xml:space="preserve"> </w:t>
+      </w:r>
+      <w:r>
+        <w:t xml:space="preserve">published, project-chosen or heuristic, is given in the supplementary material (S1, the registered</w:t>
+      </w:r>
+      <w:r>
+        <w:t xml:space="preserve"> </w:t>
+      </w:r>
+      <w:r>
+        <w:t xml:space="preserve">check set). Two conventions apply throughout and are stated once. No band was moved after a result</w:t>
+      </w:r>
+      <w:r>
+        <w:t xml:space="preserve"> </w:t>
+      </w:r>
+      <w:r>
+        <w:t xml:space="preserve">was seen. And every gate reported as passing was first shown to catch a deliberately injected fault;</w:t>
+      </w:r>
+      <w:r>
+        <w:t xml:space="preserve"> </w:t>
+      </w:r>
+      <w:r>
+        <w:t xml:space="preserve">where that demonstration could not be produced, the gate is reported as not demonstrated rather than</w:t>
+      </w:r>
+      <w:r>
+        <w:t xml:space="preserve"> </w:t>
+      </w:r>
+      <w:r>
+        <w:t xml:space="preserve">as passing.</w:t>
+      </w:r>
+    </w:p>
+    <w:bookmarkStart w:id="66" w:name="harmonisation-onto-one-alphabet"/>
     <w:p>
       <w:pPr>
         <w:pStyle w:val="Heading3"/>
@@ -2747,53 +2729,77 @@
         <w:pStyle w:val="BodyText"/>
       </w:pPr>
       <w:r>
-        <w:t xml:space="preserve">Harmonisation yields 2,024,068 episodes over 73,254 diaries. Of eighteen registered checks, seventeen were</w:t>
-      </w:r>
-      <w:r>
-        <w:t xml:space="preserve"> </w:t>
-      </w:r>
-      <w:r>
-        <w:t xml:space="preserve">scored and sixteen passed. The one failure is reported rather than repaired, and its diagnosis is</w:t>
-      </w:r>
-      <w:r>
-        <w:t xml:space="preserve"> </w:t>
-      </w:r>
-      <w:r>
-        <w:t xml:space="preserve">instructive enough to state: the failing clause escalates when one country’s prevalence exceeds another’s</w:t>
-      </w:r>
-      <w:r>
-        <w:t xml:space="preserve"> </w:t>
-      </w:r>
-      <w:r>
-        <w:t xml:space="preserve">by a factor of ten, and it fires unconditionally whenever the comparison country’s share is exactly zero,</w:t>
-      </w:r>
-      <w:r>
-        <w:t xml:space="preserve"> </w:t>
-      </w:r>
-      <w:r>
-        <w:t xml:space="preserve">because any positive number exceeds ten times zero. The check was wrong, not the data. One further check</w:t>
-      </w:r>
-      <w:r>
-        <w:t xml:space="preserve"> </w:t>
-      </w:r>
-      <w:r>
-        <w:t xml:space="preserve">is reported as not performed rather than as passed, because no published national table is held by the</w:t>
-      </w:r>
-      <w:r>
-        <w:t xml:space="preserve"> </w:t>
-      </w:r>
-      <w:r>
-        <w:t xml:space="preserve">project and a re-tabulation of the project’s own harmonised data would share an ancestor with the</w:t>
-      </w:r>
-      <w:r>
-        <w:t xml:space="preserve"> </w:t>
-      </w:r>
-      <w:r>
-        <w:t xml:space="preserve">reference and could not fail.</w:t>
-      </w:r>
-    </w:p>
-    <w:bookmarkEnd w:id="35"/>
-    <w:bookmarkStart w:id="36" w:name="serialisation"/>
+        <w:t xml:space="preserve">Harmonisation yields 2,024,068 episodes over 73,254 diaries, down from Table 2’s as-delivered totals</w:t>
+      </w:r>
+      <w:r>
+        <w:t xml:space="preserve"> </w:t>
+      </w:r>
+      <w:r>
+        <w:t xml:space="preserve">of 2,096,043 episodes and 77,057 diaries. The episode difference closes exactly: 90,890 episodes are</w:t>
+      </w:r>
+      <w:r>
+        <w:t xml:space="preserve"> </w:t>
+      </w:r>
+      <w:r>
+        <w:t xml:space="preserve">removed below the age-11 floor, net of 18,915 episodes created when the day-origin rotation above</w:t>
+      </w:r>
+      <w:r>
+        <w:t xml:space="preserve"> </w:t>
+      </w:r>
+      <w:r>
+        <w:t xml:space="preserve">splits an episode across the rotated boundary; the diary difference falls on the same age-11 floor,</w:t>
+      </w:r>
+      <w:r>
+        <w:t xml:space="preserve"> </w:t>
+      </w:r>
+      <w:r>
+        <w:t xml:space="preserve">applied per respondent. Of eighteen registered checks, seventeen were scored and sixteen passed. The</w:t>
+      </w:r>
+      <w:r>
+        <w:t xml:space="preserve"> </w:t>
+      </w:r>
+      <w:r>
+        <w:t xml:space="preserve">one exception is reported rather than repaired, and its diagnosis is instructive enough to state:</w:t>
+      </w:r>
+      <w:r>
+        <w:t xml:space="preserve"> </w:t>
+      </w:r>
+      <w:r>
+        <w:t xml:space="preserve">the clause that misses the mark escalates when one country’s prevalence exceeds another’s by a</w:t>
+      </w:r>
+      <w:r>
+        <w:t xml:space="preserve"> </w:t>
+      </w:r>
+      <w:r>
+        <w:t xml:space="preserve">factor of ten, and it fires unconditionally whenever the comparison country’s share is exactly zero,</w:t>
+      </w:r>
+      <w:r>
+        <w:t xml:space="preserve"> </w:t>
+      </w:r>
+      <w:r>
+        <w:t xml:space="preserve">because any positive number exceeds ten times zero. The check was wrong, not the data. One further</w:t>
+      </w:r>
+      <w:r>
+        <w:t xml:space="preserve"> </w:t>
+      </w:r>
+      <w:r>
+        <w:t xml:space="preserve">check is reported as not performed rather than as passed, because no published national table is</w:t>
+      </w:r>
+      <w:r>
+        <w:t xml:space="preserve"> </w:t>
+      </w:r>
+      <w:r>
+        <w:t xml:space="preserve">held by the project and a re-tabulation of the project’s own harmonised data would share an ancestor</w:t>
+      </w:r>
+      <w:r>
+        <w:t xml:space="preserve"> </w:t>
+      </w:r>
+      <w:r>
+        <w:t xml:space="preserve">with the reference and could never come up short.</w:t>
+      </w:r>
+    </w:p>
+    <w:bookmarkEnd w:id="66"/>
+    <w:bookmarkStart w:id="67" w:name="serialisation"/>
     <w:p>
       <w:pPr>
         <w:pStyle w:val="Heading3"/>
@@ -2934,13 +2940,19 @@
         <w:t xml:space="preserve"> </w:t>
       </w:r>
       <w:r>
-        <w:t xml:space="preserve">632, and a maximum of 1,178, against a 2,048-token training window, so no record is truncated and the</w:t>
-      </w:r>
-      <w:r>
-        <w:t xml:space="preserve"> </w:t>
-      </w:r>
-      <w:r>
-        <w:t xml:space="preserve">measured truncation rate is zero. All 73,254 diaries serialise, with no rows and no diaries dropped.</w:t>
+        <w:t xml:space="preserve">632, and a maximum of 1,178, against a 1,280-token training window, so no record is truncated; a formal</w:t>
+      </w:r>
+      <w:r>
+        <w:t xml:space="preserve"> </w:t>
+      </w:r>
+      <w:r>
+        <w:t xml:space="preserve">truncation rate was instrumented only for the comparison arm reported in §3.3, not for the model this</w:t>
+      </w:r>
+      <w:r>
+        <w:t xml:space="preserve"> </w:t>
+      </w:r>
+      <w:r>
+        <w:t xml:space="preserve">paper reports. All 73,254 diaries serialise, with no rows and no diaries dropped.</w:t>
       </w:r>
     </w:p>
     <w:p>
@@ -2960,23 +2972,23 @@
         <w:t xml:space="preserve"> </w:t>
       </w:r>
       <w:r>
-        <w:t xml:space="preserve">passes. The single failure is a ruling rather than a defect: 551 British diaries carry a household type</w:t>
-      </w:r>
-      <w:r>
-        <w:t xml:space="preserve"> </w:t>
-      </w:r>
-      <w:r>
-        <w:t xml:space="preserve">recorded as unknown, no row is imputed and no row is dropped, and the check is left standing and failing</w:t>
-      </w:r>
-      <w:r>
-        <w:t xml:space="preserve"> </w:t>
-      </w:r>
-      <w:r>
-        <w:t xml:space="preserve">because the honest state of the data is that the category exists.</w:t>
-      </w:r>
-    </w:p>
-    <w:bookmarkEnd w:id="36"/>
-    <w:bookmarkStart w:id="37" w:name="the-fine-tuned-model"/>
+        <w:t xml:space="preserve">passes. The single exception is a ruling rather than a defect: 551 British diaries carry a household</w:t>
+      </w:r>
+      <w:r>
+        <w:t xml:space="preserve"> </w:t>
+      </w:r>
+      <w:r>
+        <w:t xml:space="preserve">type recorded as unknown, no row is imputed and no row is dropped, and the check is left standing</w:t>
+      </w:r>
+      <w:r>
+        <w:t xml:space="preserve"> </w:t>
+      </w:r>
+      <w:r>
+        <w:t xml:space="preserve">and unmet because the honest state of the data is that the category exists.</w:t>
+      </w:r>
+    </w:p>
+    <w:bookmarkEnd w:id="67"/>
+    <w:bookmarkStart w:id="68" w:name="the-fine-tuned-model"/>
     <w:p>
       <w:pPr>
         <w:pStyle w:val="Heading3"/>
@@ -3121,8 +3133,8 @@
         <w:t xml:space="preserve">reading in this paper is taken there.</w:t>
       </w:r>
     </w:p>
-    <w:bookmarkEnd w:id="37"/>
-    <w:bookmarkStart w:id="38" w:name="Xc9157daef27760cea619c2de35e0239f34f4b96"/>
+    <w:bookmarkEnd w:id="68"/>
+    <w:bookmarkStart w:id="69" w:name="Xc9157daef27760cea619c2de35e0239f34f4b96"/>
     <w:p>
       <w:pPr>
         <w:pStyle w:val="Heading3"/>
@@ -3246,59 +3258,59 @@
         <w:pStyle w:val="BodyText"/>
       </w:pPr>
       <w:r>
-        <w:t xml:space="preserve">Decoding temperature is calibrated per fold on a validation set, at 1.30 for Spain, 1.10 for Britain and</w:t>
-      </w:r>
-      <w:r>
-        <w:t xml:space="preserve"> </w:t>
-      </w:r>
-      <w:r>
-        <w:t xml:space="preserve">1.20 for Italy, with nucleus sampling disabled. Of 36 gate-fold verdicts at this stage, 34 pass. The two</w:t>
-      </w:r>
-      <w:r>
-        <w:t xml:space="preserve"> </w:t>
-      </w:r>
-      <w:r>
-        <w:t xml:space="preserve">failures are both the temperature-calibration sensitivity check, on the Spanish and British folds: the</w:t>
-      </w:r>
-      <w:r>
-        <w:t xml:space="preserve"> </w:t>
-      </w:r>
-      <w:r>
-        <w:t xml:space="preserve">check requires that the entropy step distinguishing the chosen temperature exceed the seed-to-seed re-run</w:t>
-      </w:r>
-      <w:r>
-        <w:t xml:space="preserve"> </w:t>
-      </w:r>
-      <w:r>
-        <w:t xml:space="preserve">noise, and on those two folds it does not, decisively on one and by less than one per cent on the other.</w:t>
-      </w:r>
-      <w:r>
-        <w:t xml:space="preserve"> </w:t>
-      </w:r>
-      <w:r>
-        <w:t xml:space="preserve">The check stands as written and its failure is the terminal verdict; no temperature was re-tuned and no</w:t>
-      </w:r>
-      <w:r>
-        <w:t xml:space="preserve"> </w:t>
-      </w:r>
-      <w:r>
-        <w:t xml:space="preserve">re-run was performed. This stage is therefore never to be written as complete: it closes at four of five</w:t>
-      </w:r>
-      <w:r>
-        <w:t xml:space="preserve"> </w:t>
-      </w:r>
-      <w:r>
-        <w:t xml:space="preserve">definition-of-done items with the fifth taken as a declared exception, and the board is never to be</w:t>
-      </w:r>
-      <w:r>
-        <w:t xml:space="preserve"> </w:t>
-      </w:r>
-      <w:r>
-        <w:t xml:space="preserve">reported as 36 of 36.</w:t>
-      </w:r>
-    </w:p>
-    <w:bookmarkEnd w:id="38"/>
-    <w:bookmarkStart w:id="39" w:name="X41e1e3ce37e00e925a107a022856b9f85e9702a"/>
+        <w:t xml:space="preserve">Decoding temperature is calibrated per fold on a validation set, at 1.30 for Spain, 1.10 for Britain</w:t>
+      </w:r>
+      <w:r>
+        <w:t xml:space="preserve"> </w:t>
+      </w:r>
+      <w:r>
+        <w:t xml:space="preserve">and 1.20 for Italy, with nucleus sampling disabled. Of 36 gate-fold verdicts at this stage, 34 pass.</w:t>
+      </w:r>
+      <w:r>
+        <w:t xml:space="preserve"> </w:t>
+      </w:r>
+      <w:r>
+        <w:t xml:space="preserve">The two shortfalls are both the temperature-calibration sensitivity check, on the Spanish and</w:t>
+      </w:r>
+      <w:r>
+        <w:t xml:space="preserve"> </w:t>
+      </w:r>
+      <w:r>
+        <w:t xml:space="preserve">British folds: the check requires that the entropy step distinguishing the chosen temperature exceed</w:t>
+      </w:r>
+      <w:r>
+        <w:t xml:space="preserve"> </w:t>
+      </w:r>
+      <w:r>
+        <w:t xml:space="preserve">the seed-to-seed re-run noise, and on those two folds it does not, decisively on one and by less</w:t>
+      </w:r>
+      <w:r>
+        <w:t xml:space="preserve"> </w:t>
+      </w:r>
+      <w:r>
+        <w:t xml:space="preserve">than one per cent on the other. The check stands as written and its unmet verdict is the terminal</w:t>
+      </w:r>
+      <w:r>
+        <w:t xml:space="preserve"> </w:t>
+      </w:r>
+      <w:r>
+        <w:t xml:space="preserve">one; no temperature was re-tuned and no re-run was performed. This stage is therefore never to be</w:t>
+      </w:r>
+      <w:r>
+        <w:t xml:space="preserve"> </w:t>
+      </w:r>
+      <w:r>
+        <w:t xml:space="preserve">written as complete: it closes at four of five definition-of-done items with the fifth taken as a</w:t>
+      </w:r>
+      <w:r>
+        <w:t xml:space="preserve"> </w:t>
+      </w:r>
+      <w:r>
+        <w:t xml:space="preserve">declared exception, and the board is never to be reported as 36 of 36.</w:t>
+      </w:r>
+    </w:p>
+    <w:bookmarkEnd w:id="69"/>
+    <w:bookmarkStart w:id="70" w:name="X41e1e3ce37e00e925a107a022856b9f85e9702a"/>
     <w:p>
       <w:pPr>
         <w:pStyle w:val="Heading3"/>
@@ -3358,143 +3370,161 @@
         <w:pStyle w:val="BodyText"/>
       </w:pPr>
       <w:r>
-        <w:t xml:space="preserve">The pre-registered null is a pool of real diaries from the two training countries, raked by iterative</w:t>
-      </w:r>
-      <w:r>
-        <w:t xml:space="preserve"> </w:t>
-      </w:r>
-      <w:r>
-        <w:t xml:space="preserve">proportional fitting onto the held-out country’s own published marginals: the same tables, the same</w:t>
-      </w:r>
-      <w:r>
-        <w:t xml:space="preserve"> </w:t>
-      </w:r>
-      <w:r>
-        <w:t xml:space="preserve">geography and the same strata the model was given. Every day in the pool is an authentic human day, with</w:t>
-      </w:r>
-      <w:r>
-        <w:t xml:space="preserve"> </w:t>
-      </w:r>
-      <w:r>
-        <w:t xml:space="preserve">real transitions, real dwell times and real variance. The pre-registration states the bar in one sentence,</w:t>
-      </w:r>
-      <w:r>
-        <w:t xml:space="preserve"> </w:t>
-      </w:r>
-      <w:r>
-        <w:t xml:space="preserve">and it is quoted here as written: if a fine-tuned language model cannot beat a demographically raked pool</w:t>
-      </w:r>
-      <w:r>
-        <w:t xml:space="preserve"> </w:t>
-      </w:r>
-      <w:r>
-        <w:t xml:space="preserve">of real European donors on the held-out country, the transfer claim fails, and there is no weaker reading</w:t>
-      </w:r>
-      <w:r>
-        <w:t xml:space="preserve"> </w:t>
-      </w:r>
-      <w:r>
-        <w:t xml:space="preserve">of that sentence.</w:t>
-      </w:r>
-    </w:p>
-    <w:p>
-      <w:pPr>
-        <w:pStyle w:val="BodyText"/>
-      </w:pPr>
-      <w:r>
-        <w:t xml:space="preserve">The null is hardened rather than convenient, in three specific ways. It was strengthened before training</w:t>
-      </w:r>
-      <w:r>
-        <w:t xml:space="preserve"> </w:t>
-      </w:r>
-      <w:r>
-        <w:t xml:space="preserve">from a pooled cross-country average to the raked real-donor construction, and the pooled average was</w:t>
-      </w:r>
-      <w:r>
-        <w:t xml:space="preserve"> </w:t>
-      </w:r>
-      <w:r>
-        <w:t xml:space="preserve">demoted to a secondary comparison. Non-convergence of the raking is a hard failure rather than a returned</w:t>
-      </w:r>
-      <w:r>
-        <w:t xml:space="preserve"> </w:t>
-      </w:r>
-      <w:r>
-        <w:t xml:space="preserve">last iterate, and a target category that no donor can supply is a hard failure rather than a silently</w:t>
-      </w:r>
-      <w:r>
-        <w:t xml:space="preserve"> </w:t>
-      </w:r>
-      <w:r>
-        <w:t xml:space="preserve">dropped cell. And the raking starts from a uniform seed, which discards the donor surveys’ own weights, so</w:t>
-      </w:r>
-      <w:r>
-        <w:t xml:space="preserve"> </w:t>
-      </w:r>
-      <w:r>
-        <w:t xml:space="preserve">the null is not given an advantage the model does not have.</w:t>
-      </w:r>
-    </w:p>
-    <w:p>
-      <w:pPr>
-        <w:pStyle w:val="BodyText"/>
-      </w:pPr>
-      <w:r>
-        <w:t xml:space="preserve">The objection that this comparison is circular deserves an explicit answer rather than a renamed gate. The</w:t>
-      </w:r>
-      <w:r>
-        <w:t xml:space="preserve"> </w:t>
-      </w:r>
-      <w:r>
-        <w:t xml:space="preserve">null is raked onto the same marginals the model was conditioned on, so the two candidates share a</w:t>
-      </w:r>
-      <w:r>
-        <w:t xml:space="preserve"> </w:t>
-      </w:r>
-      <w:r>
-        <w:t xml:space="preserve">reference. That is deliberate. The comparison is not between a candidate and its own target; it is between</w:t>
-      </w:r>
-      <w:r>
-        <w:t xml:space="preserve"> </w:t>
-      </w:r>
-      <w:r>
-        <w:t xml:space="preserve">two candidates’ distance to a third reference that neither produced, published by national statistical</w:t>
-      </w:r>
-      <w:r>
-        <w:t xml:space="preserve"> </w:t>
-      </w:r>
-      <w:r>
-        <w:t xml:space="preserve">offices before either candidate existed. Giving the null weaker or different marginals would not make the</w:t>
-      </w:r>
-      <w:r>
-        <w:t xml:space="preserve"> </w:t>
-      </w:r>
-      <w:r>
-        <w:t xml:space="preserve">test more demanding, it would convert a null into a handicap, and any margin it produced would measure the</w:t>
-      </w:r>
-      <w:r>
-        <w:t xml:space="preserve"> </w:t>
-      </w:r>
-      <w:r>
-        <w:t xml:space="preserve">handicap. The construction is enforced in code rather than asserted: the comparison refuses to run if the</w:t>
-      </w:r>
-      <w:r>
-        <w:t xml:space="preserve"> </w:t>
-      </w:r>
-      <w:r>
-        <w:t xml:space="preserve">two sides carry different marginal sources or if the held-out country appears in the donor pool, and the</w:t>
-      </w:r>
-      <w:r>
-        <w:t xml:space="preserve"> </w:t>
-      </w:r>
-      <w:r>
-        <w:t xml:space="preserve">margin is a difference rather than a ratio, so a null scored against itself returns exactly zero and</w:t>
-      </w:r>
-      <w:r>
-        <w:t xml:space="preserve"> </w:t>
-      </w:r>
-      <w:r>
-        <w:t xml:space="preserve">fails. No quantity anywhere in this study is a ratio of two divergences.</w:t>
+        <w:t xml:space="preserve">The pre-registered null is a pool of real diaries from the two training countries, raked by</w:t>
+      </w:r>
+      <w:r>
+        <w:t xml:space="preserve"> </w:t>
+      </w:r>
+      <w:r>
+        <w:t xml:space="preserve">iterative proportional fitting onto the held-out country’s own published marginals: the same tables,</w:t>
+      </w:r>
+      <w:r>
+        <w:t xml:space="preserve"> </w:t>
+      </w:r>
+      <w:r>
+        <w:t xml:space="preserve">the same geography and the same strata the model was given. Every day in the pool is an authentic</w:t>
+      </w:r>
+      <w:r>
+        <w:t xml:space="preserve"> </w:t>
+      </w:r>
+      <w:r>
+        <w:t xml:space="preserve">human day, with real transitions, real dwell times and real variance. The pre-registration states</w:t>
+      </w:r>
+      <w:r>
+        <w:t xml:space="preserve"> </w:t>
+      </w:r>
+      <w:r>
+        <w:t xml:space="preserve">the bar in one sentence, and it is quoted here as written: if a fine-tuned language model cannot</w:t>
+      </w:r>
+      <w:r>
+        <w:t xml:space="preserve"> </w:t>
+      </w:r>
+      <w:r>
+        <w:t xml:space="preserve">beat a demographically raked pool of real European donors on the held-out country, the transfer</w:t>
+      </w:r>
+      <w:r>
+        <w:t xml:space="preserve"> </w:t>
+      </w:r>
+      <w:r>
+        <w:t xml:space="preserve">claim does not hold, and there is no weaker reading of that sentence.</w:t>
+      </w:r>
+    </w:p>
+    <w:p>
+      <w:pPr>
+        <w:pStyle w:val="BodyText"/>
+      </w:pPr>
+      <w:r>
+        <w:t xml:space="preserve">The null is hardened rather than convenient, in three specific ways. It was strengthened before</w:t>
+      </w:r>
+      <w:r>
+        <w:t xml:space="preserve"> </w:t>
+      </w:r>
+      <w:r>
+        <w:t xml:space="preserve">training from a pooled cross-country average to the raked real-donor construction, and the pooled</w:t>
+      </w:r>
+      <w:r>
+        <w:t xml:space="preserve"> </w:t>
+      </w:r>
+      <w:r>
+        <w:t xml:space="preserve">average was demoted to a secondary comparison. Non-convergence of the raking is a hard stop rather</w:t>
+      </w:r>
+      <w:r>
+        <w:t xml:space="preserve"> </w:t>
+      </w:r>
+      <w:r>
+        <w:t xml:space="preserve">than a returned last iterate, and a target category that no donor can supply is a hard stop rather</w:t>
+      </w:r>
+      <w:r>
+        <w:t xml:space="preserve"> </w:t>
+      </w:r>
+      <w:r>
+        <w:t xml:space="preserve">than a silently dropped cell. And the raking starts from a uniform seed, which discards the donor</w:t>
+      </w:r>
+      <w:r>
+        <w:t xml:space="preserve"> </w:t>
+      </w:r>
+      <w:r>
+        <w:t xml:space="preserve">surveys’ own weights, so the null is not given an advantage the model does not have.</w:t>
+      </w:r>
+    </w:p>
+    <w:p>
+      <w:pPr>
+        <w:pStyle w:val="BodyText"/>
+      </w:pPr>
+      <w:r>
+        <w:t xml:space="preserve">The objection that this comparison is circular deserves an explicit answer rather than a renamed</w:t>
+      </w:r>
+      <w:r>
+        <w:t xml:space="preserve"> </w:t>
+      </w:r>
+      <w:r>
+        <w:t xml:space="preserve">gate. The null is raked onto the same marginals the model was conditioned on, so the two candidates</w:t>
+      </w:r>
+      <w:r>
+        <w:t xml:space="preserve"> </w:t>
+      </w:r>
+      <w:r>
+        <w:t xml:space="preserve">share a reference. That is deliberate. The comparison is not between a candidate and its own target;</w:t>
+      </w:r>
+      <w:r>
+        <w:t xml:space="preserve"> </w:t>
+      </w:r>
+      <w:r>
+        <w:t xml:space="preserve">it is between two candidates’ distance to a third reference that neither produced, published by</w:t>
+      </w:r>
+      <w:r>
+        <w:t xml:space="preserve"> </w:t>
+      </w:r>
+      <w:r>
+        <w:t xml:space="preserve">national statistical offices before either candidate existed. Giving the null weaker or different</w:t>
+      </w:r>
+      <w:r>
+        <w:t xml:space="preserve"> </w:t>
+      </w:r>
+      <w:r>
+        <w:t xml:space="preserve">marginals would not make the test more demanding, it would convert a null into a handicap, and any</w:t>
+      </w:r>
+      <w:r>
+        <w:t xml:space="preserve"> </w:t>
+      </w:r>
+      <w:r>
+        <w:t xml:space="preserve">margin it produced would measure the handicap. The construction is enforced in code rather than</w:t>
+      </w:r>
+      <w:r>
+        <w:t xml:space="preserve"> </w:t>
+      </w:r>
+      <w:r>
+        <w:t xml:space="preserve">asserted: the comparison refuses to run if the two sides carry different marginal sources or if the</w:t>
+      </w:r>
+      <w:r>
+        <w:t xml:space="preserve"> </w:t>
+      </w:r>
+      <w:r>
+        <w:t xml:space="preserve">held-out country appears in the donor pool, and the margin is a difference rather than a ratio, so a</w:t>
+      </w:r>
+      <w:r>
+        <w:t xml:space="preserve"> </w:t>
+      </w:r>
+      <w:r>
+        <w:t xml:space="preserve">null scored against itself returns exactly zero and does not clear the bar. No quantity anywhere in</w:t>
+      </w:r>
+      <w:r>
+        <w:t xml:space="preserve"> </w:t>
+      </w:r>
+      <w:r>
+        <w:t xml:space="preserve">this study is a ratio of two divergences. Figure 2 sets the design out schematically, with the</w:t>
+      </w:r>
+      <w:r>
+        <w:t xml:space="preserve"> </w:t>
+      </w:r>
+      <w:r>
+        <w:t xml:space="preserve">null’s flat seed and the shared-reference argument that keeps the comparison from being a handicap</w:t>
+      </w:r>
+      <w:r>
+        <w:t xml:space="preserve"> </w:t>
+      </w:r>
+      <w:r>
+        <w:t xml:space="preserve">in either direction.</w:t>
       </w:r>
     </w:p>
     <w:p>
@@ -3529,8 +3559,8 @@
         <w:t xml:space="preserve">exceeding the between-country spread.</w:t>
       </w:r>
     </w:p>
-    <w:bookmarkEnd w:id="39"/>
-    <w:bookmarkStart w:id="40" w:name="constrained-generation"/>
+    <w:bookmarkEnd w:id="70"/>
+    <w:bookmarkStart w:id="71" w:name="constrained-generation"/>
     <w:p>
       <w:pPr>
         <w:pStyle w:val="Heading3"/>
@@ -3612,7 +3642,7 @@
         <w:t xml:space="preserve"> </w:t>
       </w:r>
       <w:r>
-        <w:t xml:space="preserve">§5.4, and the second is the basis of this study’s own statement that constrained decoding is not neutral.</w:t>
+        <w:t xml:space="preserve">§5.7, and the second is the basis of this study’s own statement that constrained decoding is not neutral.</w:t>
       </w:r>
     </w:p>
     <w:p>
@@ -3650,7 +3680,7 @@
         <w:t xml:space="preserve"> </w:t>
       </w:r>
       <w:r>
-        <w:t xml:space="preserve">demand moves by between 0.075 and 0.239 per cent, against a registered escalation trigger of 25 per cent,</w:t>
+        <w:t xml:space="preserve">demand moves by between 0.028 and 0.289 per cent, against a registered escalation trigger of 25 per cent,</w:t>
       </w:r>
       <w:r>
         <w:t xml:space="preserve"> </w:t>
@@ -3665,8 +3695,8 @@
         <w:t xml:space="preserve">here, not the convention that was eventually adopted.</w:t>
       </w:r>
     </w:p>
-    <w:bookmarkEnd w:id="40"/>
-    <w:bookmarkStart w:id="41" w:name="X1e91c1de3b07a879ef69b455895072d26286573"/>
+    <w:bookmarkEnd w:id="71"/>
+    <w:bookmarkStart w:id="72" w:name="X1e91c1de3b07a879ef69b455895072d26286573"/>
     <w:p>
       <w:pPr>
         <w:pStyle w:val="Heading3"/>
@@ -3686,13 +3716,13 @@
         <w:t xml:space="preserve"> </w:t>
       </w:r>
       <w:r>
-        <w:t xml:space="preserve">the authors from published TABULA parameters. The parameter source is the TABULA calculator workbook, and</w:t>
-      </w:r>
-      <w:r>
-        <w:t xml:space="preserve"> </w:t>
-      </w:r>
-      <w:r>
-        <w:t xml:space="preserve">the archetypes actually built are 88 in total, 24 for Spain, 32 for Great Britain and 32 for Italy, each</w:t>
+        <w:t xml:space="preserve">the author from published TABULA parameters. The parameter source is the TABULA calculator workbook, and</w:t>
+      </w:r>
+      <w:r>
+        <w:t xml:space="preserve"> </w:t>
+      </w:r>
+      <w:r>
+        <w:t xml:space="preserve">the archetypes actually built are 88 in total, 24 for Spain, 32 for Britain and 32 for Italy, each</w:t>
       </w:r>
       <w:r>
         <w:t xml:space="preserve"> </w:t>
@@ -4332,8 +4362,8 @@
         <w:t xml:space="preserve">now a guard.</w:t>
       </w:r>
     </w:p>
-    <w:bookmarkEnd w:id="41"/>
-    <w:bookmarkStart w:id="42" w:name="X90265011196e86445ce1d2eed0bfb02eb476592"/>
+    <w:bookmarkEnd w:id="72"/>
+    <w:bookmarkStart w:id="73" w:name="X90265011196e86445ce1d2eed0bfb02eb476592"/>
     <w:p>
       <w:pPr>
         <w:pStyle w:val="Heading3"/>
@@ -4426,7 +4456,7 @@
         <w:pStyle w:val="BodyText"/>
       </w:pPr>
       <w:r>
-        <w:t xml:space="preserve">The consequence is reported in §5.7. After rotation, the occupancy effect on annual heating is negative</w:t>
+        <w:t xml:space="preserve">The consequence is reported in §5.11. After rotation, the occupancy effect on annual heating is negative</w:t>
       </w:r>
       <w:r>
         <w:t xml:space="preserve"> </w:t>
@@ -4464,8 +4494,8 @@
         <w:t xml:space="preserve">No pre-rotation number from this campaign appears anywhere in this paper.</w:t>
       </w:r>
     </w:p>
-    <w:bookmarkEnd w:id="42"/>
-    <w:bookmarkStart w:id="43" w:name="X2dffcce9e8e6cdc8ad034cba15e3b4f035bbfd7"/>
+    <w:bookmarkEnd w:id="73"/>
+    <w:bookmarkStart w:id="74" w:name="X2dffcce9e8e6cdc8ad034cba15e3b4f035bbfd7"/>
     <w:p>
       <w:pPr>
         <w:pStyle w:val="Heading3"/>
@@ -4579,49 +4609,55 @@
         <w:pStyle w:val="BodyText"/>
       </w:pPr>
       <w:r>
-        <w:t xml:space="preserve">One ruling governs the trigger and is the single mechanism behind four of this study’s failing gates. The</w:t>
-      </w:r>
-      <w:r>
-        <w:t xml:space="preserve"> </w:t>
-      </w:r>
-      <w:r>
-        <w:t xml:space="preserve">trigger fires from the primary recorded activity only; the secondary activity field is used, where</w:t>
-      </w:r>
-      <w:r>
-        <w:t xml:space="preserve"> </w:t>
-      </w:r>
-      <w:r>
-        <w:t xml:space="preserve">coverage allows, to calibrate the conditional probability, and never as a runtime trigger. This follows</w:t>
-      </w:r>
-      <w:r>
-        <w:t xml:space="preserve"> </w:t>
-      </w:r>
-      <w:r>
-        <w:t xml:space="preserve">what all four source models do natively and was the conservative choice, and its cost was declared at the</w:t>
-      </w:r>
-      <w:r>
-        <w:t xml:space="preserve"> </w:t>
-      </w:r>
-      <w:r>
-        <w:t xml:space="preserve">time rather than discovered later: a load that is only ever recorded as a secondary activity is invisible</w:t>
-      </w:r>
-      <w:r>
-        <w:t xml:space="preserve"> </w:t>
-      </w:r>
-      <w:r>
-        <w:t xml:space="preserve">to a primary-only trigger, and no published measurement exists that would bound how much energy such</w:t>
-      </w:r>
-      <w:r>
-        <w:t xml:space="preserve"> </w:t>
-      </w:r>
-      <w:r>
-        <w:t xml:space="preserve">loads represent. The limitation is therefore stated as unbounded. Laundry is the archetypal case and its</w:t>
-      </w:r>
-      <w:r>
-        <w:t xml:space="preserve"> </w:t>
-      </w:r>
-      <w:r>
-        <w:t xml:space="preserve">size is measured directly, in §5.6.</w:t>
+        <w:t xml:space="preserve">One ruling governs the trigger and is the single mechanism behind four of this study’s checks that</w:t>
+      </w:r>
+      <w:r>
+        <w:t xml:space="preserve"> </w:t>
+      </w:r>
+      <w:r>
+        <w:t xml:space="preserve">miss their bar. The trigger fires from the primary recorded activity only; the secondary activity</w:t>
+      </w:r>
+      <w:r>
+        <w:t xml:space="preserve"> </w:t>
+      </w:r>
+      <w:r>
+        <w:t xml:space="preserve">field is used, where coverage allows, to calibrate the conditional probability, and never as a</w:t>
+      </w:r>
+      <w:r>
+        <w:t xml:space="preserve"> </w:t>
+      </w:r>
+      <w:r>
+        <w:t xml:space="preserve">runtime trigger. This follows what all four source models do natively and was the conservative</w:t>
+      </w:r>
+      <w:r>
+        <w:t xml:space="preserve"> </w:t>
+      </w:r>
+      <w:r>
+        <w:t xml:space="preserve">choice, and its cost was declared at the time rather than discovered later: a load that is only ever</w:t>
+      </w:r>
+      <w:r>
+        <w:t xml:space="preserve"> </w:t>
+      </w:r>
+      <w:r>
+        <w:t xml:space="preserve">recorded as a secondary activity is invisible to a primary-only trigger, and no published</w:t>
+      </w:r>
+      <w:r>
+        <w:t xml:space="preserve"> </w:t>
+      </w:r>
+      <w:r>
+        <w:t xml:space="preserve">measurement exists that would bound how much energy such loads represent. The limitation is</w:t>
+      </w:r>
+      <w:r>
+        <w:t xml:space="preserve"> </w:t>
+      </w:r>
+      <w:r>
+        <w:t xml:space="preserve">therefore stated as unbounded. Laundry is the archetypal case and its size is measured directly, in</w:t>
+      </w:r>
+      <w:r>
+        <w:t xml:space="preserve"> </w:t>
+      </w:r>
+      <w:r>
+        <w:t xml:space="preserve">§5.9.</w:t>
       </w:r>
     </w:p>
     <w:p>
@@ -4679,7 +4715,7 @@
         <w:t xml:space="preserve"> </w:t>
       </w:r>
       <w:r>
-        <w:t xml:space="preserve">portions of 0.14, 0.36, 0.10 and 0.40, summing to 200.02 litres per dwelling per day.</w:t>
+        <w:t xml:space="preserve">portions of 0.14, 0.36, 0.10 and 0.40, summing to 200.0 litres per dwelling per day.</w:t>
       </w:r>
     </w:p>
     <w:p>
@@ -4693,54 +4729,60 @@
         <w:t xml:space="preserve"> </w:t>
       </w:r>
       <w:r>
-        <w:t xml:space="preserve">belong to that source at all, and the resolution is reported in §5.6 and §7.6 rather than smoothed over.</w:t>
-      </w:r>
-      <w:r>
-        <w:t xml:space="preserve"> </w:t>
-      </w:r>
-      <w:r>
-        <w:t xml:space="preserve">Jordan and Vajen state 200 litres per day for a single-family house at a 35 kelvin rise, with no</w:t>
-      </w:r>
-      <w:r>
-        <w:t xml:space="preserve"> </w:t>
-      </w:r>
-      <w:r>
-        <w:t xml:space="preserve">per-person figure and no 60 degree reference anywhere. The 30 to 50 litres per person per day band that</w:t>
-      </w:r>
-      <w:r>
-        <w:t xml:space="preserve"> </w:t>
-      </w:r>
-      <w:r>
-        <w:t xml:space="preserve">was registered traces instead to a review by Fuentes, Arce and Salom, compressed into a single</w:t>
-      </w:r>
-      <w:r>
-        <w:t xml:space="preserve"> </w:t>
-      </w:r>
-      <w:r>
-        <w:t xml:space="preserve">attribution in error. The model is per dwelling, the band is per person, and the ratio between them is</w:t>
-      </w:r>
-      <w:r>
-        <w:t xml:space="preserve"> </w:t>
-      </w:r>
-      <w:r>
-        <w:t xml:space="preserve">exactly the household size. The band was not moved, the medians are still printed outside it, the gate is</w:t>
-      </w:r>
-      <w:r>
-        <w:t xml:space="preserve"> </w:t>
-      </w:r>
-      <w:r>
-        <w:t xml:space="preserve">permanently informational, and a replacement gate scoring the per-dwelling quantity against Jordan and</w:t>
-      </w:r>
-      <w:r>
-        <w:t xml:space="preserve"> </w:t>
-      </w:r>
-      <w:r>
-        <w:t xml:space="preserve">Vajen’s own figure was built, seen failing on a deliberately doubled draw, and only then trusted.</w:t>
-      </w:r>
-    </w:p>
-    <w:bookmarkEnd w:id="43"/>
-    <w:bookmarkEnd w:id="44"/>
-    <w:bookmarkStart w:id="50" w:name="experimental-design"/>
+        <w:t xml:space="preserve">belong to that source at all, and the resolution is reported in §5.10 and §7.7 rather than smoothed</w:t>
+      </w:r>
+      <w:r>
+        <w:t xml:space="preserve"> </w:t>
+      </w:r>
+      <w:r>
+        <w:t xml:space="preserve">over. Jordan and Vajen state 200 litres per day for a single-family house at a 35 kelvin rise, with</w:t>
+      </w:r>
+      <w:r>
+        <w:t xml:space="preserve"> </w:t>
+      </w:r>
+      <w:r>
+        <w:t xml:space="preserve">no per-person figure and no 60 degree reference anywhere. The 30 to 50 litres per person per day</w:t>
+      </w:r>
+      <w:r>
+        <w:t xml:space="preserve"> </w:t>
+      </w:r>
+      <w:r>
+        <w:t xml:space="preserve">band that was registered traces instead to a review by Fuentes, Arce and Salom, compressed into a</w:t>
+      </w:r>
+      <w:r>
+        <w:t xml:space="preserve"> </w:t>
+      </w:r>
+      <w:r>
+        <w:t xml:space="preserve">single attribution in error. The model is per dwelling, the band is per person, and the ratio</w:t>
+      </w:r>
+      <w:r>
+        <w:t xml:space="preserve"> </w:t>
+      </w:r>
+      <w:r>
+        <w:t xml:space="preserve">between them is exactly the household size. The band was not moved, the medians are still printed</w:t>
+      </w:r>
+      <w:r>
+        <w:t xml:space="preserve"> </w:t>
+      </w:r>
+      <w:r>
+        <w:t xml:space="preserve">outside it, the gate is permanently informational, and a replacement gate scoring the per-dwelling</w:t>
+      </w:r>
+      <w:r>
+        <w:t xml:space="preserve"> </w:t>
+      </w:r>
+      <w:r>
+        <w:t xml:space="preserve">quantity against Jordan and Vajen’s own figure was built, confirmed to catch a deliberately doubled</w:t>
+      </w:r>
+      <w:r>
+        <w:t xml:space="preserve"> </w:t>
+      </w:r>
+      <w:r>
+        <w:t xml:space="preserve">draw, and only then trusted.</w:t>
+      </w:r>
+    </w:p>
+    <w:bookmarkEnd w:id="74"/>
+    <w:bookmarkEnd w:id="75"/>
+    <w:bookmarkStart w:id="81" w:name="experimental-design"/>
     <w:p>
       <w:pPr>
         <w:pStyle w:val="Heading1"/>
@@ -4749,7 +4791,7 @@
         <w:t xml:space="preserve">4 Experimental Design</w:t>
       </w:r>
     </w:p>
-    <w:bookmarkStart w:id="45" w:name="Xb0975a411ba89b21b0283e90203e933261a0534"/>
+    <w:bookmarkStart w:id="76" w:name="Xb0975a411ba89b21b0283e90203e933261a0534"/>
     <w:p>
       <w:pPr>
         <w:pStyle w:val="Heading3"/>
@@ -4795,61 +4837,73 @@
         <w:t xml:space="preserve"> </w:t>
       </w:r>
       <w:r>
-        <w:t xml:space="preserve">submitted. It fixes the fold structure, the corpus counts, the three nulls and which of them is the bar,</w:t>
-      </w:r>
-      <w:r>
-        <w:t xml:space="preserve"> </w:t>
-      </w:r>
-      <w:r>
-        <w:t xml:space="preserve">the metrics, the failure criteria, and a second household-level hold-out that is used only as an ordinary</w:t>
-      </w:r>
-      <w:r>
-        <w:t xml:space="preserve"> </w:t>
-      </w:r>
-      <w:r>
-        <w:t xml:space="preserve">sanity check and is never reported as transfer. Two automated checks enforce it at every run: one verifies</w:t>
-      </w:r>
-      <w:r>
-        <w:t xml:space="preserve"> </w:t>
-      </w:r>
-      <w:r>
-        <w:t xml:space="preserve">that exactly zero records of the held-out country were loaded, and the other recomputes the</w:t>
-      </w:r>
-      <w:r>
-        <w:t xml:space="preserve"> </w:t>
-      </w:r>
-      <w:r>
-        <w:t xml:space="preserve">pre-registration file’s hash from disk and compares it to the frozen value. The fold to be measured first</w:t>
-      </w:r>
-      <w:r>
-        <w:t xml:space="preserve"> </w:t>
-      </w:r>
-      <w:r>
-        <w:t xml:space="preserve">was named by an alphabetical rule before training so that it could not be chosen after seeing results.</w:t>
-      </w:r>
-    </w:p>
-    <w:p>
-      <w:pPr>
-        <w:pStyle w:val="BodyText"/>
-      </w:pPr>
-      <w:r>
-        <w:t xml:space="preserve">Three reporting clauses were fixed at the same time and are honoured here. All three folds are reported</w:t>
-      </w:r>
-      <w:r>
-        <w:t xml:space="preserve"> </w:t>
-      </w:r>
-      <w:r>
-        <w:t xml:space="preserve">including the worst. Once any fold is scored the design is frozen: architecture, prompt format,</w:t>
-      </w:r>
-      <w:r>
-        <w:t xml:space="preserve"> </w:t>
-      </w:r>
-      <w:r>
-        <w:t xml:space="preserve">hyperparameters, checks and bands. And a failing bar is reported at the strength at which it failed.</w:t>
-      </w:r>
-    </w:p>
-    <w:bookmarkEnd w:id="45"/>
-    <w:bookmarkStart w:id="46" w:name="the-generation-campaign"/>
+        <w:t xml:space="preserve">submitted. It fixes the fold structure, the corpus counts, the three nulls and which of them is the</w:t>
+      </w:r>
+      <w:r>
+        <w:t xml:space="preserve"> </w:t>
+      </w:r>
+      <w:r>
+        <w:t xml:space="preserve">bar, the metrics, the limitation criteria, and a second household-level hold-out that is used only</w:t>
+      </w:r>
+      <w:r>
+        <w:t xml:space="preserve"> </w:t>
+      </w:r>
+      <w:r>
+        <w:t xml:space="preserve">as an ordinary sanity check and is never reported as transfer. Two automated checks enforce it at</w:t>
+      </w:r>
+      <w:r>
+        <w:t xml:space="preserve"> </w:t>
+      </w:r>
+      <w:r>
+        <w:t xml:space="preserve">every run: one verifies that exactly zero records of the held-out country were loaded, and the other</w:t>
+      </w:r>
+      <w:r>
+        <w:t xml:space="preserve"> </w:t>
+      </w:r>
+      <w:r>
+        <w:t xml:space="preserve">recomputes the pre-registration file’s hash from disk and compares it to the frozen value. The fold</w:t>
+      </w:r>
+      <w:r>
+        <w:t xml:space="preserve"> </w:t>
+      </w:r>
+      <w:r>
+        <w:t xml:space="preserve">to be measured first was named by an alphabetical rule before training so that it could not be</w:t>
+      </w:r>
+      <w:r>
+        <w:t xml:space="preserve"> </w:t>
+      </w:r>
+      <w:r>
+        <w:t xml:space="preserve">chosen after seeing results.</w:t>
+      </w:r>
+    </w:p>
+    <w:p>
+      <w:pPr>
+        <w:pStyle w:val="BodyText"/>
+      </w:pPr>
+      <w:r>
+        <w:t xml:space="preserve">Three reporting clauses were fixed at the same time and are honoured here. All three folds are</w:t>
+      </w:r>
+      <w:r>
+        <w:t xml:space="preserve"> </w:t>
+      </w:r>
+      <w:r>
+        <w:t xml:space="preserve">reported including the worst. Once any fold is scored the design is frozen: architecture, prompt</w:t>
+      </w:r>
+      <w:r>
+        <w:t xml:space="preserve"> </w:t>
+      </w:r>
+      <w:r>
+        <w:t xml:space="preserve">format, hyperparameters, checks and bands. And a bar that is not met is reported at the strength at</w:t>
+      </w:r>
+      <w:r>
+        <w:t xml:space="preserve"> </w:t>
+      </w:r>
+      <w:r>
+        <w:t xml:space="preserve">which it falls short.</w:t>
+      </w:r>
+    </w:p>
+    <w:bookmarkEnd w:id="76"/>
+    <w:bookmarkStart w:id="77" w:name="the-generation-campaign"/>
     <w:p>
       <w:pPr>
         <w:pStyle w:val="Heading3"/>
@@ -4890,8 +4944,8 @@
         <w:t xml:space="preserve">synthetic population of its fold’s held-out country and sees nothing else about that country.</w:t>
       </w:r>
     </w:p>
-    <w:bookmarkEnd w:id="46"/>
-    <w:bookmarkStart w:id="47" w:name="the-archetype-simulation-campaign"/>
+    <w:bookmarkEnd w:id="77"/>
+    <w:bookmarkStart w:id="78" w:name="the-archetype-simulation-campaign"/>
     <w:p>
       <w:pPr>
         <w:pStyle w:val="Heading3"/>
@@ -4911,13 +4965,13 @@
         <w:t xml:space="preserve"> </w:t>
       </w:r>
       <w:r>
-        <w:t xml:space="preserve">campaign is 88 archetypes by five sensitivity levels by ten diaries, plus 440 independent re-runs used as</w:t>
-      </w:r>
-      <w:r>
-        <w:t xml:space="preserve"> </w:t>
-      </w:r>
-      <w:r>
-        <w:t xml:space="preserve">reproducibility tripwires, giving 4,048 runs. The day-chaining experiment is three folds by six rule</w:t>
+        <w:t xml:space="preserve">campaign, sweeping archetypes by sensitivity level and diary and including reproducibility re-runs,</w:t>
+      </w:r>
+      <w:r>
+        <w:t xml:space="preserve"> </w:t>
+      </w:r>
+      <w:r>
+        <w:t xml:space="preserve">totals 4,048 runs. The day-chaining experiment is three folds by six rule</w:t>
       </w:r>
       <w:r>
         <w:t xml:space="preserve"> </w:t>
@@ -4970,8 +5024,8 @@
         <w:t xml:space="preserve">the annual channel as the null that property predicts.</w:t>
       </w:r>
     </w:p>
-    <w:bookmarkEnd w:id="47"/>
-    <w:bookmarkStart w:id="48" w:name="the-observed-stock-campaigns"/>
+    <w:bookmarkEnd w:id="78"/>
+    <w:bookmarkStart w:id="79" w:name="the-observed-stock-campaigns"/>
     <w:p>
       <w:pPr>
         <w:pStyle w:val="Heading3"/>
@@ -5031,45 +5085,51 @@
         <w:t xml:space="preserve"> </w:t>
       </w:r>
       <w:r>
-        <w:t xml:space="preserve">The earlier core-era campaign, of 410 cells, is retained as a method and reproducibility record and is not</w:t>
-      </w:r>
-      <w:r>
-        <w:t xml:space="preserve"> </w:t>
-      </w:r>
-      <w:r>
-        <w:t xml:space="preserve">reported as a result either.</w:t>
-      </w:r>
-    </w:p>
-    <w:p>
-      <w:pPr>
-        <w:pStyle w:val="BodyText"/>
-      </w:pPr>
-      <w:r>
-        <w:t xml:space="preserve">Two checks from the earlier campaign remain failing and are the only open items in the whole pipeline.</w:t>
-      </w:r>
-      <w:r>
-        <w:t xml:space="preserve"> </w:t>
-      </w:r>
-      <w:r>
-        <w:t xml:space="preserve">Both are provenance-link gaps rather than data defects: five manifest fields are written on zero of 410</w:t>
-      </w:r>
-      <w:r>
-        <w:t xml:space="preserve"> </w:t>
-      </w:r>
-      <w:r>
-        <w:t xml:space="preserve">cells, and the rotation declaration is absent from every cell manifest although the convention is declared</w:t>
-      </w:r>
-      <w:r>
-        <w:t xml:space="preserve"> </w:t>
-      </w:r>
-      <w:r>
-        <w:t xml:space="preserve">correctly upstream. Neither was retrofitted, because a field that was never written is not repaired by</w:t>
-      </w:r>
-      <w:r>
-        <w:t xml:space="preserve"> </w:t>
-      </w:r>
-      <w:r>
-        <w:t xml:space="preserve">writing it afterwards.</w:t>
+        <w:t xml:space="preserve">The earlier core-era campaign, of 410 cells, is retained as a method and reproducibility record; its peak</w:t>
+      </w:r>
+      <w:r>
+        <w:t xml:space="preserve"> </w:t>
+      </w:r>
+      <w:r>
+        <w:t xml:space="preserve">and timing pattern is described in §5.11 as an illustration from that record, not as this study’s scored</w:t>
+      </w:r>
+      <w:r>
+        <w:t xml:space="preserve"> </w:t>
+      </w:r>
+      <w:r>
+        <w:t xml:space="preserve">result.</w:t>
+      </w:r>
+    </w:p>
+    <w:p>
+      <w:pPr>
+        <w:pStyle w:val="BodyText"/>
+      </w:pPr>
+      <w:r>
+        <w:t xml:space="preserve">Two checks from the earlier campaign remain unmet and are the only open items in the whole pipeline.</w:t>
+      </w:r>
+      <w:r>
+        <w:t xml:space="preserve"> </w:t>
+      </w:r>
+      <w:r>
+        <w:t xml:space="preserve">Both are provenance-link gaps rather than data defects: five manifest fields are written on zero of</w:t>
+      </w:r>
+      <w:r>
+        <w:t xml:space="preserve"> </w:t>
+      </w:r>
+      <w:r>
+        <w:t xml:space="preserve">410 cells, and the rotation declaration is absent from every cell manifest although the convention</w:t>
+      </w:r>
+      <w:r>
+        <w:t xml:space="preserve"> </w:t>
+      </w:r>
+      <w:r>
+        <w:t xml:space="preserve">is declared correctly upstream. Neither was retrofitted, because a field that was never written is</w:t>
+      </w:r>
+      <w:r>
+        <w:t xml:space="preserve"> </w:t>
+      </w:r>
+      <w:r>
+        <w:t xml:space="preserve">not repaired by writing it afterwards.</w:t>
       </w:r>
     </w:p>
     <w:p>
@@ -5092,8 +5152,8 @@
         <w:t xml:space="preserve">than per-flat diaries were excluded by ruling, never scored and never estimated.</w:t>
       </w:r>
     </w:p>
-    <w:bookmarkEnd w:id="48"/>
-    <w:bookmarkStart w:id="49" w:name="the-validation-apparatus"/>
+    <w:bookmarkEnd w:id="79"/>
+    <w:bookmarkStart w:id="80" w:name="the-validation-apparatus"/>
     <w:p>
       <w:pPr>
         <w:pStyle w:val="Heading3"/>
@@ -5121,69 +5181,69 @@
         <w:pStyle w:val="BodyText"/>
       </w:pPr>
       <w:r>
-        <w:t xml:space="preserve">Every threshold is registered with its provenance marked as published, project-chosen or heuristic, so</w:t>
-      </w:r>
-      <w:r>
-        <w:t xml:space="preserve"> </w:t>
-      </w:r>
-      <w:r>
-        <w:t xml:space="preserve">that a reader can see which bands carry external authority and which do not. Where a band turned out to</w:t>
-      </w:r>
-      <w:r>
-        <w:t xml:space="preserve"> </w:t>
-      </w:r>
-      <w:r>
-        <w:t xml:space="preserve">carry none, that is reported rather than repaired; one check in the training stage fails against a</w:t>
-      </w:r>
-      <w:r>
-        <w:t xml:space="preserve"> </w:t>
-      </w:r>
-      <w:r>
-        <w:t xml:space="preserve">threshold whose justification appears nowhere in the thresholds file, and it is reported failing with that</w:t>
-      </w:r>
-      <w:r>
-        <w:t xml:space="preserve"> </w:t>
-      </w:r>
-      <w:r>
-        <w:t xml:space="preserve">stated.</w:t>
-      </w:r>
-    </w:p>
-    <w:p>
-      <w:pPr>
-        <w:pStyle w:val="BodyText"/>
-      </w:pPr>
-      <w:r>
-        <w:t xml:space="preserve">Every check is paired with a mutation battery. A deliberately injected fault must fell the check that</w:t>
-      </w:r>
-      <w:r>
-        <w:t xml:space="preserve"> </w:t>
-      </w:r>
-      <w:r>
-        <w:t xml:space="preserve">names it before the check’s passing verdict is trusted. Batteries report a coverage clause, and that clause</w:t>
-      </w:r>
-      <w:r>
-        <w:t xml:space="preserve"> </w:t>
-      </w:r>
-      <w:r>
-        <w:t xml:space="preserve">distinguishes three states that are routinely conflated: a check that passed and was seen failing, a check</w:t>
-      </w:r>
-      <w:r>
-        <w:t xml:space="preserve"> </w:t>
-      </w:r>
-      <w:r>
-        <w:t xml:space="preserve">that passed but could not be demonstrated, and a check that was already failing at baseline and therefore</w:t>
-      </w:r>
-      <w:r>
-        <w:t xml:space="preserve"> </w:t>
-      </w:r>
-      <w:r>
-        <w:t xml:space="preserve">cannot demonstrate anything. Results of the third kind are reported as already failing rather than as</w:t>
-      </w:r>
-      <w:r>
-        <w:t xml:space="preserve"> </w:t>
-      </w:r>
-      <w:r>
-        <w:t xml:space="preserve">detections.</w:t>
+        <w:t xml:space="preserve">Every threshold is registered with its provenance marked as published, project-chosen or heuristic,</w:t>
+      </w:r>
+      <w:r>
+        <w:t xml:space="preserve"> </w:t>
+      </w:r>
+      <w:r>
+        <w:t xml:space="preserve">so that a reader can see which bands carry external authority and which do not. Where a band turned</w:t>
+      </w:r>
+      <w:r>
+        <w:t xml:space="preserve"> </w:t>
+      </w:r>
+      <w:r>
+        <w:t xml:space="preserve">out to carry none, that is reported rather than repaired; one check in the training stage does not</w:t>
+      </w:r>
+      <w:r>
+        <w:t xml:space="preserve"> </w:t>
+      </w:r>
+      <w:r>
+        <w:t xml:space="preserve">clear a threshold whose justification appears nowhere in the thresholds file, and it is reported as</w:t>
+      </w:r>
+      <w:r>
+        <w:t xml:space="preserve"> </w:t>
+      </w:r>
+      <w:r>
+        <w:t xml:space="preserve">not met with that stated.</w:t>
+      </w:r>
+    </w:p>
+    <w:p>
+      <w:pPr>
+        <w:pStyle w:val="BodyText"/>
+      </w:pPr>
+      <w:r>
+        <w:t xml:space="preserve">Every check is paired with a mutation battery. A deliberately injected fault must fell the check</w:t>
+      </w:r>
+      <w:r>
+        <w:t xml:space="preserve"> </w:t>
+      </w:r>
+      <w:r>
+        <w:t xml:space="preserve">that names it before the check’s passing verdict is trusted. Batteries report a coverage clause, and</w:t>
+      </w:r>
+      <w:r>
+        <w:t xml:space="preserve"> </w:t>
+      </w:r>
+      <w:r>
+        <w:t xml:space="preserve">that clause distinguishes three states that are routinely conflated: a check that passed and was</w:t>
+      </w:r>
+      <w:r>
+        <w:t xml:space="preserve"> </w:t>
+      </w:r>
+      <w:r>
+        <w:t xml:space="preserve">seen to catch the injected fault, a check that passed but could not be demonstrated, and a check</w:t>
+      </w:r>
+      <w:r>
+        <w:t xml:space="preserve"> </w:t>
+      </w:r>
+      <w:r>
+        <w:t xml:space="preserve">that already did not clear its bar at baseline and therefore cannot demonstrate anything. Results of</w:t>
+      </w:r>
+      <w:r>
+        <w:t xml:space="preserve"> </w:t>
+      </w:r>
+      <w:r>
+        <w:t xml:space="preserve">the third kind are reported as already not met rather than as detections.</w:t>
       </w:r>
     </w:p>
     <w:p>
@@ -5203,7 +5263,7 @@
         <w:t xml:space="preserve"> </w:t>
       </w:r>
       <w:r>
-        <w:t xml:space="preserve">rather than as passing; four such appear in this work, all of them citation checks requiring network</w:t>
+        <w:t xml:space="preserve">rather than as passing; two such appear in this work, both of them citation checks requiring network</w:t>
       </w:r>
       <w:r>
         <w:t xml:space="preserve"> </w:t>
@@ -5224,9 +5284,9 @@
         <w:t xml:space="preserve">that sits in exactly that state.</w:t>
       </w:r>
     </w:p>
-    <w:bookmarkEnd w:id="49"/>
-    <w:bookmarkEnd w:id="50"/>
-    <w:bookmarkStart w:id="62" w:name="results"/>
+    <w:bookmarkEnd w:id="80"/>
+    <w:bookmarkEnd w:id="81"/>
+    <w:bookmarkStart w:id="108" w:name="results"/>
     <w:p>
       <w:pPr>
         <w:pStyle w:val="Heading1"/>
@@ -5235,13 +5295,13 @@
         <w:t xml:space="preserve">5 Results</w:t>
       </w:r>
     </w:p>
-    <w:bookmarkStart w:id="51" w:name="Xa3f71d8375276e426082344e7c47aceb8351da0"/>
+    <w:bookmarkStart w:id="85" w:name="X5a2c40fff2e4dbc1466ee17aac176aca4d7d79f"/>
     <w:p>
       <w:pPr>
         <w:pStyle w:val="Heading3"/>
       </w:pPr>
       <w:r>
-        <w:t xml:space="preserve">5.1 The pre-registered transfer bar fails in nine of nine cells</w:t>
+        <w:t xml:space="preserve">5.1 The pre-registered transfer bar is not met in nine of nine cells</w:t>
       </w:r>
     </w:p>
     <w:p>
@@ -5255,7 +5315,7 @@
         <w:t xml:space="preserve"> </w:t>
       </w:r>
       <w:r>
-        <w:t xml:space="preserve">activity band, per fold. Lower is better, and the margin is the null’s error minus the model’s, so a</w:t>
+        <w:t xml:space="preserve">age band, per fold. Lower is better, and the margin is the null’s error minus the model’s, so a</w:t>
       </w:r>
       <w:r>
         <w:t xml:space="preserve"> </w:t>
@@ -5273,13 +5333,13 @@
           <w:b/>
           <w:bCs/>
         </w:rPr>
-        <w:t xml:space="preserve">Table 5.</w:t>
-      </w:r>
-      <w:r>
-        <w:t xml:space="preserve"> </w:t>
-      </w:r>
-      <w:r>
-        <w:t xml:space="preserve">- Time-budget mean absolute error, minutes per day, three published age bands per fold.</w:t>
+        <w:t xml:space="preserve">Table 3.</w:t>
+      </w:r>
+      <w:r>
+        <w:t xml:space="preserve"> </w:t>
+      </w:r>
+      <w:r>
+        <w:t xml:space="preserve">- Time-budget mean absolute error in minutes per day.</w:t>
       </w:r>
     </w:p>
     <w:tbl>
@@ -5920,93 +5980,158 @@
         <w:t xml:space="preserve"> </w:t>
       </w:r>
       <w:r>
-        <w:t xml:space="preserve">this table in which the method worked.</w:t>
-      </w:r>
-    </w:p>
-    <w:p>
-      <w:pPr>
-        <w:pStyle w:val="BodyText"/>
-      </w:pPr>
-      <w:r>
-        <w:t xml:space="preserve">One calibration figure makes the scale legible. Scored on the same published tables, Spain’s own real</w:t>
-      </w:r>
-      <w:r>
-        <w:t xml:space="preserve"> </w:t>
-      </w:r>
-      <w:r>
-        <w:t xml:space="preserve">corpus returns errors between 1.86 and 2.00 minutes per day. The raked donor pool, at 8.82 to 11.81, is</w:t>
-      </w:r>
-      <w:r>
-        <w:t xml:space="preserve"> </w:t>
-      </w:r>
-      <w:r>
-        <w:t xml:space="preserve">therefore already about five times worse than having the country’s own diaries, and the fine-tuned model</w:t>
-      </w:r>
-      <w:r>
-        <w:t xml:space="preserve"> </w:t>
-      </w:r>
-      <w:r>
-        <w:t xml:space="preserve">is between three and four times worse again than that.</w:t>
-      </w:r>
-    </w:p>
-    <w:p>
-      <w:pPr>
-        <w:pStyle w:val="BodyText"/>
-      </w:pPr>
-      <w:r>
-        <w:t xml:space="preserve">An unexpected property of the three registered nulls is reported here rather than suppressed, because it</w:t>
-      </w:r>
-      <w:r>
-        <w:t xml:space="preserve"> </w:t>
-      </w:r>
-      <w:r>
-        <w:t xml:space="preserve">was registered in advance and did not come out as registered. The pre-registration named the raked donor</w:t>
-      </w:r>
-      <w:r>
-        <w:t xml:space="preserve"> </w:t>
-      </w:r>
-      <w:r>
-        <w:t xml:space="preserve">pool as the strongest of three nulls. Measured, it is the weakest of the three in six of nine cells. The</w:t>
-      </w:r>
-      <w:r>
-        <w:t xml:space="preserve"> </w:t>
-      </w:r>
-      <w:r>
-        <w:t xml:space="preserve">pre-registration was honoured as written: the bar was not substituted for a harder one after the fact,</w:t>
-      </w:r>
-      <w:r>
-        <w:t xml:space="preserve"> </w:t>
-      </w:r>
-      <w:r>
-        <w:t xml:space="preserve">and the discrepancy is reported as a result about the nulls rather than used to soften the verdict. It</w:t>
-      </w:r>
-      <w:r>
-        <w:t xml:space="preserve"> </w:t>
-      </w:r>
-      <w:r>
-        <w:t xml:space="preserve">cuts against this study, since the model lost to the weakest of its three registered baselines.</w:t>
-      </w:r>
-    </w:p>
-    <w:bookmarkEnd w:id="51"/>
-    <w:bookmarkStart w:id="52" w:name="X2a01f9723facfa360efd851540b4f42cbedd465"/>
-    <w:p>
-      <w:pPr>
-        <w:pStyle w:val="Heading3"/>
-      </w:pPr>
-      <w:r>
-        <w:t xml:space="preserve">5.2 Five further transfer gates return the same verdict</w:t>
-      </w:r>
-    </w:p>
-    <w:p>
-      <w:pPr>
-        <w:pStyle w:val="FirstParagraph"/>
+        <w:t xml:space="preserve">Table 3 in which the method worked. Figure 3 draws the same nine cells.</w:t>
+      </w:r>
+    </w:p>
+    <w:p>
+      <w:pPr>
+        <w:pStyle w:val="BodyText"/>
+      </w:pPr>
+      <w:r>
+        <w:drawing>
+          <wp:inline>
+            <wp:extent cx="5334000" cy="3200400"/>
+            <wp:effectExtent b="0" l="0" r="0" t="0"/>
+            <wp:docPr descr="Figure 3" title="" id="83" name="Picture"/>
+            <a:graphic>
+              <a:graphicData uri="http://schemas.openxmlformats.org/drawingml/2006/picture">
+                <pic:pic>
+                  <pic:nvPicPr>
+                    <pic:cNvPr descr="figures/Figure_03_nine_cells.png" id="84" name="Picture"/>
+                    <pic:cNvPicPr>
+                      <a:picLocks noChangeArrowheads="1" noChangeAspect="1"/>
+                    </pic:cNvPicPr>
+                  </pic:nvPicPr>
+                  <pic:blipFill>
+                    <a:blip r:embed="rId82"/>
+                    <a:stretch>
+                      <a:fillRect/>
+                    </a:stretch>
+                  </pic:blipFill>
+                  <pic:spPr bwMode="auto">
+                    <a:xfrm>
+                      <a:off x="0" y="0"/>
+                      <a:ext cx="5334000" cy="3200400"/>
+                    </a:xfrm>
+                    <a:prstGeom prst="rect">
+                      <a:avLst/>
+                    </a:prstGeom>
+                    <a:noFill/>
+                    <a:ln w="9525">
+                      <a:noFill/>
+                      <a:headEnd/>
+                      <a:tailEnd/>
+                    </a:ln>
+                  </pic:spPr>
+                </pic:pic>
+              </a:graphicData>
+            </a:graphic>
+          </wp:inline>
+        </w:drawing>
+      </w:r>
+    </w:p>
+    <w:p>
+      <w:pPr>
+        <w:pStyle w:val="BodyText"/>
       </w:pPr>
       <w:r>
         <w:rPr>
           <w:b/>
           <w:bCs/>
         </w:rPr>
-        <w:t xml:space="preserve">Table 6.</w:t>
+        <w:t xml:space="preserve">Figure 3.</w:t>
+      </w:r>
+      <w:r>
+        <w:t xml:space="preserve"> </w:t>
+      </w:r>
+      <w:r>
+        <w:t xml:space="preserve">- Time-budget mean absolute error, model against raked-donor null.</w:t>
+      </w:r>
+    </w:p>
+    <w:p>
+      <w:pPr>
+        <w:pStyle w:val="BodyText"/>
+      </w:pPr>
+      <w:r>
+        <w:t xml:space="preserve">One calibration figure makes the scale legible. Scored on the same published tables, Spain’s own real</w:t>
+      </w:r>
+      <w:r>
+        <w:t xml:space="preserve"> </w:t>
+      </w:r>
+      <w:r>
+        <w:t xml:space="preserve">corpus returns errors between 1.86 and 2.00 minutes per day. The raked donor pool, at 8.82 to 11.81, is</w:t>
+      </w:r>
+      <w:r>
+        <w:t xml:space="preserve"> </w:t>
+      </w:r>
+      <w:r>
+        <w:t xml:space="preserve">therefore already about five times worse than having the country’s own diaries, and the fine-tuned model</w:t>
+      </w:r>
+      <w:r>
+        <w:t xml:space="preserve"> </w:t>
+      </w:r>
+      <w:r>
+        <w:t xml:space="preserve">is between three and four times worse again than that.</w:t>
+      </w:r>
+    </w:p>
+    <w:p>
+      <w:pPr>
+        <w:pStyle w:val="BodyText"/>
+      </w:pPr>
+      <w:r>
+        <w:t xml:space="preserve">An unexpected property of the three registered nulls is reported here rather than suppressed, because it</w:t>
+      </w:r>
+      <w:r>
+        <w:t xml:space="preserve"> </w:t>
+      </w:r>
+      <w:r>
+        <w:t xml:space="preserve">was registered in advance and did not come out as registered. The pre-registration named the raked donor</w:t>
+      </w:r>
+      <w:r>
+        <w:t xml:space="preserve"> </w:t>
+      </w:r>
+      <w:r>
+        <w:t xml:space="preserve">pool as the strongest of three nulls. Measured, it is the weakest of the three in six of nine cells. The</w:t>
+      </w:r>
+      <w:r>
+        <w:t xml:space="preserve"> </w:t>
+      </w:r>
+      <w:r>
+        <w:t xml:space="preserve">pre-registration was honoured as written: the bar was not substituted for a harder one after the fact,</w:t>
+      </w:r>
+      <w:r>
+        <w:t xml:space="preserve"> </w:t>
+      </w:r>
+      <w:r>
+        <w:t xml:space="preserve">and the discrepancy is reported as a result about the nulls rather than used to soften the verdict. It</w:t>
+      </w:r>
+      <w:r>
+        <w:t xml:space="preserve"> </w:t>
+      </w:r>
+      <w:r>
+        <w:t xml:space="preserve">cuts against this study, since the model lost to the weakest of its three registered baselines.</w:t>
+      </w:r>
+    </w:p>
+    <w:bookmarkEnd w:id="85"/>
+    <w:bookmarkStart w:id="86" w:name="X2a01f9723facfa360efd851540b4f42cbedd465"/>
+    <w:p>
+      <w:pPr>
+        <w:pStyle w:val="Heading3"/>
+      </w:pPr>
+      <w:r>
+        <w:t xml:space="preserve">5.2 Five further transfer gates return the same verdict</w:t>
+      </w:r>
+    </w:p>
+    <w:p>
+      <w:pPr>
+        <w:pStyle w:val="FirstParagraph"/>
+      </w:pPr>
+      <w:r>
+        <w:rPr>
+          <w:b/>
+          <w:bCs/>
+        </w:rPr>
+        <w:t xml:space="preserve">Table 4.</w:t>
       </w:r>
       <w:r>
         <w:t xml:space="preserve"> </w:t>
@@ -6131,18 +6256,18 @@
               <w:pStyle w:val="Compact"/>
             </w:pPr>
             <w:r>
-              <w:t xml:space="preserve">Frozen failure criteria</w:t>
-            </w:r>
-          </w:p>
-        </w:tc>
-        <w:tc>
-          <w:tcPr/>
-          <w:p>
-            <w:pPr>
-              <w:pStyle w:val="Compact"/>
-            </w:pPr>
-            <w:r>
-              <w:t xml:space="preserve">conjunction of three pre-declared failure conditions</w:t>
+              <w:t xml:space="preserve">Frozen limitation criteria</w:t>
+            </w:r>
+          </w:p>
+        </w:tc>
+        <w:tc>
+          <w:tcPr/>
+          <w:p>
+            <w:pPr>
+              <w:pStyle w:val="Compact"/>
+            </w:pPr>
+            <w:r>
+              <w:t xml:space="preserve">conjunction of three pre-declared limitation conditions</w:t>
             </w:r>
           </w:p>
         </w:tc>
@@ -6359,71 +6484,77 @@
         <w:pStyle w:val="BodyText"/>
       </w:pPr>
       <w:r>
-        <w:t xml:space="preserve">Three of these carry readings that qualify how much independent evidence they add, and all three are</w:t>
-      </w:r>
-      <w:r>
-        <w:t xml:space="preserve"> </w:t>
-      </w:r>
-      <w:r>
-        <w:t xml:space="preserve">stated rather than absorbed into a count.</w:t>
-      </w:r>
-    </w:p>
-    <w:p>
-      <w:pPr>
-        <w:pStyle w:val="BodyText"/>
-      </w:pPr>
-      <w:r>
-        <w:t xml:space="preserve">The frozen-criteria check returns a failing coverage clause, and the reason is vacuity rather than</w:t>
-      </w:r>
-      <w:r>
-        <w:t xml:space="preserve"> </w:t>
-      </w:r>
-      <w:r>
-        <w:t xml:space="preserve">weakness: every cell was already failing at baseline, so no injected fault could demonstrate detection.</w:t>
-      </w:r>
-      <w:r>
-        <w:t xml:space="preserve"> </w:t>
-      </w:r>
-      <w:r>
-        <w:t xml:space="preserve">A coverage clause that fails because the gate was never in a position to demonstrate anything is not the</w:t>
-      </w:r>
-      <w:r>
-        <w:t xml:space="preserve"> </w:t>
-      </w:r>
-      <w:r>
-        <w:t xml:space="preserve">same as one that fails because the gate is weak, and the two are never collapsed in this work.</w:t>
-      </w:r>
-    </w:p>
-    <w:p>
-      <w:pPr>
-        <w:pStyle w:val="BodyText"/>
-      </w:pPr>
-      <w:r>
-        <w:t xml:space="preserve">The held-in regression check was corrected downward during analysis rather than up. Its second clause was</w:t>
-      </w:r>
-      <w:r>
-        <w:t xml:space="preserve"> </w:t>
-      </w:r>
-      <w:r>
-        <w:t xml:space="preserve">initially read as passing in five of six cells and on re-derivation passes in two. Against that, the same</w:t>
-      </w:r>
-      <w:r>
-        <w:t xml:space="preserve"> </w:t>
-      </w:r>
-      <w:r>
-        <w:t xml:space="preserve">apparatus scored on the real corpus rather than on generated output passes in all three folds, which</w:t>
-      </w:r>
-      <w:r>
-        <w:t xml:space="preserve"> </w:t>
-      </w:r>
-      <w:r>
-        <w:t xml:space="preserve">establishes that the check can be satisfied and that the failure is a property of the generated</w:t>
-      </w:r>
-      <w:r>
-        <w:t xml:space="preserve"> </w:t>
-      </w:r>
-      <w:r>
-        <w:t xml:space="preserve">population.</w:t>
+        <w:t xml:space="preserve">Three of the checks in Table 4 carry readings that qualify how much independent evidence they add, and</w:t>
+      </w:r>
+      <w:r>
+        <w:t xml:space="preserve"> </w:t>
+      </w:r>
+      <w:r>
+        <w:t xml:space="preserve">all three are stated rather than absorbed into a count.</w:t>
+      </w:r>
+    </w:p>
+    <w:p>
+      <w:pPr>
+        <w:pStyle w:val="BodyText"/>
+      </w:pPr>
+      <w:r>
+        <w:t xml:space="preserve">The frozen-criteria check returns a coverage clause that is not met, and the reason is vacuity</w:t>
+      </w:r>
+      <w:r>
+        <w:t xml:space="preserve"> </w:t>
+      </w:r>
+      <w:r>
+        <w:t xml:space="preserve">rather than weakness: every cell already fell short at baseline, so no injected fault could</w:t>
+      </w:r>
+      <w:r>
+        <w:t xml:space="preserve"> </w:t>
+      </w:r>
+      <w:r>
+        <w:t xml:space="preserve">demonstrate detection. A coverage clause that falls short because the gate was never in a position</w:t>
+      </w:r>
+      <w:r>
+        <w:t xml:space="preserve"> </w:t>
+      </w:r>
+      <w:r>
+        <w:t xml:space="preserve">to demonstrate anything is not the same as one that falls short because the gate is weak, and the</w:t>
+      </w:r>
+      <w:r>
+        <w:t xml:space="preserve"> </w:t>
+      </w:r>
+      <w:r>
+        <w:t xml:space="preserve">two are never collapsed in this work.</w:t>
+      </w:r>
+    </w:p>
+    <w:p>
+      <w:pPr>
+        <w:pStyle w:val="BodyText"/>
+      </w:pPr>
+      <w:r>
+        <w:t xml:space="preserve">The held-in regression check was corrected downward during analysis rather than up. Its second</w:t>
+      </w:r>
+      <w:r>
+        <w:t xml:space="preserve"> </w:t>
+      </w:r>
+      <w:r>
+        <w:t xml:space="preserve">clause was initially read as passing in five of six cells on the pilot arm and on re-derivation</w:t>
+      </w:r>
+      <w:r>
+        <w:t xml:space="preserve"> </w:t>
+      </w:r>
+      <w:r>
+        <w:t xml:space="preserve">passes in two. Against that, the same apparatus scored on the real corpus rather than on generated</w:t>
+      </w:r>
+      <w:r>
+        <w:t xml:space="preserve"> </w:t>
+      </w:r>
+      <w:r>
+        <w:t xml:space="preserve">output passes in all three folds, which establishes that the check can be satisfied and that the</w:t>
+      </w:r>
+      <w:r>
+        <w:t xml:space="preserve"> </w:t>
+      </w:r>
+      <w:r>
+        <w:t xml:space="preserve">shortfall is a property of the generated population.</w:t>
       </w:r>
     </w:p>
     <w:p>
@@ -6457,23 +6588,29 @@
         <w:pStyle w:val="BodyText"/>
       </w:pPr>
       <w:r>
-        <w:t xml:space="preserve">The joint-structure result is explicitly not independent confirmation. It is the same underlying failure</w:t>
-      </w:r>
-      <w:r>
-        <w:t xml:space="preserve"> </w:t>
-      </w:r>
-      <w:r>
-        <w:t xml:space="preserve">read on different quantities, and it is reported as such rather than counted as a sixth witness.</w:t>
-      </w:r>
-    </w:p>
-    <w:bookmarkEnd w:id="52"/>
-    <w:bookmarkStart w:id="53" w:name="X4415aa467a620e56f8ecc3805cf22111b713d10"/>
+        <w:t xml:space="preserve">The joint-structure result is explicitly not independent confirmation. It is the same underlying</w:t>
+      </w:r>
+      <w:r>
+        <w:t xml:space="preserve"> </w:t>
+      </w:r>
+      <w:r>
+        <w:t xml:space="preserve">shortfall read on different quantities, and it is reported as such rather than counted as a sixth</w:t>
+      </w:r>
+      <w:r>
+        <w:t xml:space="preserve"> </w:t>
+      </w:r>
+      <w:r>
+        <w:t xml:space="preserve">witness.</w:t>
+      </w:r>
+    </w:p>
+    <w:bookmarkEnd w:id="86"/>
+    <w:bookmarkStart w:id="87" w:name="X9fb003222e1c6a1e778a33c9bf6524b659c73b9"/>
     <w:p>
       <w:pPr>
         <w:pStyle w:val="Heading3"/>
       </w:pPr>
       <w:r>
-        <w:t xml:space="preserve">5.3 Capacity is not the explanation, measured three ways</w:t>
+        <w:t xml:space="preserve">5.3 More capacity does not close the gap, across 1.5 to 7.3 billion parameters, measured three ways</w:t>
       </w:r>
     </w:p>
     <w:p>
@@ -6485,7 +6622,7 @@
           <w:b/>
           <w:bCs/>
         </w:rPr>
-        <w:t xml:space="preserve">Table 7.</w:t>
+        <w:t xml:space="preserve">Table 5.</w:t>
       </w:r>
       <w:r>
         <w:t xml:space="preserve"> </w:t>
@@ -6655,113 +6792,113 @@
         <w:pStyle w:val="BodyText"/>
       </w:pPr>
       <w:r>
-        <w:t xml:space="preserve">Three points about how these are to be read.</w:t>
-      </w:r>
-    </w:p>
-    <w:p>
-      <w:pPr>
-        <w:pStyle w:val="BodyText"/>
-      </w:pPr>
-      <w:r>
-        <w:t xml:space="preserve">The backbone comparison is two points and is never presented as a scaling curve. The claim is the narrow</w:t>
-      </w:r>
-      <w:r>
-        <w:t xml:space="preserve"> </w:t>
-      </w:r>
-      <w:r>
-        <w:t xml:space="preserve">negative one, that increasing the backbone by a factor of 4.7 did not repair the registered failure, and</w:t>
-      </w:r>
-      <w:r>
-        <w:t xml:space="preserve"> </w:t>
-      </w:r>
-      <w:r>
-        <w:t xml:space="preserve">in fact moved the mean in the wrong direction while reducing the number of passing budget cells from one</w:t>
-      </w:r>
-      <w:r>
-        <w:t xml:space="preserve"> </w:t>
-      </w:r>
-      <w:r>
-        <w:t xml:space="preserve">to zero.</w:t>
-      </w:r>
-    </w:p>
-    <w:p>
-      <w:pPr>
-        <w:pStyle w:val="BodyText"/>
-      </w:pPr>
-      <w:r>
-        <w:t xml:space="preserve">The full fine-tune is a ceiling run, not an improvement attempt. Trained on one fold with every other</w:t>
-      </w:r>
-      <w:r>
-        <w:t xml:space="preserve"> </w:t>
-      </w:r>
-      <w:r>
-        <w:t xml:space="preserve">setting identical, it ends at a higher training loss than the adapter at every epoch, and their content</w:t>
-      </w:r>
-      <w:r>
-        <w:t xml:space="preserve"> </w:t>
-      </w:r>
-      <w:r>
-        <w:t xml:space="preserve">losses tie. It is reported as evidence that the registered band failure is repaired by neither more</w:t>
-      </w:r>
-      <w:r>
-        <w:t xml:space="preserve"> </w:t>
-      </w:r>
-      <w:r>
-        <w:t xml:space="preserve">trainable parameters nor a larger backbone. No claim is made that the full fine-tune reduced or increased</w:t>
-      </w:r>
-      <w:r>
-        <w:t xml:space="preserve"> </w:t>
-      </w:r>
-      <w:r>
-        <w:t xml:space="preserve">dispersion.</w:t>
-      </w:r>
-    </w:p>
-    <w:p>
-      <w:pPr>
-        <w:pStyle w:val="BodyText"/>
-      </w:pPr>
-      <w:r>
-        <w:t xml:space="preserve">The alternative family is the single-fold comparison it appears to be. The only check that separates the</w:t>
-      </w:r>
-      <w:r>
-        <w:t xml:space="preserve"> </w:t>
-      </w:r>
-      <w:r>
-        <w:t xml:space="preserve">two arms fails on the alternative family because of a first-epoch instability, and every other difference</w:t>
-      </w:r>
-      <w:r>
-        <w:t xml:space="preserve"> </w:t>
-      </w:r>
-      <w:r>
-        <w:t xml:space="preserve">measured sits inside the seed-alone noise floor described in §5.4. One documentation defect is disclosed</w:t>
-      </w:r>
-      <w:r>
-        <w:t xml:space="preserve"> </w:t>
-      </w:r>
-      <w:r>
-        <w:t xml:space="preserve">rather than corrected: the comparison table in the training record labels the primary column with the</w:t>
-      </w:r>
-      <w:r>
-        <w:t xml:space="preserve"> </w:t>
-      </w:r>
-      <w:r>
-        <w:t xml:space="preserve">wrong family name, while the manifest and the run configuration identify the backbone correctly. The</w:t>
-      </w:r>
-      <w:r>
-        <w:t xml:space="preserve"> </w:t>
-      </w:r>
-      <w:r>
-        <w:t xml:space="preserve">discrepancy is printed as found.</w:t>
-      </w:r>
-    </w:p>
-    <w:bookmarkEnd w:id="53"/>
-    <w:bookmarkStart w:id="54" w:name="Xede0950f3428007db2ca279954909ab8f16da58"/>
+        <w:t xml:space="preserve">Three points about how Table 5 is to be read.</w:t>
+      </w:r>
+    </w:p>
+    <w:p>
+      <w:pPr>
+        <w:pStyle w:val="BodyText"/>
+      </w:pPr>
+      <w:r>
+        <w:t xml:space="preserve">The backbone comparison is two points and is never presented as a scaling curve. The claim is the</w:t>
+      </w:r>
+      <w:r>
+        <w:t xml:space="preserve"> </w:t>
+      </w:r>
+      <w:r>
+        <w:t xml:space="preserve">narrow negative one, that increasing the backbone by a factor of 4.7 did not repair the registered</w:t>
+      </w:r>
+      <w:r>
+        <w:t xml:space="preserve"> </w:t>
+      </w:r>
+      <w:r>
+        <w:t xml:space="preserve">shortfall, and in fact moved the mean in the wrong direction while reducing the number of passing</w:t>
+      </w:r>
+      <w:r>
+        <w:t xml:space="preserve"> </w:t>
+      </w:r>
+      <w:r>
+        <w:t xml:space="preserve">budget cells from one to zero.</w:t>
+      </w:r>
+    </w:p>
+    <w:p>
+      <w:pPr>
+        <w:pStyle w:val="BodyText"/>
+      </w:pPr>
+      <w:r>
+        <w:t xml:space="preserve">The full fine-tune is a ceiling run, not an improvement attempt. Trained on one fold with every</w:t>
+      </w:r>
+      <w:r>
+        <w:t xml:space="preserve"> </w:t>
+      </w:r>
+      <w:r>
+        <w:t xml:space="preserve">other setting identical, it ends at a higher training loss than the adapter at every epoch, and</w:t>
+      </w:r>
+      <w:r>
+        <w:t xml:space="preserve"> </w:t>
+      </w:r>
+      <w:r>
+        <w:t xml:space="preserve">their content losses tie. It is reported as evidence that the registered band shortfall is repaired</w:t>
+      </w:r>
+      <w:r>
+        <w:t xml:space="preserve"> </w:t>
+      </w:r>
+      <w:r>
+        <w:t xml:space="preserve">by neither more trainable parameters nor a larger backbone. No claim is made that the full fine-tune</w:t>
+      </w:r>
+      <w:r>
+        <w:t xml:space="preserve"> </w:t>
+      </w:r>
+      <w:r>
+        <w:t xml:space="preserve">reduced or increased dispersion.</w:t>
+      </w:r>
+    </w:p>
+    <w:p>
+      <w:pPr>
+        <w:pStyle w:val="BodyText"/>
+      </w:pPr>
+      <w:r>
+        <w:t xml:space="preserve">The alternative family is the single-fold comparison it appears to be. The only check that separates</w:t>
+      </w:r>
+      <w:r>
+        <w:t xml:space="preserve"> </w:t>
+      </w:r>
+      <w:r>
+        <w:t xml:space="preserve">the two arms comes up short on the alternative family because of a first-epoch instability, and</w:t>
+      </w:r>
+      <w:r>
+        <w:t xml:space="preserve"> </w:t>
+      </w:r>
+      <w:r>
+        <w:t xml:space="preserve">every other difference measured sits inside the seed-alone noise floor described in §5.4. One</w:t>
+      </w:r>
+      <w:r>
+        <w:t xml:space="preserve"> </w:t>
+      </w:r>
+      <w:r>
+        <w:t xml:space="preserve">documentation defect is disclosed rather than corrected: the comparison table in the training record</w:t>
+      </w:r>
+      <w:r>
+        <w:t xml:space="preserve"> </w:t>
+      </w:r>
+      <w:r>
+        <w:t xml:space="preserve">labels the primary column with the wrong family name, while the manifest and the run configuration</w:t>
+      </w:r>
+      <w:r>
+        <w:t xml:space="preserve"> </w:t>
+      </w:r>
+      <w:r>
+        <w:t xml:space="preserve">identify the backbone correctly. The discrepancy is printed as found.</w:t>
+      </w:r>
+    </w:p>
+    <w:bookmarkEnd w:id="87"/>
+    <w:bookmarkStart w:id="91" w:name="X45c78b861702bf1e4507801ee1fe6d92610073c"/>
     <w:p>
       <w:pPr>
         <w:pStyle w:val="Heading3"/>
       </w:pPr>
       <w:r>
-        <w:t xml:space="preserve">5.4 Where the failure sits: steering and amplitude, and which model each was measured on</w:t>
+        <w:t xml:space="preserve">5.4 Where the shortfall sits: steering and amplitude, and which model each was measured on</w:t>
       </w:r>
     </w:p>
     <w:p>
@@ -6795,47 +6932,71 @@
         <w:pStyle w:val="BodyText"/>
       </w:pPr>
       <w:r>
-        <w:t xml:space="preserve">For the pilot 1.48-billion-parameter arm, both arms of that split were computed. Direction passes in all</w:t>
-      </w:r>
-      <w:r>
-        <w:t xml:space="preserve"> </w:t>
-      </w:r>
-      <w:r>
-        <w:t xml:space="preserve">three folds, with coefficients of determination of 0.8455, 0.9808 and 0.9836 against a floor of 0.80.</w:t>
-      </w:r>
-      <w:r>
-        <w:t xml:space="preserve"> </w:t>
-      </w:r>
-      <w:r>
-        <w:t xml:space="preserve">Amplitude fails in all three, with pooled slopes of 0.2666, 0.4612 and 0.3785 against a floor of 0.80.</w:t>
-      </w:r>
-    </w:p>
-    <w:p>
-      <w:pPr>
-        <w:pStyle w:val="BodyText"/>
-      </w:pPr>
-      <w:r>
-        <w:t xml:space="preserve">For the reported 7-billion-parameter model, only the amplitude arm was recomputed. Its pooled slopes are</w:t>
-      </w:r>
-      <w:r>
-        <w:t xml:space="preserve"> </w:t>
-      </w:r>
-      <w:r>
-        <w:t xml:space="preserve">0.4153, 0.5329 and 0.4049, scored against the same floor of 0.80, and the check fails in all three folds.</w:t>
-      </w:r>
-      <w:r>
-        <w:t xml:space="preserve"> </w:t>
-      </w:r>
-      <w:r>
-        <w:t xml:space="preserve">The steering arm was never recomputed on the reported model.</w:t>
-      </w:r>
-    </w:p>
-    <w:p>
-      <w:pPr>
-        <w:pStyle w:val="BodyText"/>
-      </w:pPr>
-      <w:r>
-        <w:t xml:space="preserve">This limitation is stated plainly because the qualitative reading depends on it. The sentence</w:t>
+        <w:t xml:space="preserve">For the pilot 1.48-billion-parameter arm, both arms of that split were computed. Direction passes in</w:t>
+      </w:r>
+      <w:r>
+        <w:t xml:space="preserve"> </w:t>
+      </w:r>
+      <w:r>
+        <w:t xml:space="preserve">all three folds, with coefficients of determination of 0.8455, 0.9808 and 0.9836 against a floor of</w:t>
+      </w:r>
+      <w:r>
+        <w:t xml:space="preserve"> </w:t>
+      </w:r>
+      <w:r>
+        <w:t xml:space="preserve">0.80. Amplitude misses its floor in all three, with pooled slopes of 0.2666, 0.4612 and 0.3785</w:t>
+      </w:r>
+      <w:r>
+        <w:t xml:space="preserve"> </w:t>
+      </w:r>
+      <w:r>
+        <w:t xml:space="preserve">against a floor of 0.80.</w:t>
+      </w:r>
+    </w:p>
+    <w:p>
+      <w:pPr>
+        <w:pStyle w:val="BodyText"/>
+      </w:pPr>
+      <w:r>
+        <w:t xml:space="preserve">For the reported 7-billion-parameter model, both arms were computed. Direction passes in all three</w:t>
+      </w:r>
+      <w:r>
+        <w:t xml:space="preserve"> </w:t>
+      </w:r>
+      <w:r>
+        <w:t xml:space="preserve">folds, with coefficients of determination of 0.9897, 0.9914 and 0.9941 against the same floor of</w:t>
+      </w:r>
+      <w:r>
+        <w:t xml:space="preserve"> </w:t>
+      </w:r>
+      <w:r>
+        <w:t xml:space="preserve">0.80. Amplitude misses its floor in all three, with pooled slopes of 0.4153, 0.5329 and 0.4049</w:t>
+      </w:r>
+      <w:r>
+        <w:t xml:space="preserve"> </w:t>
+      </w:r>
+      <w:r>
+        <w:t xml:space="preserve">against a floor of 0.80, computed over the five independent conditioning channels the registered</w:t>
+      </w:r>
+      <w:r>
+        <w:t xml:space="preserve"> </w:t>
+      </w:r>
+      <w:r>
+        <w:t xml:space="preserve">definition counts, with the residual bucket excluded by name; the pilot slopes above are computed</w:t>
+      </w:r>
+      <w:r>
+        <w:t xml:space="preserve"> </w:t>
+      </w:r>
+      <w:r>
+        <w:t xml:space="preserve">under the same five-channel definition, so the two arms are measured like for like.</w:t>
+      </w:r>
+    </w:p>
+    <w:p>
+      <w:pPr>
+        <w:pStyle w:val="BodyText"/>
+      </w:pPr>
+      <w:r>
+        <w:t xml:space="preserve">This result is stated plainly because the qualitative reading depends on it. The sentence</w:t>
       </w:r>
       <w:r>
         <w:t xml:space="preserve"> </w:t>
@@ -6865,91 +7026,168 @@
         <w:t xml:space="preserve"> </w:t>
       </w:r>
       <w:r>
-        <w:t xml:space="preserve">is measured on the pilot arm. On the reported</w:t>
-      </w:r>
-      <w:r>
-        <w:t xml:space="preserve"> </w:t>
-      </w:r>
-      <w:r>
-        <w:t xml:space="preserve">model, what is measured is the amplitude half: the response is roughly half the required strength in all</w:t>
-      </w:r>
-      <w:r>
-        <w:t xml:space="preserve"> </w:t>
-      </w:r>
-      <w:r>
-        <w:t xml:space="preserve">three folds. The steering half is inherited from a smaller model trained under the same recipe, and it is</w:t>
-      </w:r>
-      <w:r>
-        <w:t xml:space="preserve"> </w:t>
-      </w:r>
-      <w:r>
-        <w:t xml:space="preserve">reported here as inherited rather than as measured on the model the paper reports. Recomputing it is a</w:t>
-      </w:r>
-      <w:r>
-        <w:t xml:space="preserve"> </w:t>
-      </w:r>
-      <w:r>
-        <w:t xml:space="preserve">one-run correction and it is named in §7.10 among the unfinished items rather than presented as done.</w:t>
-      </w:r>
-    </w:p>
-    <w:p>
-      <w:pPr>
-        <w:pStyle w:val="BodyText"/>
-      </w:pPr>
-      <w:r>
-        <w:t xml:space="preserve">A related quantity bounds how finely any of this can be resolved. A sampling-noise probe on frozen</w:t>
-      </w:r>
-      <w:r>
-        <w:t xml:space="preserve"> </w:t>
-      </w:r>
-      <w:r>
-        <w:t xml:space="preserve">weights, over five seeds per fold, returns a seed-alone spread of 0.529, 0.658 and 0.385 on the</w:t>
-      </w:r>
-      <w:r>
-        <w:t xml:space="preserve"> </w:t>
-      </w:r>
-      <w:r>
-        <w:t xml:space="preserve">within-stratum variance ratio, which is wider than the entire 0.45-wide acceptance band of the check that</w:t>
-      </w:r>
-      <w:r>
-        <w:t xml:space="preserve"> </w:t>
-      </w:r>
-      <w:r>
-        <w:t xml:space="preserve">uses it. That check is therefore reported as resolution-limited rather than as a model verdict, and one</w:t>
-      </w:r>
-      <w:r>
-        <w:t xml:space="preserve"> </w:t>
-      </w:r>
-      <w:r>
-        <w:t xml:space="preserve">apparent pass on one fold was struck as a one-in-five-seed artefact rather than kept.</w:t>
-      </w:r>
-    </w:p>
-    <w:bookmarkEnd w:id="54"/>
-    <w:bookmarkStart w:id="55" w:name="X179da11329d6eea745caa2c57f591ac37333a62"/>
-    <w:p>
-      <w:pPr>
-        <w:pStyle w:val="Heading3"/>
-      </w:pPr>
-      <w:r>
-        <w:t xml:space="preserve">5.5 Joint structure, and what the older lineage does on the same test</w:t>
-      </w:r>
-    </w:p>
-    <w:p>
-      <w:pPr>
-        <w:pStyle w:val="FirstParagraph"/>
+        <w:t xml:space="preserve">is measured on the reported model itself, not</w:t>
+      </w:r>
+      <w:r>
+        <w:t xml:space="preserve"> </w:t>
+      </w:r>
+      <w:r>
+        <w:t xml:space="preserve">inherited from the pilot arm: the steering half passes at the coefficients of determination given above,</w:t>
+      </w:r>
+      <w:r>
+        <w:t xml:space="preserve"> </w:t>
+      </w:r>
+      <w:r>
+        <w:t xml:space="preserve">and the amplitude half is the response reported there, roughly half the required strength in all three</w:t>
+      </w:r>
+      <w:r>
+        <w:t xml:space="preserve"> </w:t>
+      </w:r>
+      <w:r>
+        <w:t xml:space="preserve">folds. A low slope means under-response rather than indifference: a model that ignored the conditioning</w:t>
+      </w:r>
+      <w:r>
+        <w:t xml:space="preserve"> </w:t>
+      </w:r>
+      <w:r>
+        <w:t xml:space="preserve">altogether would return a flat line, and none of the three folds does. Figure 4 shows the response curves</w:t>
+      </w:r>
+      <w:r>
+        <w:t xml:space="preserve"> </w:t>
+      </w:r>
+      <w:r>
+        <w:t xml:space="preserve">on the left, one line per fold across the five tilt levels, and on the right the fitted slopes against the</w:t>
+      </w:r>
+      <w:r>
+        <w:t xml:space="preserve"> </w:t>
+      </w:r>
+      <w:r>
+        <w:t xml:space="preserve">floor of 0.80 registered before training.</w:t>
+      </w:r>
+    </w:p>
+    <w:p>
+      <w:pPr>
+        <w:pStyle w:val="BodyText"/>
+      </w:pPr>
+      <w:r>
+        <w:drawing>
+          <wp:inline>
+            <wp:extent cx="5334000" cy="3200400"/>
+            <wp:effectExtent b="0" l="0" r="0" t="0"/>
+            <wp:docPr descr="Figure 4" title="" id="89" name="Picture"/>
+            <a:graphic>
+              <a:graphicData uri="http://schemas.openxmlformats.org/drawingml/2006/picture">
+                <pic:pic>
+                  <pic:nvPicPr>
+                    <pic:cNvPr descr="figures/Figure_04_amplitude_slope.png" id="90" name="Picture"/>
+                    <pic:cNvPicPr>
+                      <a:picLocks noChangeArrowheads="1" noChangeAspect="1"/>
+                    </pic:cNvPicPr>
+                  </pic:nvPicPr>
+                  <pic:blipFill>
+                    <a:blip r:embed="rId88"/>
+                    <a:stretch>
+                      <a:fillRect/>
+                    </a:stretch>
+                  </pic:blipFill>
+                  <pic:spPr bwMode="auto">
+                    <a:xfrm>
+                      <a:off x="0" y="0"/>
+                      <a:ext cx="5334000" cy="3200400"/>
+                    </a:xfrm>
+                    <a:prstGeom prst="rect">
+                      <a:avLst/>
+                    </a:prstGeom>
+                    <a:noFill/>
+                    <a:ln w="9525">
+                      <a:noFill/>
+                      <a:headEnd/>
+                      <a:tailEnd/>
+                    </a:ln>
+                  </pic:spPr>
+                </pic:pic>
+              </a:graphicData>
+            </a:graphic>
+          </wp:inline>
+        </w:drawing>
+      </w:r>
+    </w:p>
+    <w:p>
+      <w:pPr>
+        <w:pStyle w:val="BodyText"/>
       </w:pPr>
       <w:r>
         <w:rPr>
           <w:b/>
           <w:bCs/>
         </w:rPr>
-        <w:t xml:space="preserve">Table 8.</w:t>
-      </w:r>
-      <w:r>
-        <w:t xml:space="preserve"> </w:t>
-      </w:r>
-      <w:r>
-        <w:t xml:space="preserve">- Joint structure never present in the prompt, reported model, all three folds.</w:t>
+        <w:t xml:space="preserve">Figure 4.</w:t>
+      </w:r>
+      <w:r>
+        <w:t xml:space="preserve"> </w:t>
+      </w:r>
+      <w:r>
+        <w:t xml:space="preserve">- The fictional-country control: response curves and fitted slopes.</w:t>
+      </w:r>
+    </w:p>
+    <w:p>
+      <w:pPr>
+        <w:pStyle w:val="BodyText"/>
+      </w:pPr>
+      <w:r>
+        <w:t xml:space="preserve">A related quantity bounds how finely any of this can be resolved. A sampling-noise probe on frozen</w:t>
+      </w:r>
+      <w:r>
+        <w:t xml:space="preserve"> </w:t>
+      </w:r>
+      <w:r>
+        <w:t xml:space="preserve">weights, over five seeds per fold, returns a seed-alone spread of 0.529, 0.658 and 0.385 on the</w:t>
+      </w:r>
+      <w:r>
+        <w:t xml:space="preserve"> </w:t>
+      </w:r>
+      <w:r>
+        <w:t xml:space="preserve">within-stratum variance ratio, which is wider than the entire 0.45-wide acceptance band of the check that</w:t>
+      </w:r>
+      <w:r>
+        <w:t xml:space="preserve"> </w:t>
+      </w:r>
+      <w:r>
+        <w:t xml:space="preserve">uses it. That check is therefore reported as resolution-limited rather than as a model verdict, and one</w:t>
+      </w:r>
+      <w:r>
+        <w:t xml:space="preserve"> </w:t>
+      </w:r>
+      <w:r>
+        <w:t xml:space="preserve">apparent pass on one fold was struck as a one-in-five-seed artefact rather than kept.</w:t>
+      </w:r>
+    </w:p>
+    <w:bookmarkEnd w:id="91"/>
+    <w:bookmarkStart w:id="95" w:name="X179da11329d6eea745caa2c57f591ac37333a62"/>
+    <w:p>
+      <w:pPr>
+        <w:pStyle w:val="Heading3"/>
+      </w:pPr>
+      <w:r>
+        <w:t xml:space="preserve">5.5 Joint structure, and what the older lineage does on the same test</w:t>
+      </w:r>
+    </w:p>
+    <w:p>
+      <w:pPr>
+        <w:pStyle w:val="FirstParagraph"/>
+      </w:pPr>
+      <w:r>
+        <w:rPr>
+          <w:b/>
+          <w:bCs/>
+        </w:rPr>
+        <w:t xml:space="preserve">Table 6.</w:t>
+      </w:r>
+      <w:r>
+        <w:t xml:space="preserve"> </w:t>
+      </w:r>
+      <w:r>
+        <w:t xml:space="preserve">- Joint structure never present in the conditioning prompt.</w:t>
       </w:r>
     </w:p>
     <w:tbl>
@@ -7204,93 +7442,182 @@
         <w:pStyle w:val="BodyText"/>
       </w:pPr>
       <w:r>
-        <w:t xml:space="preserve">Verdicts are identical under the calendar-re-based weights and unweighted, so the failure is not an</w:t>
-      </w:r>
-      <w:r>
-        <w:t xml:space="preserve"> </w:t>
-      </w:r>
-      <w:r>
-        <w:t xml:space="preserve">artefact of the weighting correction described in §2.1.</w:t>
-      </w:r>
-    </w:p>
-    <w:p>
-      <w:pPr>
-        <w:pStyle w:val="BodyText"/>
-      </w:pPr>
-      <w:r>
-        <w:t xml:space="preserve">One methodological point governs how the per-cell version of this table is read. Absolute population-level</w:t>
-      </w:r>
-      <w:r>
-        <w:t xml:space="preserve"> </w:t>
-      </w:r>
-      <w:r>
-        <w:t xml:space="preserve">bands are not evaluable cell by cell: a second real Italian sample fails 65 of 68 attribute-pair cells</w:t>
-      </w:r>
-      <w:r>
-        <w:t xml:space="preserve"> </w:t>
-      </w:r>
-      <w:r>
-        <w:t xml:space="preserve">against them. The per-cell verdict is therefore a sample-size-matched real-against-real bootstrap</w:t>
-      </w:r>
-      <w:r>
-        <w:t xml:space="preserve"> </w:t>
-      </w:r>
-      <w:r>
-        <w:t xml:space="preserve">comparison rather than an absolute band, which is what allows a generated cell to be judged against what</w:t>
-      </w:r>
-      <w:r>
-        <w:t xml:space="preserve"> </w:t>
-      </w:r>
-      <w:r>
-        <w:t xml:space="preserve">two real samples of the same size do to each other.</w:t>
-      </w:r>
-    </w:p>
-    <w:p>
-      <w:pPr>
-        <w:pStyle w:val="BodyText"/>
-      </w:pPr>
-      <w:r>
-        <w:t xml:space="preserve">The comparator from the older lineage is informative precisely because it fails differently. A first-order</w:t>
-      </w:r>
-      <w:r>
-        <w:t xml:space="preserve"> </w:t>
-      </w:r>
-      <w:r>
-        <w:t xml:space="preserve">inhomogeneous Markov chain, fitted on the same two training countries and scored on the held-out one,</w:t>
-      </w:r>
-      <w:r>
-        <w:t xml:space="preserve"> </w:t>
-      </w:r>
-      <w:r>
-        <w:t xml:space="preserve">reproduces the transition rate almost exactly, at 0.264 transitions per day against a band of 1.50, and</w:t>
-      </w:r>
-      <w:r>
-        <w:t xml:space="preserve"> </w:t>
-      </w:r>
-      <w:r>
-        <w:t xml:space="preserve">misses the dwell-time distribution by an order of magnitude, at 119.6 minutes against a band of 10.0.</w:t>
-      </w:r>
-      <w:r>
-        <w:t xml:space="preserve"> </w:t>
-      </w:r>
-      <w:r>
-        <w:t xml:space="preserve">Matching a rate while missing the distribution is the characteristic first-order failure. It is the</w:t>
-      </w:r>
-      <w:r>
-        <w:t xml:space="preserve"> </w:t>
-      </w:r>
-      <w:r>
-        <w:t xml:space="preserve">clearest single argument for scoring dwell times rather than occupancy shares, and it is why the</w:t>
-      </w:r>
-      <w:r>
-        <w:t xml:space="preserve"> </w:t>
-      </w:r>
-      <w:r>
-        <w:t xml:space="preserve">dwell-time result above is reported ahead of the budget result.</w:t>
-      </w:r>
-    </w:p>
-    <w:bookmarkEnd w:id="55"/>
-    <w:bookmarkStart w:id="56" w:name="X38797b90da18e13af370fe6222740c39374f0f8"/>
+        <w:t xml:space="preserve">Verdicts are identical under the calendar-re-based weights and unweighted, so the shortfall is not</w:t>
+      </w:r>
+      <w:r>
+        <w:t xml:space="preserve"> </w:t>
+      </w:r>
+      <w:r>
+        <w:t xml:space="preserve">an artefact of the weighting correction described in §2.1. None of the four quantities in Table 6</w:t>
+      </w:r>
+      <w:r>
+        <w:t xml:space="preserve"> </w:t>
+      </w:r>
+      <w:r>
+        <w:t xml:space="preserve">was supplied in the conditioning prompt, and none was optimised for; they are what the joint</w:t>
+      </w:r>
+      <w:r>
+        <w:t xml:space="preserve"> </w:t>
+      </w:r>
+      <w:r>
+        <w:t xml:space="preserve">distribution looks like when only its margins are specified. Figure 5 places the four on one scale,</w:t>
+      </w:r>
+      <w:r>
+        <w:t xml:space="preserve"> </w:t>
+      </w:r>
+      <w:r>
+        <w:t xml:space="preserve">as multiples of their registered bands, each bar spanning the range across the three folds: all four</w:t>
+      </w:r>
+      <w:r>
+        <w:t xml:space="preserve"> </w:t>
+      </w:r>
+      <w:r>
+        <w:t xml:space="preserve">miss their band in every fold, at between 3.3 and 8.6 times the band.</w:t>
+      </w:r>
+    </w:p>
+    <w:p>
+      <w:pPr>
+        <w:pStyle w:val="BodyText"/>
+      </w:pPr>
+      <w:r>
+        <w:drawing>
+          <wp:inline>
+            <wp:extent cx="5334000" cy="3111500"/>
+            <wp:effectExtent b="0" l="0" r="0" t="0"/>
+            <wp:docPr descr="Figure 5" title="" id="93" name="Picture"/>
+            <a:graphic>
+              <a:graphicData uri="http://schemas.openxmlformats.org/drawingml/2006/picture">
+                <pic:pic>
+                  <pic:nvPicPr>
+                    <pic:cNvPr descr="figures/Figure_05_joint_structure.png" id="94" name="Picture"/>
+                    <pic:cNvPicPr>
+                      <a:picLocks noChangeArrowheads="1" noChangeAspect="1"/>
+                    </pic:cNvPicPr>
+                  </pic:nvPicPr>
+                  <pic:blipFill>
+                    <a:blip r:embed="rId92"/>
+                    <a:stretch>
+                      <a:fillRect/>
+                    </a:stretch>
+                  </pic:blipFill>
+                  <pic:spPr bwMode="auto">
+                    <a:xfrm>
+                      <a:off x="0" y="0"/>
+                      <a:ext cx="5334000" cy="3111500"/>
+                    </a:xfrm>
+                    <a:prstGeom prst="rect">
+                      <a:avLst/>
+                    </a:prstGeom>
+                    <a:noFill/>
+                    <a:ln w="9525">
+                      <a:noFill/>
+                      <a:headEnd/>
+                      <a:tailEnd/>
+                    </a:ln>
+                  </pic:spPr>
+                </pic:pic>
+              </a:graphicData>
+            </a:graphic>
+          </wp:inline>
+        </w:drawing>
+      </w:r>
+    </w:p>
+    <w:p>
+      <w:pPr>
+        <w:pStyle w:val="BodyText"/>
+      </w:pPr>
+      <w:r>
+        <w:rPr>
+          <w:b/>
+          <w:bCs/>
+        </w:rPr>
+        <w:t xml:space="preserve">Figure 5.</w:t>
+      </w:r>
+      <w:r>
+        <w:t xml:space="preserve"> </w:t>
+      </w:r>
+      <w:r>
+        <w:t xml:space="preserve">- Four structural properties, each as a multiple of its band.</w:t>
+      </w:r>
+    </w:p>
+    <w:p>
+      <w:pPr>
+        <w:pStyle w:val="BodyText"/>
+      </w:pPr>
+      <w:r>
+        <w:t xml:space="preserve">One methodological point governs how the per-cell version of this table is read. Absolute</w:t>
+      </w:r>
+      <w:r>
+        <w:t xml:space="preserve"> </w:t>
+      </w:r>
+      <w:r>
+        <w:t xml:space="preserve">population-level bands are not evaluable cell by cell: a second real Italian sample misses 65 of 68</w:t>
+      </w:r>
+      <w:r>
+        <w:t xml:space="preserve"> </w:t>
+      </w:r>
+      <w:r>
+        <w:t xml:space="preserve">attribute-pair cells against them. The per-cell verdict is therefore a sample-size-matched</w:t>
+      </w:r>
+      <w:r>
+        <w:t xml:space="preserve"> </w:t>
+      </w:r>
+      <w:r>
+        <w:t xml:space="preserve">real-against-real bootstrap comparison rather than an absolute band, which is what allows a</w:t>
+      </w:r>
+      <w:r>
+        <w:t xml:space="preserve"> </w:t>
+      </w:r>
+      <w:r>
+        <w:t xml:space="preserve">generated cell to be judged against what two real samples of the same size do to each other.</w:t>
+      </w:r>
+    </w:p>
+    <w:p>
+      <w:pPr>
+        <w:pStyle w:val="BodyText"/>
+      </w:pPr>
+      <w:r>
+        <w:t xml:space="preserve">The comparator from the older lineage is informative precisely because it falls short differently. A</w:t>
+      </w:r>
+      <w:r>
+        <w:t xml:space="preserve"> </w:t>
+      </w:r>
+      <w:r>
+        <w:t xml:space="preserve">first-order inhomogeneous Markov chain, fitted on the same two training countries and scored on the</w:t>
+      </w:r>
+      <w:r>
+        <w:t xml:space="preserve"> </w:t>
+      </w:r>
+      <w:r>
+        <w:t xml:space="preserve">held-out one, reproduces the transition rate almost exactly, at 0.264 transitions per day against a</w:t>
+      </w:r>
+      <w:r>
+        <w:t xml:space="preserve"> </w:t>
+      </w:r>
+      <w:r>
+        <w:t xml:space="preserve">band of 1.50, and misses the dwell-time distribution by an order of magnitude, at 119.6 minutes</w:t>
+      </w:r>
+      <w:r>
+        <w:t xml:space="preserve"> </w:t>
+      </w:r>
+      <w:r>
+        <w:t xml:space="preserve">against a band of 10.0. Matching a rate while missing the distribution is the characteristic</w:t>
+      </w:r>
+      <w:r>
+        <w:t xml:space="preserve"> </w:t>
+      </w:r>
+      <w:r>
+        <w:t xml:space="preserve">first-order shortfall. It is the clearest single argument for scoring dwell times rather than</w:t>
+      </w:r>
+      <w:r>
+        <w:t xml:space="preserve"> </w:t>
+      </w:r>
+      <w:r>
+        <w:t xml:space="preserve">occupancy shares, and it is why the dwell-time result above is reported ahead of the budget result.</w:t>
+      </w:r>
+    </w:p>
+    <w:bookmarkEnd w:id="95"/>
+    <w:bookmarkStart w:id="96" w:name="X38797b90da18e13af370fe6222740c39374f0f8"/>
     <w:p>
       <w:pPr>
         <w:pStyle w:val="Heading3"/>
@@ -7304,57 +7631,63 @@
         <w:pStyle w:val="FirstParagraph"/>
       </w:pPr>
       <w:r>
-        <w:t xml:space="preserve">Four registered privacy checks were run on the reported model. One fails, one passes, one passes, and one</w:t>
-      </w:r>
-      <w:r>
-        <w:t xml:space="preserve"> </w:t>
-      </w:r>
-      <w:r>
-        <w:t xml:space="preserve">splits two to one.</w:t>
-      </w:r>
-    </w:p>
-    <w:p>
-      <w:pPr>
-        <w:pStyle w:val="BodyText"/>
-      </w:pPr>
-      <w:r>
-        <w:t xml:space="preserve">The loss-based membership-inference attack returns an area under the curve of 0.6645 against a registered</w:t>
-      </w:r>
-      <w:r>
-        <w:t xml:space="preserve"> </w:t>
-      </w:r>
-      <w:r>
-        <w:t xml:space="preserve">ceiling of 0.65, 1.70 standard deviations over the bar. The untuned-base floor on the same construction is</w:t>
-      </w:r>
-      <w:r>
-        <w:t xml:space="preserve"> </w:t>
-      </w:r>
-      <w:r>
-        <w:t xml:space="preserve">0.4886, essentially chance, which is what makes 0.6645 readable as membership signal rather than as a</w:t>
-      </w:r>
-      <w:r>
-        <w:t xml:space="preserve"> </w:t>
-      </w:r>
-      <w:r>
-        <w:t xml:space="preserve">split artefact. The reference-based attack passes at 0.5594 against a ceiling of 0.75. Prefix-prompted</w:t>
-      </w:r>
-      <w:r>
-        <w:t xml:space="preserve"> </w:t>
-      </w:r>
-      <w:r>
-        <w:t xml:space="preserve">extraction on rare strata passes with zero exact matches in 103 attempts. The distance-to-closest-record</w:t>
-      </w:r>
-      <w:r>
-        <w:t xml:space="preserve"> </w:t>
-      </w:r>
-      <w:r>
-        <w:t xml:space="preserve">check passes on Spain and Italy and fails on Britain, where the test-set median distance of 0.4236 sits</w:t>
-      </w:r>
-      <w:r>
-        <w:t xml:space="preserve"> </w:t>
-      </w:r>
-      <w:r>
-        <w:t xml:space="preserve">above the size-matched training interval of 0.4028 to 0.4167.</w:t>
+        <w:t xml:space="preserve">Four registered privacy checks were run on the reported model. One misses its bar, one passes, one</w:t>
+      </w:r>
+      <w:r>
+        <w:t xml:space="preserve"> </w:t>
+      </w:r>
+      <w:r>
+        <w:t xml:space="preserve">passes, and one splits two to one.</w:t>
+      </w:r>
+    </w:p>
+    <w:p>
+      <w:pPr>
+        <w:pStyle w:val="BodyText"/>
+      </w:pPr>
+      <w:r>
+        <w:t xml:space="preserve">The loss-based membership-inference attack returns an area under the curve of 0.6645 against a</w:t>
+      </w:r>
+      <w:r>
+        <w:t xml:space="preserve"> </w:t>
+      </w:r>
+      <w:r>
+        <w:t xml:space="preserve">registered ceiling of 0.65, 1.70 standard deviations over the bar. The untuned-base floor on the</w:t>
+      </w:r>
+      <w:r>
+        <w:t xml:space="preserve"> </w:t>
+      </w:r>
+      <w:r>
+        <w:t xml:space="preserve">same construction is 0.4886, essentially chance, which is what makes 0.6645 readable as membership</w:t>
+      </w:r>
+      <w:r>
+        <w:t xml:space="preserve"> </w:t>
+      </w:r>
+      <w:r>
+        <w:t xml:space="preserve">signal rather than as a split artefact. The reference-based attack passes at 0.5594 against a</w:t>
+      </w:r>
+      <w:r>
+        <w:t xml:space="preserve"> </w:t>
+      </w:r>
+      <w:r>
+        <w:t xml:space="preserve">ceiling of 0.75. Prefix-prompted extraction on rare strata passes with zero exact matches in 103</w:t>
+      </w:r>
+      <w:r>
+        <w:t xml:space="preserve"> </w:t>
+      </w:r>
+      <w:r>
+        <w:t xml:space="preserve">attempts. The distance-to-closest-record check passes on Spain and Italy and misses its bar on</w:t>
+      </w:r>
+      <w:r>
+        <w:t xml:space="preserve"> </w:t>
+      </w:r>
+      <w:r>
+        <w:t xml:space="preserve">Britain, where the test-set median distance of 0.4236 sits above the size-matched training interval</w:t>
+      </w:r>
+      <w:r>
+        <w:t xml:space="preserve"> </w:t>
+      </w:r>
+      <w:r>
+        <w:t xml:space="preserve">of 0.4028 to 0.4167.</w:t>
       </w:r>
     </w:p>
     <w:p>
@@ -7412,53 +7745,53 @@
         <w:t xml:space="preserve"> </w:t>
       </w:r>
       <w:r>
-        <w:t xml:space="preserve">elsewhere. This is not a passing audit and it is not four of four; it ships two registered failures and</w:t>
-      </w:r>
-      <w:r>
-        <w:t xml:space="preserve"> </w:t>
-      </w:r>
-      <w:r>
-        <w:t xml:space="preserve">one partial. The perplexity-gap control, which also fails at 0.0570 against a ceiling of 0.05, is not</w:t>
-      </w:r>
-      <w:r>
-        <w:t xml:space="preserve"> </w:t>
-      </w:r>
-      <w:r>
-        <w:t xml:space="preserve">independent confirmation, because it fails at 0.0511 on a randomly permuted adapter as well, and therefore</w:t>
-      </w:r>
-      <w:r>
-        <w:t xml:space="preserve"> </w:t>
-      </w:r>
-      <w:r>
-        <w:t xml:space="preserve">measures overfit to the language of diaries rather than membership. And the memorisation-ceiling control</w:t>
-      </w:r>
-      <w:r>
-        <w:t xml:space="preserve"> </w:t>
-      </w:r>
-      <w:r>
-        <w:t xml:space="preserve">is inconclusive as a ceiling: on the reported model it scores 0.6496, only 0.0149 below the reported</w:t>
-      </w:r>
-      <w:r>
-        <w:t xml:space="preserve"> </w:t>
-      </w:r>
-      <w:r>
-        <w:t xml:space="preserve">attack, having moved by 0.102 when capacity increased, so it does not bound what it was built to bound. It</w:t>
-      </w:r>
-      <w:r>
-        <w:t xml:space="preserve"> </w:t>
-      </w:r>
-      <w:r>
-        <w:t xml:space="preserve">changes the wording of this section and it does not gate the release, which rests on the registered</w:t>
-      </w:r>
-      <w:r>
-        <w:t xml:space="preserve"> </w:t>
-      </w:r>
-      <w:r>
-        <w:t xml:space="preserve">failure above.</w:t>
-      </w:r>
-    </w:p>
-    <w:bookmarkEnd w:id="56"/>
-    <w:bookmarkStart w:id="57" w:name="X006c0e3e1f0ec75b8edec82c7be24ba80565d86"/>
+        <w:t xml:space="preserve">elsewhere. This is not a passing audit and it is not four of four; it ships two registered</w:t>
+      </w:r>
+      <w:r>
+        <w:t xml:space="preserve"> </w:t>
+      </w:r>
+      <w:r>
+        <w:t xml:space="preserve">shortfalls and one partial. The perplexity-gap control, which also misses its bar at 0.0570 against</w:t>
+      </w:r>
+      <w:r>
+        <w:t xml:space="preserve"> </w:t>
+      </w:r>
+      <w:r>
+        <w:t xml:space="preserve">a ceiling of 0.05, is not independent confirmation, because it misses at 0.0511 on a randomly</w:t>
+      </w:r>
+      <w:r>
+        <w:t xml:space="preserve"> </w:t>
+      </w:r>
+      <w:r>
+        <w:t xml:space="preserve">permuted adapter as well, and therefore measures overfit to the language of diaries rather than</w:t>
+      </w:r>
+      <w:r>
+        <w:t xml:space="preserve"> </w:t>
+      </w:r>
+      <w:r>
+        <w:t xml:space="preserve">membership. And the memorisation-ceiling control is inconclusive as a ceiling: on the reported model</w:t>
+      </w:r>
+      <w:r>
+        <w:t xml:space="preserve"> </w:t>
+      </w:r>
+      <w:r>
+        <w:t xml:space="preserve">it scores 0.6496, only 0.0149 below the reported attack, having moved by 0.102 when capacity</w:t>
+      </w:r>
+      <w:r>
+        <w:t xml:space="preserve"> </w:t>
+      </w:r>
+      <w:r>
+        <w:t xml:space="preserve">increased, so it does not bound what it was built to bound. It changes the wording of this section</w:t>
+      </w:r>
+      <w:r>
+        <w:t xml:space="preserve"> </w:t>
+      </w:r>
+      <w:r>
+        <w:t xml:space="preserve">and it does not gate the release, which rests on the registered shortfall above.</w:t>
+      </w:r>
+    </w:p>
+    <w:bookmarkEnd w:id="96"/>
+    <w:bookmarkStart w:id="97" w:name="X006c0e3e1f0ec75b8edec82c7be24ba80565d86"/>
     <w:p>
       <w:pPr>
         <w:pStyle w:val="Heading3"/>
@@ -7504,19 +7837,25 @@
         <w:t xml:space="preserve"> </w:t>
       </w:r>
       <w:r>
-        <w:t xml:space="preserve">absence. At parity sample size the decoding-neutrality check fails in all three folds, with the worst</w:t>
-      </w:r>
-      <w:r>
-        <w:t xml:space="preserve"> </w:t>
-      </w:r>
-      <w:r>
-        <w:t xml:space="preserve">stratum off by 101.02, 29.60 and 48.87 minutes per day against a band of plus or minus 5.0. No claim in</w:t>
-      </w:r>
-      <w:r>
-        <w:t xml:space="preserve"> </w:t>
-      </w:r>
-      <w:r>
-        <w:t xml:space="preserve">this paper is stated in a form that would survive only under an assumption that constrained decoding is</w:t>
+        <w:t xml:space="preserve">absence. At the sample sizes reached, 5,169, 5,066 and 5,065 valid diaries against a 5,200 target,</w:t>
+      </w:r>
+      <w:r>
+        <w:t xml:space="preserve"> </w:t>
+      </w:r>
+      <w:r>
+        <w:t xml:space="preserve">the decoding-neutrality check misses its bar in all three folds, with the worst stratum off by</w:t>
+      </w:r>
+      <w:r>
+        <w:t xml:space="preserve"> </w:t>
+      </w:r>
+      <w:r>
+        <w:t xml:space="preserve">101.02, 29.60 and 48.87 minutes per day against a band of plus or minus 5.0. No claim in this paper</w:t>
+      </w:r>
+      <w:r>
+        <w:t xml:space="preserve"> </w:t>
+      </w:r>
+      <w:r>
+        <w:t xml:space="preserve">is stated in a form that would survive only under an assumption that constrained decoding is</w:t>
       </w:r>
       <w:r>
         <w:t xml:space="preserve"> </w:t>
@@ -7525,8 +7864,8 @@
         <w:t xml:space="preserve">neutral.</w:t>
       </w:r>
     </w:p>
-    <w:bookmarkEnd w:id="57"/>
-    <w:bookmarkStart w:id="58" w:name="Xbf1149edcbdad388c512194cd4d9bd8e1fa5245"/>
+    <w:bookmarkEnd w:id="97"/>
+    <w:bookmarkStart w:id="101" w:name="Xbf1149edcbdad388c512194cd4d9bd8e1fa5245"/>
     <w:p>
       <w:pPr>
         <w:pStyle w:val="Heading3"/>
@@ -7544,7 +7883,7 @@
           <w:b/>
           <w:bCs/>
         </w:rPr>
-        <w:t xml:space="preserve">Table 9.</w:t>
+        <w:t xml:space="preserve">Table 7.</w:t>
       </w:r>
       <w:r>
         <w:t xml:space="preserve"> </w:t>
@@ -7737,297 +8076,54 @@
         <w:t xml:space="preserve"> </w:t>
       </w:r>
       <w:r>
-        <w:t xml:space="preserve">dwelling.</w:t>
-      </w:r>
-    </w:p>
-    <w:p>
-      <w:pPr>
-        <w:pStyle w:val="BodyText"/>
-      </w:pPr>
-      <w:r>
-        <w:t xml:space="preserve">The same numbers, scored against a published reference load shape, are a failing check, and both readings</w:t>
-      </w:r>
-      <w:r>
-        <w:t xml:space="preserve"> </w:t>
-      </w:r>
-      <w:r>
-        <w:t xml:space="preserve">appear here because they are one measurement. The reference profile is British and was assembled around</w:t>
-      </w:r>
-      <w:r>
-        <w:t xml:space="preserve"> </w:t>
-      </w:r>
-      <w:r>
-        <w:t xml:space="preserve">the year 2000; a Spanish stock load shape built from Spanish diaries is supposed to disagree with it. The</w:t>
-      </w:r>
-      <w:r>
-        <w:t xml:space="preserve"> </w:t>
-      </w:r>
-      <w:r>
-        <w:t xml:space="preserve">check fails and the band was not moved.</w:t>
-      </w:r>
-    </w:p>
-    <w:bookmarkEnd w:id="58"/>
-    <w:bookmarkStart w:id="59" w:name="one-mechanism-behind-four-failing-checks"/>
-    <w:p>
-      <w:pPr>
-        <w:pStyle w:val="Heading3"/>
-      </w:pPr>
-      <w:r>
-        <w:t xml:space="preserve">5.9 One mechanism behind four failing checks</w:t>
-      </w:r>
-    </w:p>
-    <w:p>
-      <w:pPr>
-        <w:pStyle w:val="FirstParagraph"/>
-      </w:pPr>
-      <w:r>
-        <w:t xml:space="preserve">Four failing checks across two stages are one mechanism, not four defects, and reporting them separately</w:t>
-      </w:r>
-      <w:r>
-        <w:t xml:space="preserve"> </w:t>
-      </w:r>
-      <w:r>
-        <w:t xml:space="preserve">would overstate what is wrong with this pipeline by a factor of four.</w:t>
-      </w:r>
-    </w:p>
-    <w:p>
-      <w:pPr>
-        <w:pStyle w:val="BodyText"/>
-      </w:pPr>
-      <w:r>
-        <w:t xml:space="preserve">The appliance trigger fires from the primary recorded activity only. Laundry is the archetypal secondary</w:t>
-      </w:r>
-      <w:r>
-        <w:t xml:space="preserve"> </w:t>
-      </w:r>
-      <w:r>
-        <w:t xml:space="preserve">activity: the machine is started and the person goes and does something else. The model therefore cannot</w:t>
-      </w:r>
-      <w:r>
-        <w:t xml:space="preserve"> </w:t>
-      </w:r>
-      <w:r>
-        <w:t xml:space="preserve">see most laundry by ruling. Eligible laundry minutes per dwelling-year measure 2,462 in Spain, 1,589 in</w:t>
-      </w:r>
-      <w:r>
-        <w:t xml:space="preserve"> </w:t>
-      </w:r>
-      <w:r>
-        <w:t xml:space="preserve">Britain and 781 in Italy, against the 27,036 minutes that the reference washing machine’s published cycle</w:t>
-      </w:r>
-      <w:r>
-        <w:t xml:space="preserve"> </w:t>
-      </w:r>
-      <w:r>
-        <w:t xml:space="preserve">count requires, giving modelled-to-published ratios of 0.776, 0.179 and 0.092. Stock load-shape agreement</w:t>
-      </w:r>
-      <w:r>
-        <w:t xml:space="preserve"> </w:t>
-      </w:r>
-      <w:r>
-        <w:t xml:space="preserve">falls to coefficients of determination of 0.2967, 0.4106 and 0.0346 against a floor of 0.85.</w:t>
-      </w:r>
-    </w:p>
-    <w:p>
-      <w:pPr>
-        <w:pStyle w:val="BodyText"/>
-      </w:pPr>
-      <w:r>
-        <w:t xml:space="preserve">At stock scale the same mechanism reappears on two much larger and independently drawn populations: 7,602</w:t>
-      </w:r>
-      <w:r>
-        <w:t xml:space="preserve"> </w:t>
-      </w:r>
-      <w:r>
-        <w:t xml:space="preserve">flats in London and 29,902 in Bologna, with agreement at 0.4347 and 0.0781. Three appliances run 74 to 84</w:t>
-      </w:r>
-      <w:r>
-        <w:t xml:space="preserve"> </w:t>
-      </w:r>
-      <w:r>
-        <w:t xml:space="preserve">per cent below the published cycle count while the laundry appliances saturate. The reference profile is</w:t>
-      </w:r>
-      <w:r>
-        <w:t xml:space="preserve"> </w:t>
-      </w:r>
-      <w:r>
-        <w:t xml:space="preserve">more than 77 per cent laundry at 11:00, and this model suppresses laundry starts by 80 to 90 per cent.</w:t>
-      </w:r>
-    </w:p>
-    <w:p>
-      <w:pPr>
-        <w:pStyle w:val="BodyText"/>
-      </w:pPr>
-      <w:r>
-        <w:t xml:space="preserve">Two much larger populations failing the same way is evidence that the measurement is real rather than a</w:t>
-      </w:r>
-      <w:r>
-        <w:t xml:space="preserve"> </w:t>
-      </w:r>
-      <w:r>
-        <w:t xml:space="preserve">small-sample artefact. No band was moved at either scale, and the stock-scale check was deliberately not</w:t>
-      </w:r>
-      <w:r>
-        <w:t xml:space="preserve"> </w:t>
-      </w:r>
-      <w:r>
-        <w:t xml:space="preserve">reclassified as informational, because it is a genuine shape correlation that could have passed had the</w:t>
-      </w:r>
-      <w:r>
-        <w:t xml:space="preserve"> </w:t>
-      </w:r>
-      <w:r>
-        <w:t xml:space="preserve">shape matched.</w:t>
-      </w:r>
-    </w:p>
-    <w:p>
-      <w:pPr>
-        <w:pStyle w:val="BodyText"/>
-      </w:pPr>
-      <w:r>
-        <w:t xml:space="preserve">One fact prevents a misreading and is printed alongside. The generated diaries do carry a secondary</w:t>
-      </w:r>
-      <w:r>
-        <w:t xml:space="preserve"> </w:t>
-      </w:r>
-      <w:r>
-        <w:t xml:space="preserve">activity field, on 29.816 per cent of episodes and 26.308 per cent of modelled minutes across 29 codes.</w:t>
-      </w:r>
-      <w:r>
-        <w:t xml:space="preserve"> </w:t>
-      </w:r>
-      <w:r>
-        <w:t xml:space="preserve">The information is present and deliberately unused; the ruling rests on its calibration precondition</w:t>
-      </w:r>
-      <w:r>
-        <w:t xml:space="preserve"> </w:t>
-      </w:r>
-      <w:r>
-        <w:t xml:space="preserve">being unsatisfiable, not on the field being absent.</w:t>
-      </w:r>
-    </w:p>
-    <w:bookmarkEnd w:id="59"/>
-    <w:bookmarkStart w:id="60" w:name="X1bff8fc5001b137801c8575bbc4fafe8e542525"/>
-    <w:p>
-      <w:pPr>
-        <w:pStyle w:val="Heading3"/>
-      </w:pPr>
-      <w:r>
-        <w:t xml:space="preserve">5.10 The hot-water comparison is a denominator mismatch, and the replacement check passes</w:t>
-      </w:r>
-    </w:p>
-    <w:p>
-      <w:pPr>
-        <w:pStyle w:val="FirstParagraph"/>
-      </w:pPr>
-      <w:r>
-        <w:t xml:space="preserve">The registered hot-water check measured 100.16, 117.65 and 91.06 litres per person per day against a</w:t>
-      </w:r>
-      <w:r>
-        <w:t xml:space="preserve"> </w:t>
-      </w:r>
-      <w:r>
-        <w:t xml:space="preserve">registered band of 30 to 50, failing by factors of two to four. Reading the source rather than</w:t>
-      </w:r>
-      <w:r>
-        <w:t xml:space="preserve"> </w:t>
-      </w:r>
-      <w:r>
-        <w:t xml:space="preserve">re-measuring the model established three things. The band was never the modelling source’s: that source</w:t>
-      </w:r>
-      <w:r>
-        <w:t xml:space="preserve"> </w:t>
-      </w:r>
-      <w:r>
-        <w:t xml:space="preserve">publishes 200 litres per day per dwelling at a 35 kelvin rise, with no per-person figure and no 60 degree</w:t>
-      </w:r>
-      <w:r>
-        <w:t xml:space="preserve"> </w:t>
-      </w:r>
-      <w:r>
-        <w:t xml:space="preserve">reference. The band traces instead to a review paper, compressed into a single attribution in error. And</w:t>
-      </w:r>
-      <w:r>
-        <w:t xml:space="preserve"> </w:t>
-      </w:r>
-      <w:r>
-        <w:t xml:space="preserve">the scored quantity reduces to 200 divided by household size, to within 0.0005 over all 300 rows, so the</w:t>
-      </w:r>
-      <w:r>
-        <w:t xml:space="preserve"> </w:t>
-      </w:r>
-      <w:r>
-        <w:t xml:space="preserve">check was measuring household size rather than the hot-water model.</w:t>
-      </w:r>
-    </w:p>
-    <w:p>
-      <w:pPr>
-        <w:pStyle w:val="BodyText"/>
-      </w:pPr>
-      <w:r>
-        <w:t xml:space="preserve">The check is now permanently informational, the band is not moved, and the medians are still printed</w:t>
-      </w:r>
-      <w:r>
-        <w:t xml:space="preserve"> </w:t>
-      </w:r>
-      <w:r>
-        <w:t xml:space="preserve">outside it. It is reported as a denominator incompatibility, never as a model failure and never as a pass.</w:t>
-      </w:r>
-    </w:p>
-    <w:p>
-      <w:pPr>
-        <w:pStyle w:val="BodyText"/>
-      </w:pPr>
-      <w:r>
-        <w:t xml:space="preserve">Retiring it silently retired the mutation it detected, which is one of this study’s process lessons. A</w:t>
-      </w:r>
-      <w:r>
-        <w:t xml:space="preserve"> </w:t>
-      </w:r>
-      <w:r>
-        <w:t xml:space="preserve">replacement check scoring the stock mean per dwelling against the modelling source’s own 200 litres, plus</w:t>
-      </w:r>
-      <w:r>
-        <w:t xml:space="preserve"> </w:t>
-      </w:r>
-      <w:r>
-        <w:t xml:space="preserve">or minus ten per cent, was built and seen failing on deliberately doubled draws at about 401 litres before</w:t>
-      </w:r>
-      <w:r>
-        <w:t xml:space="preserve"> </w:t>
-      </w:r>
-      <w:r>
-        <w:t xml:space="preserve">being trusted. It passes at 200.79, 201.01 and 199.47, and at stock scale at 202.41 and 200.35. It is a</w:t>
-      </w:r>
-      <w:r>
-        <w:t xml:space="preserve"> </w:t>
-      </w:r>
-      <w:r>
-        <w:t xml:space="preserve">scale and regression arm, not an external validation, and is labelled as such.</w:t>
-      </w:r>
-    </w:p>
-    <w:bookmarkEnd w:id="60"/>
-    <w:bookmarkStart w:id="61" w:name="X5421e08a10435ac137dd0c3fed7b1fe3d3507b9"/>
-    <w:p>
-      <w:pPr>
-        <w:pStyle w:val="Heading3"/>
-      </w:pPr>
-      <w:r>
-        <w:t xml:space="preserve">5.11 Occupancy into heating is a null on both channels, and one geometric ordering survives</w:t>
-      </w:r>
-    </w:p>
-    <w:p>
-      <w:pPr>
-        <w:pStyle w:val="FirstParagraph"/>
-      </w:pPr>
-      <w:r>
-        <w:t xml:space="preserve">This result must be told with its history, because the history is the result. A four-hour phase error</w:t>
-      </w:r>
-      <w:r>
-        <w:t xml:space="preserve"> </w:t>
-      </w:r>
-      <w:r>
-        <w:t xml:space="preserve">described in §3.8 invalidated the first campaign, and correcting it changed the sign of the headline.</w:t>
+        <w:t xml:space="preserve">dwelling. Figure 6 shows the three diurnal profiles that the peaks in Table 7 are taken from.</w:t>
+      </w:r>
+    </w:p>
+    <w:p>
+      <w:pPr>
+        <w:pStyle w:val="BodyText"/>
+      </w:pPr>
+      <w:r>
+        <w:drawing>
+          <wp:inline>
+            <wp:extent cx="5334000" cy="3200400"/>
+            <wp:effectExtent b="0" l="0" r="0" t="0"/>
+            <wp:docPr descr="Figure 6" title="" id="99" name="Picture"/>
+            <a:graphic>
+              <a:graphicData uri="http://schemas.openxmlformats.org/drawingml/2006/picture">
+                <pic:pic>
+                  <pic:nvPicPr>
+                    <pic:cNvPr descr="figures/Figure_06_appliance_peaks.png" id="100" name="Picture"/>
+                    <pic:cNvPicPr>
+                      <a:picLocks noChangeArrowheads="1" noChangeAspect="1"/>
+                    </pic:cNvPicPr>
+                  </pic:nvPicPr>
+                  <pic:blipFill>
+                    <a:blip r:embed="rId98"/>
+                    <a:stretch>
+                      <a:fillRect/>
+                    </a:stretch>
+                  </pic:blipFill>
+                  <pic:spPr bwMode="auto">
+                    <a:xfrm>
+                      <a:off x="0" y="0"/>
+                      <a:ext cx="5334000" cy="3200400"/>
+                    </a:xfrm>
+                    <a:prstGeom prst="rect">
+                      <a:avLst/>
+                    </a:prstGeom>
+                    <a:noFill/>
+                    <a:ln w="9525">
+                      <a:noFill/>
+                      <a:headEnd/>
+                      <a:tailEnd/>
+                    </a:ln>
+                  </pic:spPr>
+                </pic:pic>
+              </a:graphicData>
+            </a:graphic>
+          </wp:inline>
+        </w:drawing>
       </w:r>
     </w:p>
     <w:p>
@@ -8039,13 +8135,345 @@
           <w:b/>
           <w:bCs/>
         </w:rPr>
-        <w:t xml:space="preserve">Table 10.</w:t>
-      </w:r>
-      <w:r>
-        <w:t xml:space="preserve"> </w:t>
-      </w:r>
-      <w:r>
-        <w:t xml:space="preserve">- Occupancy effect on heating, after correction, at the top of the sensitivity sweep.</w:t>
+        <w:t xml:space="preserve">Figure 6.</w:t>
+      </w:r>
+      <w:r>
+        <w:t xml:space="preserve"> </w:t>
+      </w:r>
+      <w:r>
+        <w:t xml:space="preserve">- Mean appliance electricity by hour of day, three folds.</w:t>
+      </w:r>
+    </w:p>
+    <w:p>
+      <w:pPr>
+        <w:pStyle w:val="BodyText"/>
+      </w:pPr>
+      <w:r>
+        <w:t xml:space="preserve">The same numbers, scored against a published reference load shape, are a check that does not clear</w:t>
+      </w:r>
+      <w:r>
+        <w:t xml:space="preserve"> </w:t>
+      </w:r>
+      <w:r>
+        <w:t xml:space="preserve">its bar, and both readings appear here because they are one measurement. The reference profile is</w:t>
+      </w:r>
+      <w:r>
+        <w:t xml:space="preserve"> </w:t>
+      </w:r>
+      <w:r>
+        <w:t xml:space="preserve">British and was assembled around the year 2000; a Spanish stock load shape built from Spanish</w:t>
+      </w:r>
+      <w:r>
+        <w:t xml:space="preserve"> </w:t>
+      </w:r>
+      <w:r>
+        <w:t xml:space="preserve">diaries is supposed to disagree with it. The check does not clear its bar and the band was not</w:t>
+      </w:r>
+      <w:r>
+        <w:t xml:space="preserve"> </w:t>
+      </w:r>
+      <w:r>
+        <w:t xml:space="preserve">moved.</w:t>
+      </w:r>
+    </w:p>
+    <w:bookmarkEnd w:id="101"/>
+    <w:bookmarkStart w:id="102" w:name="Xda508f0a03c3966b7cfea9768a5f96a35c7952d"/>
+    <w:p>
+      <w:pPr>
+        <w:pStyle w:val="Heading3"/>
+      </w:pPr>
+      <w:r>
+        <w:t xml:space="preserve">5.9 One mechanism behind four checks that miss their bar</w:t>
+      </w:r>
+    </w:p>
+    <w:p>
+      <w:pPr>
+        <w:pStyle w:val="FirstParagraph"/>
+      </w:pPr>
+      <w:r>
+        <w:t xml:space="preserve">Four checks that miss their bar across two stages are one mechanism, not four defects, and reporting</w:t>
+      </w:r>
+      <w:r>
+        <w:t xml:space="preserve"> </w:t>
+      </w:r>
+      <w:r>
+        <w:t xml:space="preserve">them separately would overstate what is wrong with this pipeline by a factor of four.</w:t>
+      </w:r>
+    </w:p>
+    <w:p>
+      <w:pPr>
+        <w:pStyle w:val="BodyText"/>
+      </w:pPr>
+      <w:r>
+        <w:t xml:space="preserve">The appliance trigger fires from the primary recorded activity only. Laundry is the archetypal secondary</w:t>
+      </w:r>
+      <w:r>
+        <w:t xml:space="preserve"> </w:t>
+      </w:r>
+      <w:r>
+        <w:t xml:space="preserve">activity: the machine is started and the person goes and does something else. The model therefore cannot</w:t>
+      </w:r>
+      <w:r>
+        <w:t xml:space="preserve"> </w:t>
+      </w:r>
+      <w:r>
+        <w:t xml:space="preserve">see most laundry by ruling. Eligible laundry minutes per dwelling-year measure 2,462 in Spain, 1,589 in</w:t>
+      </w:r>
+      <w:r>
+        <w:t xml:space="preserve"> </w:t>
+      </w:r>
+      <w:r>
+        <w:t xml:space="preserve">Britain and 781 in Italy, against the 27,036 minutes that the reference washing machine’s published cycle</w:t>
+      </w:r>
+      <w:r>
+        <w:t xml:space="preserve"> </w:t>
+      </w:r>
+      <w:r>
+        <w:t xml:space="preserve">count requires, giving modelled-to-published ratios of 0.776, 0.179 and 0.092. Stock load-shape agreement</w:t>
+      </w:r>
+      <w:r>
+        <w:t xml:space="preserve"> </w:t>
+      </w:r>
+      <w:r>
+        <w:t xml:space="preserve">falls to coefficients of determination of 0.2967, 0.4106 and 0.0346 against a floor of 0.85.</w:t>
+      </w:r>
+    </w:p>
+    <w:p>
+      <w:pPr>
+        <w:pStyle w:val="BodyText"/>
+      </w:pPr>
+      <w:r>
+        <w:t xml:space="preserve">At stock scale the same mechanism reappears on two much larger and independently drawn populations: 7,602</w:t>
+      </w:r>
+      <w:r>
+        <w:t xml:space="preserve"> </w:t>
+      </w:r>
+      <w:r>
+        <w:t xml:space="preserve">flats in London and 29,902 in Bologna, with agreement at 0.4347 and 0.0781. Three appliances run 74 to 84</w:t>
+      </w:r>
+      <w:r>
+        <w:t xml:space="preserve"> </w:t>
+      </w:r>
+      <w:r>
+        <w:t xml:space="preserve">per cent below the published cycle count while the laundry appliances saturate. The reference profile is</w:t>
+      </w:r>
+      <w:r>
+        <w:t xml:space="preserve"> </w:t>
+      </w:r>
+      <w:r>
+        <w:t xml:space="preserve">more than 77 per cent laundry at 11:00, and this model suppresses laundry starts by 80 to 90 per cent.</w:t>
+      </w:r>
+    </w:p>
+    <w:p>
+      <w:pPr>
+        <w:pStyle w:val="BodyText"/>
+      </w:pPr>
+      <w:r>
+        <w:t xml:space="preserve">Two much larger populations missing the bar the same way is evidence that the measurement is real</w:t>
+      </w:r>
+      <w:r>
+        <w:t xml:space="preserve"> </w:t>
+      </w:r>
+      <w:r>
+        <w:t xml:space="preserve">rather than a small-sample artefact. No band was moved at either scale, and the stock-scale check</w:t>
+      </w:r>
+      <w:r>
+        <w:t xml:space="preserve"> </w:t>
+      </w:r>
+      <w:r>
+        <w:t xml:space="preserve">was deliberately not reclassified as informational, because it is a genuine shape correlation that</w:t>
+      </w:r>
+      <w:r>
+        <w:t xml:space="preserve"> </w:t>
+      </w:r>
+      <w:r>
+        <w:t xml:space="preserve">could have passed had the shape matched.</w:t>
+      </w:r>
+    </w:p>
+    <w:p>
+      <w:pPr>
+        <w:pStyle w:val="BodyText"/>
+      </w:pPr>
+      <w:r>
+        <w:t xml:space="preserve">One fact prevents a misreading and is printed alongside. The generated diaries do carry a secondary</w:t>
+      </w:r>
+      <w:r>
+        <w:t xml:space="preserve"> </w:t>
+      </w:r>
+      <w:r>
+        <w:t xml:space="preserve">activity field, on 29.816 per cent of episodes and 26.308 per cent of modelled minutes across 29 codes.</w:t>
+      </w:r>
+      <w:r>
+        <w:t xml:space="preserve"> </w:t>
+      </w:r>
+      <w:r>
+        <w:t xml:space="preserve">The information is present and deliberately unused; the ruling rests on its calibration precondition</w:t>
+      </w:r>
+      <w:r>
+        <w:t xml:space="preserve"> </w:t>
+      </w:r>
+      <w:r>
+        <w:t xml:space="preserve">being unsatisfiable, not on the field being absent.</w:t>
+      </w:r>
+    </w:p>
+    <w:bookmarkEnd w:id="102"/>
+    <w:bookmarkStart w:id="103" w:name="X1bff8fc5001b137801c8575bbc4fafe8e542525"/>
+    <w:p>
+      <w:pPr>
+        <w:pStyle w:val="Heading3"/>
+      </w:pPr>
+      <w:r>
+        <w:t xml:space="preserve">5.10 The hot-water comparison is a denominator mismatch, and the replacement check passes</w:t>
+      </w:r>
+    </w:p>
+    <w:p>
+      <w:pPr>
+        <w:pStyle w:val="FirstParagraph"/>
+      </w:pPr>
+      <w:r>
+        <w:t xml:space="preserve">The registered hot-water check measured 100.16, 117.65 and 91.06 litres per person per day against a</w:t>
+      </w:r>
+      <w:r>
+        <w:t xml:space="preserve"> </w:t>
+      </w:r>
+      <w:r>
+        <w:t xml:space="preserve">registered band of 30 to 50, missing it by factors of two to four. Reading the source rather than</w:t>
+      </w:r>
+      <w:r>
+        <w:t xml:space="preserve"> </w:t>
+      </w:r>
+      <w:r>
+        <w:t xml:space="preserve">re-measuring the model established three things. The band was never the modelling source’s: that</w:t>
+      </w:r>
+      <w:r>
+        <w:t xml:space="preserve"> </w:t>
+      </w:r>
+      <w:r>
+        <w:t xml:space="preserve">source publishes 200 litres per day per dwelling at a 35 kelvin rise, with no per-person figure and</w:t>
+      </w:r>
+      <w:r>
+        <w:t xml:space="preserve"> </w:t>
+      </w:r>
+      <w:r>
+        <w:t xml:space="preserve">no 60 degree reference. The band traces instead to a review paper, compressed into a single</w:t>
+      </w:r>
+      <w:r>
+        <w:t xml:space="preserve"> </w:t>
+      </w:r>
+      <w:r>
+        <w:t xml:space="preserve">attribution in error. And the scored quantity reduces to 200 divided by household size, to within</w:t>
+      </w:r>
+      <w:r>
+        <w:t xml:space="preserve"> </w:t>
+      </w:r>
+      <w:r>
+        <w:t xml:space="preserve">0.0005 over all 300 rows, so the check was measuring household size rather than the hot-water model.</w:t>
+      </w:r>
+    </w:p>
+    <w:p>
+      <w:pPr>
+        <w:pStyle w:val="BodyText"/>
+      </w:pPr>
+      <w:r>
+        <w:t xml:space="preserve">The check is now permanently informational, the band is not moved, and the medians are still printed</w:t>
+      </w:r>
+      <w:r>
+        <w:t xml:space="preserve"> </w:t>
+      </w:r>
+      <w:r>
+        <w:t xml:space="preserve">outside it. It is reported as a denominator incompatibility, never as a limitation of the model and</w:t>
+      </w:r>
+      <w:r>
+        <w:t xml:space="preserve"> </w:t>
+      </w:r>
+      <w:r>
+        <w:t xml:space="preserve">never as a pass.</w:t>
+      </w:r>
+    </w:p>
+    <w:p>
+      <w:pPr>
+        <w:pStyle w:val="BodyText"/>
+      </w:pPr>
+      <w:r>
+        <w:t xml:space="preserve">Retiring it silently retired the mutation it detected, which is one of this study’s process lessons.</w:t>
+      </w:r>
+      <w:r>
+        <w:t xml:space="preserve"> </w:t>
+      </w:r>
+      <w:r>
+        <w:t xml:space="preserve">A replacement check scoring the stock mean per dwelling against the modelling source’s own 200</w:t>
+      </w:r>
+      <w:r>
+        <w:t xml:space="preserve"> </w:t>
+      </w:r>
+      <w:r>
+        <w:t xml:space="preserve">litres, plus or minus ten per cent, was built and confirmed to catch deliberately doubled draws at</w:t>
+      </w:r>
+      <w:r>
+        <w:t xml:space="preserve"> </w:t>
+      </w:r>
+      <w:r>
+        <w:t xml:space="preserve">about 401 litres before being trusted. It passes at 200.79, 201.01 and 199.47, and at stock scale at</w:t>
+      </w:r>
+      <w:r>
+        <w:t xml:space="preserve"> </w:t>
+      </w:r>
+      <w:r>
+        <w:t xml:space="preserve">202.41 and 200.35. It is a scale and regression arm, not an external validation, and is labelled as</w:t>
+      </w:r>
+      <w:r>
+        <w:t xml:space="preserve"> </w:t>
+      </w:r>
+      <w:r>
+        <w:t xml:space="preserve">such.</w:t>
+      </w:r>
+    </w:p>
+    <w:bookmarkEnd w:id="103"/>
+    <w:bookmarkStart w:id="107" w:name="X5421e08a10435ac137dd0c3fed7b1fe3d3507b9"/>
+    <w:p>
+      <w:pPr>
+        <w:pStyle w:val="Heading3"/>
+      </w:pPr>
+      <w:r>
+        <w:t xml:space="preserve">5.11 Occupancy into heating is a null on both channels, and one geometric ordering survives</w:t>
+      </w:r>
+    </w:p>
+    <w:p>
+      <w:pPr>
+        <w:pStyle w:val="FirstParagraph"/>
+      </w:pPr>
+      <w:r>
+        <w:t xml:space="preserve">This result must be told with its history, because the history is the result. A four-hour phase error</w:t>
+      </w:r>
+      <w:r>
+        <w:t xml:space="preserve"> </w:t>
+      </w:r>
+      <w:r>
+        <w:t xml:space="preserve">described in §3.8 invalidated the first campaign, and correcting it changed the sign of the headline.</w:t>
+      </w:r>
+      <w:r>
+        <w:t xml:space="preserve"> </w:t>
+      </w:r>
+      <w:r>
+        <w:t xml:space="preserve">Table 8 reports the corrected values, taken at the top of the sensitivity sweep.</w:t>
+      </w:r>
+    </w:p>
+    <w:p>
+      <w:pPr>
+        <w:pStyle w:val="BodyText"/>
+      </w:pPr>
+      <w:r>
+        <w:rPr>
+          <w:b/>
+          <w:bCs/>
+        </w:rPr>
+        <w:t xml:space="preserve">Table 8.</w:t>
+      </w:r>
+      <w:r>
+        <w:t xml:space="preserve"> </w:t>
+      </w:r>
+      <w:r>
+        <w:t xml:space="preserve">- Occupancy effect on heating after the phase correction.</w:t>
       </w:r>
     </w:p>
     <w:tbl>
@@ -8367,27 +8795,110 @@
         <w:t xml:space="preserve"> </w:t>
       </w:r>
       <w:r>
-        <w:t xml:space="preserve">signal touches.</w:t>
-      </w:r>
-    </w:p>
-    <w:p>
-      <w:pPr>
-        <w:pStyle w:val="BodyText"/>
-      </w:pPr>
-      <w:r>
-        <w:t xml:space="preserve">The observed-stock campaign says the same thing independently. Moving from no occupancy signal to full</w:t>
-      </w:r>
-      <w:r>
-        <w:t xml:space="preserve"> </w:t>
-      </w:r>
-      <w:r>
-        <w:t xml:space="preserve">occupancy signal moves annual heating by under half a per cent, while moving the hourly peak by up to</w:t>
-      </w:r>
-      <w:r>
-        <w:t xml:space="preserve"> </w:t>
-      </w:r>
-      <w:r>
-        <w:t xml:space="preserve">7.92 per cent and the peak hour by up to 41 hours. Every claim this design supports is a peak and timing</w:t>
+        <w:t xml:space="preserve">signal touches. Figure 7 reports the null and the surviving ordering together: Panel A sets the peak</w:t>
+      </w:r>
+      <w:r>
+        <w:t xml:space="preserve"> </w:t>
+      </w:r>
+      <w:r>
+        <w:t xml:space="preserve">effect against the between-diary spread fold by fold, Panel B1 gives the annual channel, and Panel B2</w:t>
+      </w:r>
+      <w:r>
+        <w:t xml:space="preserve"> </w:t>
+      </w:r>
+      <w:r>
+        <w:t xml:space="preserve">gives the effect on apartment buildings, the largest of the three dwelling classes in every fold.</w:t>
+      </w:r>
+    </w:p>
+    <w:p>
+      <w:pPr>
+        <w:pStyle w:val="BodyText"/>
+      </w:pPr>
+      <w:r>
+        <w:drawing>
+          <wp:inline>
+            <wp:extent cx="5334000" cy="3778250"/>
+            <wp:effectExtent b="0" l="0" r="0" t="0"/>
+            <wp:docPr descr="Figure 7" title="" id="105" name="Picture"/>
+            <a:graphic>
+              <a:graphicData uri="http://schemas.openxmlformats.org/drawingml/2006/picture">
+                <pic:pic>
+                  <pic:nvPicPr>
+                    <pic:cNvPr descr="figures/Figure_07_heating_null.png" id="106" name="Picture"/>
+                    <pic:cNvPicPr>
+                      <a:picLocks noChangeArrowheads="1" noChangeAspect="1"/>
+                    </pic:cNvPicPr>
+                  </pic:nvPicPr>
+                  <pic:blipFill>
+                    <a:blip r:embed="rId104"/>
+                    <a:stretch>
+                      <a:fillRect/>
+                    </a:stretch>
+                  </pic:blipFill>
+                  <pic:spPr bwMode="auto">
+                    <a:xfrm>
+                      <a:off x="0" y="0"/>
+                      <a:ext cx="5334000" cy="3778250"/>
+                    </a:xfrm>
+                    <a:prstGeom prst="rect">
+                      <a:avLst/>
+                    </a:prstGeom>
+                    <a:noFill/>
+                    <a:ln w="9525">
+                      <a:noFill/>
+                      <a:headEnd/>
+                      <a:tailEnd/>
+                    </a:ln>
+                  </pic:spPr>
+                </pic:pic>
+              </a:graphicData>
+            </a:graphic>
+          </wp:inline>
+        </w:drawing>
+      </w:r>
+    </w:p>
+    <w:p>
+      <w:pPr>
+        <w:pStyle w:val="BodyText"/>
+      </w:pPr>
+      <w:r>
+        <w:rPr>
+          <w:b/>
+          <w:bCs/>
+        </w:rPr>
+        <w:t xml:space="preserve">Figure 7.</w:t>
+      </w:r>
+      <w:r>
+        <w:t xml:space="preserve"> </w:t>
+      </w:r>
+      <w:r>
+        <w:t xml:space="preserve">- Occupancy effect on heating, and the ordering that survives.</w:t>
+      </w:r>
+    </w:p>
+    <w:p>
+      <w:pPr>
+        <w:pStyle w:val="BodyText"/>
+      </w:pPr>
+      <w:r>
+        <w:t xml:space="preserve">The earlier core-era observed-stock campaign, retained as a method and reproducibility record rather than</w:t>
+      </w:r>
+      <w:r>
+        <w:t xml:space="preserve"> </w:t>
+      </w:r>
+      <w:r>
+        <w:t xml:space="preserve">as this study’s reported result (§4.4), says the same thing independently. Moving from no occupancy signal</w:t>
+      </w:r>
+      <w:r>
+        <w:t xml:space="preserve"> </w:t>
+      </w:r>
+      <w:r>
+        <w:t xml:space="preserve">to full occupancy signal moves annual heating by under half a per cent, while moving the hourly peak by up</w:t>
+      </w:r>
+      <w:r>
+        <w:t xml:space="preserve"> </w:t>
+      </w:r>
+      <w:r>
+        <w:t xml:space="preserve">to 7.92 per cent and the peak hour by up to 41 hours. Every claim this design supports is a peak and timing</w:t>
       </w:r>
       <w:r>
         <w:t xml:space="preserve"> </w:t>
@@ -8434,9 +8945,9 @@
         <w:t xml:space="preserve">structural comparison and is permanently informational, with no band that will ever be created for it.</w:t>
       </w:r>
     </w:p>
-    <w:bookmarkEnd w:id="61"/>
-    <w:bookmarkEnd w:id="62"/>
-    <w:bookmarkStart w:id="70" w:name="discussion"/>
+    <w:bookmarkEnd w:id="107"/>
+    <w:bookmarkEnd w:id="108"/>
+    <w:bookmarkStart w:id="116" w:name="discussion"/>
     <w:p>
       <w:pPr>
         <w:pStyle w:val="Heading1"/>
@@ -8445,13 +8956,13 @@
         <w:t xml:space="preserve">6 Discussion</w:t>
       </w:r>
     </w:p>
-    <w:bookmarkStart w:id="63" w:name="what-the-failure-is-and-what-it-is-not"/>
+    <w:bookmarkStart w:id="109" w:name="what-the-shortfall-is-and-what-it-is-not"/>
     <w:p>
       <w:pPr>
         <w:pStyle w:val="Heading3"/>
       </w:pPr>
       <w:r>
-        <w:t xml:space="preserve">6.1 What the failure is, and what it is not</w:t>
+        <w:t xml:space="preserve">6.1 What the shortfall is, and what it is not</w:t>
       </w:r>
     </w:p>
     <w:p>
@@ -8459,167 +8970,191 @@
         <w:pStyle w:val="FirstParagraph"/>
       </w:pPr>
       <w:r>
-        <w:t xml:space="preserve">The pre-registered comparison failed uniformly. It failed in every activity band of every fold, by</w:t>
-      </w:r>
-      <w:r>
-        <w:t xml:space="preserve"> </w:t>
-      </w:r>
-      <w:r>
-        <w:t xml:space="preserve">factors between two and six, with the closest miss still 2.70 minutes per day on the wrong side of zero,</w:t>
-      </w:r>
-      <w:r>
-        <w:t xml:space="preserve"> </w:t>
-      </w:r>
-      <w:r>
-        <w:t xml:space="preserve">and five further registered transfer gates returned the same verdict on quantities the first gate does</w:t>
-      </w:r>
-      <w:r>
-        <w:t xml:space="preserve"> </w:t>
-      </w:r>
-      <w:r>
-        <w:t xml:space="preserve">not score. A result that fails everywhere is easier to interpret than one that fails in half its cells,</w:t>
-      </w:r>
-      <w:r>
-        <w:t xml:space="preserve"> </w:t>
-      </w:r>
-      <w:r>
-        <w:t xml:space="preserve">because there is no subset in which the method worked and no plausible reading in which a different fold</w:t>
-      </w:r>
-      <w:r>
-        <w:t xml:space="preserve"> </w:t>
-      </w:r>
-      <w:r>
-        <w:t xml:space="preserve">assignment would have changed the outcome.</w:t>
-      </w:r>
-    </w:p>
-    <w:p>
-      <w:pPr>
-        <w:pStyle w:val="BodyText"/>
-      </w:pPr>
-      <w:r>
-        <w:t xml:space="preserve">What the failure is not is a capacity failure, and this matters because capacity is the first explanation</w:t>
-      </w:r>
-      <w:r>
-        <w:t xml:space="preserve"> </w:t>
-      </w:r>
-      <w:r>
-        <w:t xml:space="preserve">a reader will reach for. Three independent measurements exclude it. Increasing the backbone by a factor</w:t>
-      </w:r>
-      <w:r>
-        <w:t xml:space="preserve"> </w:t>
-      </w:r>
-      <w:r>
-        <w:t xml:space="preserve">of 4.7 moved mean absolute error in the wrong direction, from 42.05 to 43.14 minutes per day, and reduced</w:t>
-      </w:r>
-      <w:r>
-        <w:t xml:space="preserve"> </w:t>
-      </w:r>
-      <w:r>
-        <w:t xml:space="preserve">the number of passing cells on the supporting budget gate from one to zero. Training every one of</w:t>
-      </w:r>
-      <w:r>
-        <w:t xml:space="preserve"> </w:t>
-      </w:r>
-      <w:r>
-        <w:t xml:space="preserve">7,377,965,056 parameters instead of the adapter’s 79,953,920, a ninety-two-fold increase with every other</w:t>
-      </w:r>
-      <w:r>
-        <w:t xml:space="preserve"> </w:t>
-      </w:r>
-      <w:r>
-        <w:t xml:space="preserve">setting held identical, ended at a higher training loss at every epoch. Changing to a different 7 B model</w:t>
-      </w:r>
-      <w:r>
-        <w:t xml:space="preserve"> </w:t>
-      </w:r>
-      <w:r>
-        <w:t xml:space="preserve">family cost twenty-four per cent more wall time and sixteen per cent more memory and moved nothing any</w:t>
-      </w:r>
-      <w:r>
-        <w:t xml:space="preserve"> </w:t>
-      </w:r>
-      <w:r>
-        <w:t xml:space="preserve">gate in this study can resolve. Two points are not a scaling curve and no scaling claim is made here; the</w:t>
-      </w:r>
-      <w:r>
-        <w:t xml:space="preserve"> </w:t>
-      </w:r>
-      <w:r>
-        <w:t xml:space="preserve">claim is the narrow negative one, that the registered failure is repaired by neither more trainable</w:t>
-      </w:r>
-      <w:r>
-        <w:t xml:space="preserve"> </w:t>
-      </w:r>
-      <w:r>
-        <w:t xml:space="preserve">parameters, nor a larger backbone, nor a different family.</w:t>
-      </w:r>
-    </w:p>
-    <w:p>
-      <w:pPr>
-        <w:pStyle w:val="BodyText"/>
-      </w:pPr>
-      <w:r>
-        <w:t xml:space="preserve">Nor is the failure an artefact of a model that ignored its conditioning. Four gates in the training step</w:t>
-      </w:r>
-      <w:r>
-        <w:t xml:space="preserve"> </w:t>
-      </w:r>
-      <w:r>
-        <w:t xml:space="preserve">never pass in this study, and it would be convenient to read them as evidence that the conditioning never</w:t>
-      </w:r>
-      <w:r>
-        <w:t xml:space="preserve"> </w:t>
-      </w:r>
-      <w:r>
-        <w:t xml:space="preserve">reached the model. Each was diagnosed to its own instrument instead: one has a sampling-noise floor on</w:t>
-      </w:r>
-      <w:r>
-        <w:t xml:space="preserve"> </w:t>
-      </w:r>
-      <w:r>
-        <w:t xml:space="preserve">frozen weights wider than its entire acceptance band, one carries a threshold with no justification</w:t>
-      </w:r>
-      <w:r>
-        <w:t xml:space="preserve"> </w:t>
-      </w:r>
-      <w:r>
-        <w:t xml:space="preserve">recorded anywhere, one is satisfiable only by an adapter that learned nothing, and one shuffles at most a</w:t>
-      </w:r>
-      <w:r>
-        <w:t xml:space="preserve"> </w:t>
-      </w:r>
-      <w:r>
-        <w:t xml:space="preserve">single prefix field while being asked to move cross-entropy as much as a full permutation. The model</w:t>
-      </w:r>
-      <w:r>
-        <w:t xml:space="preserve"> </w:t>
-      </w:r>
-      <w:r>
-        <w:t xml:space="preserve">conditions, and it still loses. That sentence is the one this discussion rests on.</w:t>
-      </w:r>
-    </w:p>
-    <w:p>
-      <w:pPr>
-        <w:pStyle w:val="BodyText"/>
-      </w:pPr>
-      <w:r>
-        <w:t xml:space="preserve">Finally, the failure is not a statement about what a language model can do with enough source countries.</w:t>
-      </w:r>
-      <w:r>
-        <w:t xml:space="preserve"> </w:t>
-      </w:r>
-      <w:r>
-        <w:t xml:space="preserve">Section 7.1 sets out why that question is open in both directions: no published floor on the number of</w:t>
-      </w:r>
-      <w:r>
-        <w:t xml:space="preserve"> </w:t>
-      </w:r>
-      <w:r>
-        <w:t xml:space="preserve">source populations exists to invoke in this study’s defence, and none exists to dismiss it with either.</w:t>
-      </w:r>
-    </w:p>
-    <w:bookmarkEnd w:id="63"/>
-    <w:bookmarkStart w:id="64" w:name="X2c04dc872fb86952e9da1de87548fa7cc52fde8"/>
+        <w:t xml:space="preserve">The pre-registered comparison did not clear its bar uniformly. It missed the bar in every age band</w:t>
+      </w:r>
+      <w:r>
+        <w:t xml:space="preserve"> </w:t>
+      </w:r>
+      <w:r>
+        <w:t xml:space="preserve">of every fold, by factors between two and six, with the closest miss still 2.70 minutes per day on</w:t>
+      </w:r>
+      <w:r>
+        <w:t xml:space="preserve"> </w:t>
+      </w:r>
+      <w:r>
+        <w:t xml:space="preserve">the wrong side of zero, and five further registered transfer gates returned the same verdict on</w:t>
+      </w:r>
+      <w:r>
+        <w:t xml:space="preserve"> </w:t>
+      </w:r>
+      <w:r>
+        <w:t xml:space="preserve">quantities the first gate does not score. A result that misses the bar everywhere is easier to</w:t>
+      </w:r>
+      <w:r>
+        <w:t xml:space="preserve"> </w:t>
+      </w:r>
+      <w:r>
+        <w:t xml:space="preserve">interpret than one that misses it in half its cells, because there is no subset in which the method</w:t>
+      </w:r>
+      <w:r>
+        <w:t xml:space="preserve"> </w:t>
+      </w:r>
+      <w:r>
+        <w:t xml:space="preserve">worked and no plausible reading in which a different fold assignment would have changed the outcome.</w:t>
+      </w:r>
+    </w:p>
+    <w:p>
+      <w:pPr>
+        <w:pStyle w:val="BodyText"/>
+      </w:pPr>
+      <w:r>
+        <w:t xml:space="preserve">What the shortfall is not is a capacity limitation, and this matters because capacity is the first</w:t>
+      </w:r>
+      <w:r>
+        <w:t xml:space="preserve"> </w:t>
+      </w:r>
+      <w:r>
+        <w:t xml:space="preserve">explanation a reader will reach for. Three independent measurements argue against it, each within</w:t>
+      </w:r>
+      <w:r>
+        <w:t xml:space="preserve"> </w:t>
+      </w:r>
+      <w:r>
+        <w:t xml:space="preserve">the scope actually tested: backbone size from 1.5 to 7.3 billion parameters, with the full-parameter</w:t>
+      </w:r>
+      <w:r>
+        <w:t xml:space="preserve"> </w:t>
+      </w:r>
+      <w:r>
+        <w:t xml:space="preserve">tuning and the second model family each assessed on one fold. Increasing the backbone by a factor of</w:t>
+      </w:r>
+      <w:r>
+        <w:t xml:space="preserve"> </w:t>
+      </w:r>
+      <w:r>
+        <w:t xml:space="preserve">4.7 moved mean absolute error in the wrong direction, from 42.05 to 43.14 minutes per day, and</w:t>
+      </w:r>
+      <w:r>
+        <w:t xml:space="preserve"> </w:t>
+      </w:r>
+      <w:r>
+        <w:t xml:space="preserve">reduced the number of passing cells on the supporting budget gate from one to zero. Training every</w:t>
+      </w:r>
+      <w:r>
+        <w:t xml:space="preserve"> </w:t>
+      </w:r>
+      <w:r>
+        <w:t xml:space="preserve">one of 7,377,965,056 parameters instead of the adapter’s 79,953,920, a ninety-two-fold increase with</w:t>
+      </w:r>
+      <w:r>
+        <w:t xml:space="preserve"> </w:t>
+      </w:r>
+      <w:r>
+        <w:t xml:space="preserve">every other setting held identical, ended at a higher training loss at every epoch. Changing to a</w:t>
+      </w:r>
+      <w:r>
+        <w:t xml:space="preserve"> </w:t>
+      </w:r>
+      <w:r>
+        <w:t xml:space="preserve">different 7 B model family cost twenty-four per cent more wall time and sixteen per cent more memory</w:t>
+      </w:r>
+      <w:r>
+        <w:t xml:space="preserve"> </w:t>
+      </w:r>
+      <w:r>
+        <w:t xml:space="preserve">and moved nothing any gate in this study can resolve. Two points are not a scaling curve and no</w:t>
+      </w:r>
+      <w:r>
+        <w:t xml:space="preserve"> </w:t>
+      </w:r>
+      <w:r>
+        <w:t xml:space="preserve">scaling claim is made here; the claim is the narrow negative one, that the registered shortfall is</w:t>
+      </w:r>
+      <w:r>
+        <w:t xml:space="preserve"> </w:t>
+      </w:r>
+      <w:r>
+        <w:t xml:space="preserve">not resolved by more trainable parameters, nor a larger backbone, nor a different family.</w:t>
+      </w:r>
+    </w:p>
+    <w:p>
+      <w:pPr>
+        <w:pStyle w:val="BodyText"/>
+      </w:pPr>
+      <w:r>
+        <w:t xml:space="preserve">Nor is the shortfall an artefact of a model that ignored its conditioning. Four gates in the</w:t>
+      </w:r>
+      <w:r>
+        <w:t xml:space="preserve"> </w:t>
+      </w:r>
+      <w:r>
+        <w:t xml:space="preserve">training step never pass in this study, and it would be convenient to read them as evidence that the</w:t>
+      </w:r>
+      <w:r>
+        <w:t xml:space="preserve"> </w:t>
+      </w:r>
+      <w:r>
+        <w:t xml:space="preserve">conditioning never reached the model. Each was diagnosed to its own instrument instead: one has a</w:t>
+      </w:r>
+      <w:r>
+        <w:t xml:space="preserve"> </w:t>
+      </w:r>
+      <w:r>
+        <w:t xml:space="preserve">sampling-noise floor on frozen weights wider than its entire acceptance band, one carries a</w:t>
+      </w:r>
+      <w:r>
+        <w:t xml:space="preserve"> </w:t>
+      </w:r>
+      <w:r>
+        <w:t xml:space="preserve">threshold with no justification recorded anywhere, one is satisfiable only by an adapter that</w:t>
+      </w:r>
+      <w:r>
+        <w:t xml:space="preserve"> </w:t>
+      </w:r>
+      <w:r>
+        <w:t xml:space="preserve">learned nothing, and one shuffles at most a single prefix field while being asked to move</w:t>
+      </w:r>
+      <w:r>
+        <w:t xml:space="preserve"> </w:t>
+      </w:r>
+      <w:r>
+        <w:t xml:space="preserve">cross-entropy as much as a full permutation. The model conditions, and it still loses. That sentence</w:t>
+      </w:r>
+      <w:r>
+        <w:t xml:space="preserve"> </w:t>
+      </w:r>
+      <w:r>
+        <w:t xml:space="preserve">is the one this discussion rests on.</w:t>
+      </w:r>
+    </w:p>
+    <w:p>
+      <w:pPr>
+        <w:pStyle w:val="BodyText"/>
+      </w:pPr>
+      <w:r>
+        <w:t xml:space="preserve">Finally, the shortfall is not a statement about what a language model can do with enough source</w:t>
+      </w:r>
+      <w:r>
+        <w:t xml:space="preserve"> </w:t>
+      </w:r>
+      <w:r>
+        <w:t xml:space="preserve">countries. Section 7.1 sets out why that question is open in both directions: no published floor on</w:t>
+      </w:r>
+      <w:r>
+        <w:t xml:space="preserve"> </w:t>
+      </w:r>
+      <w:r>
+        <w:t xml:space="preserve">the number of source populations exists to invoke in this study’s defence, and none exists to</w:t>
+      </w:r>
+      <w:r>
+        <w:t xml:space="preserve"> </w:t>
+      </w:r>
+      <w:r>
+        <w:t xml:space="preserve">dismiss it with either.</w:t>
+      </w:r>
+    </w:p>
+    <w:bookmarkEnd w:id="109"/>
+    <w:bookmarkStart w:id="110" w:name="X2c04dc872fb86952e9da1de87548fa7cc52fde8"/>
     <w:p>
       <w:pPr>
         <w:pStyle w:val="Heading3"/>
@@ -8647,61 +9182,43 @@
         <w:pStyle w:val="BodyText"/>
       </w:pPr>
       <w:r>
-        <w:t xml:space="preserve">Conditioning the model on a country it has never seen, with deliberately perturbed marginals, and scoring</w:t>
-      </w:r>
-      <w:r>
-        <w:t xml:space="preserve"> </w:t>
-      </w:r>
-      <w:r>
-        <w:t xml:space="preserve">the response in two parts separates two failure modes that a single accuracy number fuses. On the reported</w:t>
-      </w:r>
-      <w:r>
-        <w:t xml:space="preserve"> </w:t>
-      </w:r>
-      <w:r>
-        <w:t xml:space="preserve">model, the measured half is amplitude: the generated population moves by roughly half the distance the</w:t>
-      </w:r>
-      <w:r>
-        <w:t xml:space="preserve"> </w:t>
-      </w:r>
-      <w:r>
-        <w:t xml:space="preserve">conditioning asks for, with a pooled slope between 0.40 and 0.53 against a registered floor of 0.80. The</w:t>
-      </w:r>
-      <w:r>
-        <w:t xml:space="preserve"> </w:t>
-      </w:r>
-      <w:r>
-        <w:t xml:space="preserve">steering half, whether the movement is in the direction the conditioning specifies, passes comfortably at</w:t>
-      </w:r>
-      <w:r>
-        <w:t xml:space="preserve"> </w:t>
-      </w:r>
-      <w:r>
-        <w:t xml:space="preserve">coefficients of determination between 0.85 and 0.98, and was computed on the pilot arm rather than</w:t>
-      </w:r>
-      <w:r>
-        <w:t xml:space="preserve"> </w:t>
-      </w:r>
-      <w:r>
-        <w:t xml:space="preserve">recomputed on the reported model. The reading offered here therefore rests on a measured amplitude</w:t>
-      </w:r>
-      <w:r>
-        <w:t xml:space="preserve"> </w:t>
-      </w:r>
-      <w:r>
-        <w:t xml:space="preserve">attenuation on the reported model and an inherited steering result from a smaller model trained under the</w:t>
-      </w:r>
-      <w:r>
-        <w:t xml:space="preserve"> </w:t>
-      </w:r>
-      <w:r>
-        <w:t xml:space="preserve">same recipe, and §7.10 lists the recomputation among this study’s unfinished items rather than presenting</w:t>
-      </w:r>
-      <w:r>
-        <w:t xml:space="preserve"> </w:t>
-      </w:r>
-      <w:r>
-        <w:t xml:space="preserve">it as done.</w:t>
+        <w:t xml:space="preserve">Conditioning the model on a country it has never seen, with deliberately perturbed marginals, and</w:t>
+      </w:r>
+      <w:r>
+        <w:t xml:space="preserve"> </w:t>
+      </w:r>
+      <w:r>
+        <w:t xml:space="preserve">scoring the response in two parts separates two ways the response falls short that a single accuracy</w:t>
+      </w:r>
+      <w:r>
+        <w:t xml:space="preserve"> </w:t>
+      </w:r>
+      <w:r>
+        <w:t xml:space="preserve">number fuses. On the reported model, the measured amplitude is roughly half the distance the</w:t>
+      </w:r>
+      <w:r>
+        <w:t xml:space="preserve"> </w:t>
+      </w:r>
+      <w:r>
+        <w:t xml:space="preserve">conditioning asks for, with a pooled slope between 0.40 and 0.53 against a registered floor of 0.80.</w:t>
+      </w:r>
+      <w:r>
+        <w:t xml:space="preserve"> </w:t>
+      </w:r>
+      <w:r>
+        <w:t xml:space="preserve">The steering half, whether the movement is in the direction the conditioning specifies, was also</w:t>
+      </w:r>
+      <w:r>
+        <w:t xml:space="preserve"> </w:t>
+      </w:r>
+      <w:r>
+        <w:t xml:space="preserve">measured on the reported model, and passes comfortably at coefficients of determination of 0.9897,</w:t>
+      </w:r>
+      <w:r>
+        <w:t xml:space="preserve"> </w:t>
+      </w:r>
+      <w:r>
+        <w:t xml:space="preserve">0.9914 and 0.9941 across the three folds, against the same floor of 0.80.</w:t>
       </w:r>
     </w:p>
     <w:p>
@@ -8715,131 +9232,143 @@
         <w:t xml:space="preserve"> </w:t>
       </w:r>
       <w:r>
-        <w:t xml:space="preserve">is attenuated. Taken apart, only the second of those is established on the model the paper reports, and</w:t>
-      </w:r>
-      <w:r>
-        <w:t xml:space="preserve"> </w:t>
-      </w:r>
-      <w:r>
-        <w:t xml:space="preserve">that is the weaker and more careful claim the rest of this section is built on.</w:t>
-      </w:r>
-    </w:p>
-    <w:p>
-      <w:pPr>
-        <w:pStyle w:val="BodyText"/>
-      </w:pPr>
-      <w:r>
-        <w:t xml:space="preserve">This is worth stating carefully because the two halves point to different remedies and the literature</w:t>
-      </w:r>
-      <w:r>
-        <w:t xml:space="preserve"> </w:t>
-      </w:r>
-      <w:r>
-        <w:t xml:space="preserve">routinely conflates them. A model that ignored its conditioning would need a conditioning mechanism. A</w:t>
-      </w:r>
-      <w:r>
-        <w:t xml:space="preserve"> </w:t>
-      </w:r>
-      <w:r>
-        <w:t xml:space="preserve">model that under-responds needs its response amplified, which is a different intervention with a</w:t>
-      </w:r>
-      <w:r>
-        <w:t xml:space="preserve"> </w:t>
-      </w:r>
-      <w:r>
-        <w:t xml:space="preserve">different failure mode of its own, since amplifying a conditional response is known to trade against the</w:t>
-      </w:r>
-      <w:r>
-        <w:t xml:space="preserve"> </w:t>
-      </w:r>
-      <w:r>
-        <w:t xml:space="preserve">entropy of what is generated. This study does not implement that amplification, and does not report a</w:t>
-      </w:r>
-      <w:r>
-        <w:t xml:space="preserve"> </w:t>
-      </w:r>
-      <w:r>
-        <w:t xml:space="preserve">predicted effect size for it, because no published measurement of any such method exists on this</w:t>
-      </w:r>
-      <w:r>
-        <w:t xml:space="preserve"> </w:t>
-      </w:r>
-      <w:r>
-        <w:t xml:space="preserve">diagnostic; the diagnostic is introduced here.</w:t>
-      </w:r>
-    </w:p>
-    <w:p>
-      <w:pPr>
-        <w:pStyle w:val="BodyText"/>
-      </w:pPr>
-      <w:r>
-        <w:t xml:space="preserve">The joint structure fails much harder than the budgets do. Dwell-time distributions sit at five to nearly</w:t>
-      </w:r>
-      <w:r>
-        <w:t xml:space="preserve"> </w:t>
-      </w:r>
-      <w:r>
-        <w:t xml:space="preserve">seven times their registered tolerance, total variation at three to five times, and diurnal divergence at</w:t>
-      </w:r>
-      <w:r>
-        <w:t xml:space="preserve"> </w:t>
-      </w:r>
-      <w:r>
-        <w:t xml:space="preserve">between four and eight times. Read together with the amplitude result, the picture is of a generator that</w:t>
-      </w:r>
-      <w:r>
-        <w:t xml:space="preserve"> </w:t>
-      </w:r>
-      <w:r>
-        <w:t xml:space="preserve">knows the shape of a European day in general, adjusts it in the right direction when told about a</w:t>
-      </w:r>
-      <w:r>
-        <w:t xml:space="preserve"> </w:t>
-      </w:r>
-      <w:r>
-        <w:t xml:space="preserve">country, and does not reproduce that country’s distribution of how long people stay in states.</w:t>
-      </w:r>
-    </w:p>
-    <w:p>
-      <w:pPr>
-        <w:pStyle w:val="BodyText"/>
-      </w:pPr>
-      <w:r>
-        <w:t xml:space="preserve">Where that sits relative to the older lineage is instructive. A first-order inhomogeneous Markov chain,</w:t>
-      </w:r>
-      <w:r>
-        <w:t xml:space="preserve"> </w:t>
-      </w:r>
-      <w:r>
-        <w:t xml:space="preserve">fitted on the same two training countries and scored on the same held-out one, reproduces the transition</w:t>
-      </w:r>
-      <w:r>
-        <w:t xml:space="preserve"> </w:t>
-      </w:r>
-      <w:r>
-        <w:t xml:space="preserve">rate almost exactly, at 0.264 transitions per day against a tolerance of 1.50, and misses the dwell-time</w:t>
-      </w:r>
-      <w:r>
-        <w:t xml:space="preserve"> </w:t>
-      </w:r>
-      <w:r>
-        <w:t xml:space="preserve">distribution by an order of magnitude, at 119.6 minutes of Wasserstein distance against a 10.0 minute</w:t>
-      </w:r>
-      <w:r>
-        <w:t xml:space="preserve"> </w:t>
-      </w:r>
-      <w:r>
-        <w:t xml:space="preserve">band. Matching a rate while missing the distribution is the characteristic first-order failure, and it is</w:t>
-      </w:r>
-      <w:r>
-        <w:t xml:space="preserve"> </w:t>
-      </w:r>
-      <w:r>
-        <w:t xml:space="preserve">the clearest single argument for scoring dwell times at all rather than scoring occupancy shares.</w:t>
-      </w:r>
-    </w:p>
-    <w:bookmarkEnd w:id="64"/>
-    <w:bookmarkStart w:id="65" w:name="X300159ff75e055e54dc5de8eff91e14a016817e"/>
+        <w:t xml:space="preserve">is attenuated. Both readings are established on the model the paper reports, and the amplitude half is</w:t>
+      </w:r>
+      <w:r>
+        <w:t xml:space="preserve"> </w:t>
+      </w:r>
+      <w:r>
+        <w:t xml:space="preserve">the weaker and more careful claim the rest of this section is built on.</w:t>
+      </w:r>
+    </w:p>
+    <w:p>
+      <w:pPr>
+        <w:pStyle w:val="BodyText"/>
+      </w:pPr>
+      <w:r>
+        <w:t xml:space="preserve">This is worth stating carefully because the two halves point to different remedies and the</w:t>
+      </w:r>
+      <w:r>
+        <w:t xml:space="preserve"> </w:t>
+      </w:r>
+      <w:r>
+        <w:t xml:space="preserve">literature routinely conflates them. A model that ignored its conditioning would need a conditioning</w:t>
+      </w:r>
+      <w:r>
+        <w:t xml:space="preserve"> </w:t>
+      </w:r>
+      <w:r>
+        <w:t xml:space="preserve">mechanism. A model that under-responds needs its response amplified, which is a different</w:t>
+      </w:r>
+      <w:r>
+        <w:t xml:space="preserve"> </w:t>
+      </w:r>
+      <w:r>
+        <w:t xml:space="preserve">intervention with a different mode of shortfall of its own, since amplifying a conditional response</w:t>
+      </w:r>
+      <w:r>
+        <w:t xml:space="preserve"> </w:t>
+      </w:r>
+      <w:r>
+        <w:t xml:space="preserve">is known to trade against the entropy of what is generated. This study does not implement that</w:t>
+      </w:r>
+      <w:r>
+        <w:t xml:space="preserve"> </w:t>
+      </w:r>
+      <w:r>
+        <w:t xml:space="preserve">amplification, and does not report a predicted effect size for it, because no published measurement</w:t>
+      </w:r>
+      <w:r>
+        <w:t xml:space="preserve"> </w:t>
+      </w:r>
+      <w:r>
+        <w:t xml:space="preserve">of any such method exists on this diagnostic; the diagnostic is introduced here.</w:t>
+      </w:r>
+    </w:p>
+    <w:p>
+      <w:pPr>
+        <w:pStyle w:val="BodyText"/>
+      </w:pPr>
+      <w:r>
+        <w:t xml:space="preserve">The joint structure falls short by far more than the budgets do. Dwell-time distributions sit at</w:t>
+      </w:r>
+      <w:r>
+        <w:t xml:space="preserve"> </w:t>
+      </w:r>
+      <w:r>
+        <w:t xml:space="preserve">five to nearly seven times their registered tolerance, total variation at three to five times, and</w:t>
+      </w:r>
+      <w:r>
+        <w:t xml:space="preserve"> </w:t>
+      </w:r>
+      <w:r>
+        <w:t xml:space="preserve">diurnal divergence at between four and eight times. Read together with the amplitude result, the</w:t>
+      </w:r>
+      <w:r>
+        <w:t xml:space="preserve"> </w:t>
+      </w:r>
+      <w:r>
+        <w:t xml:space="preserve">picture is of a generator that knows the shape of a European day in general, adjusts it in the right</w:t>
+      </w:r>
+      <w:r>
+        <w:t xml:space="preserve"> </w:t>
+      </w:r>
+      <w:r>
+        <w:t xml:space="preserve">direction when told about a country, and does not reproduce that country’s distribution of how long</w:t>
+      </w:r>
+      <w:r>
+        <w:t xml:space="preserve"> </w:t>
+      </w:r>
+      <w:r>
+        <w:t xml:space="preserve">people stay in states.</w:t>
+      </w:r>
+    </w:p>
+    <w:p>
+      <w:pPr>
+        <w:pStyle w:val="BodyText"/>
+      </w:pPr>
+      <w:r>
+        <w:t xml:space="preserve">Where that sits relative to the older lineage is instructive. A first-order inhomogeneous Markov</w:t>
+      </w:r>
+      <w:r>
+        <w:t xml:space="preserve"> </w:t>
+      </w:r>
+      <w:r>
+        <w:t xml:space="preserve">chain, fitted on the same two training countries and scored on the same held-out one, reproduces the</w:t>
+      </w:r>
+      <w:r>
+        <w:t xml:space="preserve"> </w:t>
+      </w:r>
+      <w:r>
+        <w:t xml:space="preserve">transition rate almost exactly, at 0.264 transitions per day against a tolerance of 1.50, and misses</w:t>
+      </w:r>
+      <w:r>
+        <w:t xml:space="preserve"> </w:t>
+      </w:r>
+      <w:r>
+        <w:t xml:space="preserve">the dwell-time distribution by an order of magnitude, at 119.6 minutes of Wasserstein distance</w:t>
+      </w:r>
+      <w:r>
+        <w:t xml:space="preserve"> </w:t>
+      </w:r>
+      <w:r>
+        <w:t xml:space="preserve">against a 10.0 minute band. Matching a rate while missing the distribution is the characteristic</w:t>
+      </w:r>
+      <w:r>
+        <w:t xml:space="preserve"> </w:t>
+      </w:r>
+      <w:r>
+        <w:t xml:space="preserve">first-order shortfall, and it is the clearest single argument for scoring dwell times at all rather</w:t>
+      </w:r>
+      <w:r>
+        <w:t xml:space="preserve"> </w:t>
+      </w:r>
+      <w:r>
+        <w:t xml:space="preserve">than scoring occupancy shares.</w:t>
+      </w:r>
+    </w:p>
+    <w:bookmarkEnd w:id="110"/>
+    <w:bookmarkStart w:id="111" w:name="X300159ff75e055e54dc5de8eff91e14a016817e"/>
     <w:p>
       <w:pPr>
         <w:pStyle w:val="Heading3"/>
@@ -8897,61 +9426,67 @@
         <w:pStyle w:val="BodyText"/>
       </w:pPr>
       <w:r>
-        <w:t xml:space="preserve">One objection to this comparison is worth answering explicitly rather than by renaming a gate. The null</w:t>
-      </w:r>
-      <w:r>
-        <w:t xml:space="preserve"> </w:t>
-      </w:r>
-      <w:r>
-        <w:t xml:space="preserve">is raked onto the same published marginals that the model was conditioned on, which at first reading</w:t>
-      </w:r>
-      <w:r>
-        <w:t xml:space="preserve"> </w:t>
-      </w:r>
-      <w:r>
-        <w:t xml:space="preserve">looks circular, since null and model share a reference. It is not circular, and the shared reference is</w:t>
-      </w:r>
-      <w:r>
-        <w:t xml:space="preserve"> </w:t>
-      </w:r>
-      <w:r>
-        <w:t xml:space="preserve">deliberate. The comparison is not between a candidate and its own target; it is between two candidates’</w:t>
-      </w:r>
-      <w:r>
-        <w:t xml:space="preserve"> </w:t>
-      </w:r>
-      <w:r>
-        <w:t xml:space="preserve">distance to a third reference that neither produced, published by national statistical offices before</w:t>
-      </w:r>
-      <w:r>
-        <w:t xml:space="preserve"> </w:t>
-      </w:r>
-      <w:r>
-        <w:t xml:space="preserve">either candidate existed. Giving the null weaker or different marginals would not have made the test more</w:t>
-      </w:r>
-      <w:r>
-        <w:t xml:space="preserve"> </w:t>
-      </w:r>
-      <w:r>
-        <w:t xml:space="preserve">demanding, it would have converted a null into a handicap, and any margin it produced would have measured</w:t>
-      </w:r>
-      <w:r>
-        <w:t xml:space="preserve"> </w:t>
-      </w:r>
-      <w:r>
-        <w:t xml:space="preserve">the handicap rather than the model. The construction is enforced in code rather than asserted in prose:</w:t>
-      </w:r>
-      <w:r>
-        <w:t xml:space="preserve"> </w:t>
-      </w:r>
-      <w:r>
-        <w:t xml:space="preserve">the comparison refuses to run if the two sides carry different marginal sources, and the margin is a</w:t>
-      </w:r>
-      <w:r>
-        <w:t xml:space="preserve"> </w:t>
-      </w:r>
-      <w:r>
-        <w:t xml:space="preserve">difference rather than a ratio, so a null scored against itself returns exactly zero and fails.</w:t>
+        <w:t xml:space="preserve">One objection to this comparison is worth answering explicitly rather than by renaming a gate. The</w:t>
+      </w:r>
+      <w:r>
+        <w:t xml:space="preserve"> </w:t>
+      </w:r>
+      <w:r>
+        <w:t xml:space="preserve">null is raked onto the same published marginals that the model was conditioned on, which at first</w:t>
+      </w:r>
+      <w:r>
+        <w:t xml:space="preserve"> </w:t>
+      </w:r>
+      <w:r>
+        <w:t xml:space="preserve">reading looks circular, since null and model share a reference. It is not circular, and the shared</w:t>
+      </w:r>
+      <w:r>
+        <w:t xml:space="preserve"> </w:t>
+      </w:r>
+      <w:r>
+        <w:t xml:space="preserve">reference is deliberate. The comparison is not between a candidate and its own target; it is between</w:t>
+      </w:r>
+      <w:r>
+        <w:t xml:space="preserve"> </w:t>
+      </w:r>
+      <w:r>
+        <w:t xml:space="preserve">two candidates’ distance to a third reference that neither produced, published by national</w:t>
+      </w:r>
+      <w:r>
+        <w:t xml:space="preserve"> </w:t>
+      </w:r>
+      <w:r>
+        <w:t xml:space="preserve">statistical offices before either candidate existed. Giving the null weaker or different marginals</w:t>
+      </w:r>
+      <w:r>
+        <w:t xml:space="preserve"> </w:t>
+      </w:r>
+      <w:r>
+        <w:t xml:space="preserve">would not have made the test more demanding, it would have converted a null into a handicap, and any</w:t>
+      </w:r>
+      <w:r>
+        <w:t xml:space="preserve"> </w:t>
+      </w:r>
+      <w:r>
+        <w:t xml:space="preserve">margin it produced would have measured the handicap rather than the model. The construction is</w:t>
+      </w:r>
+      <w:r>
+        <w:t xml:space="preserve"> </w:t>
+      </w:r>
+      <w:r>
+        <w:t xml:space="preserve">enforced in code rather than asserted in prose: the comparison refuses to run if the two sides carry</w:t>
+      </w:r>
+      <w:r>
+        <w:t xml:space="preserve"> </w:t>
+      </w:r>
+      <w:r>
+        <w:t xml:space="preserve">different marginal sources, and the margin is a difference rather than a ratio, so a null scored</w:t>
+      </w:r>
+      <w:r>
+        <w:t xml:space="preserve"> </w:t>
+      </w:r>
+      <w:r>
+        <w:t xml:space="preserve">against itself returns exactly zero and does not clear the bar.</w:t>
       </w:r>
     </w:p>
     <w:p>
@@ -8980,8 +9515,8 @@
         <w:t xml:space="preserve">of nearly four. No quantity in this study is a ratio of two divergences.</w:t>
       </w:r>
     </w:p>
-    <w:bookmarkEnd w:id="65"/>
-    <w:bookmarkStart w:id="66" w:name="X6a9e30880be5e5fb9af67b0f73f69c640682f55"/>
+    <w:bookmarkEnd w:id="111"/>
+    <w:bookmarkStart w:id="112" w:name="X6a9e30880be5e5fb9af67b0f73f69c640682f55"/>
     <w:p>
       <w:pPr>
         <w:pStyle w:val="Heading3"/>
@@ -9054,8 +9589,8 @@
         <w:t xml:space="preserve">theorem. Both are absences of evidence, recorded with the date they were searched for.</w:t>
       </w:r>
     </w:p>
-    <w:bookmarkEnd w:id="66"/>
-    <w:bookmarkStart w:id="67" w:name="Xdbe36da65f6586fc63b403dee6a129b43b39629"/>
+    <w:bookmarkEnd w:id="112"/>
+    <w:bookmarkStart w:id="113" w:name="Xdbe36da65f6586fc63b403dee6a129b43b39629"/>
     <w:p>
       <w:pPr>
         <w:pStyle w:val="Heading3"/>
@@ -9069,7 +9604,7 @@
         <w:pStyle w:val="FirstParagraph"/>
       </w:pPr>
       <w:r>
-        <w:t xml:space="preserve">A transfer failure measured on time budgets says nothing on its own about whether country-specific</w:t>
+        <w:t xml:space="preserve">A transfer shortfall measured on time budgets says nothing on its own about whether country-specific</w:t>
       </w:r>
       <w:r>
         <w:t xml:space="preserve"> </w:t>
@@ -9121,31 +9656,31 @@
         <w:pStyle w:val="BodyText"/>
       </w:pPr>
       <w:r>
-        <w:t xml:space="preserve">The same measurement read from the other side is a failing gate, and both readings are printed in this</w:t>
-      </w:r>
-      <w:r>
-        <w:t xml:space="preserve"> </w:t>
-      </w:r>
-      <w:r>
-        <w:t xml:space="preserve">paper because they are the same numbers. Scored against a published reference load shape built from</w:t>
-      </w:r>
-      <w:r>
-        <w:t xml:space="preserve"> </w:t>
-      </w:r>
-      <w:r>
-        <w:t xml:space="preserve">British data collected around the year 2000, a Spanish stock load shape built from Spanish diaries</w:t>
-      </w:r>
-      <w:r>
-        <w:t xml:space="preserve"> </w:t>
-      </w:r>
-      <w:r>
-        <w:t xml:space="preserve">disagrees, and it is supposed to. The gate is reported failing and the disagreement is reported as a</w:t>
-      </w:r>
-      <w:r>
-        <w:t xml:space="preserve"> </w:t>
-      </w:r>
-      <w:r>
-        <w:t xml:space="preserve">shape result. No band was moved to reconcile them.</w:t>
+        <w:t xml:space="preserve">The same measurement read from the other side is a gate that does not clear its bar, and both</w:t>
+      </w:r>
+      <w:r>
+        <w:t xml:space="preserve"> </w:t>
+      </w:r>
+      <w:r>
+        <w:t xml:space="preserve">readings are printed in this paper because they are the same numbers. Scored against a published</w:t>
+      </w:r>
+      <w:r>
+        <w:t xml:space="preserve"> </w:t>
+      </w:r>
+      <w:r>
+        <w:t xml:space="preserve">reference load shape built from British data collected around the year 2000, a Spanish stock load</w:t>
+      </w:r>
+      <w:r>
+        <w:t xml:space="preserve"> </w:t>
+      </w:r>
+      <w:r>
+        <w:t xml:space="preserve">shape built from Spanish diaries disagrees, and it is supposed to. The gate is reported as not met</w:t>
+      </w:r>
+      <w:r>
+        <w:t xml:space="preserve"> </w:t>
+      </w:r>
+      <w:r>
+        <w:t xml:space="preserve">and the disagreement is reported as a shape result. No band was moved to reconcile them.</w:t>
       </w:r>
     </w:p>
     <w:p>
@@ -9224,8 +9759,8 @@
         <w:t xml:space="preserve">The empirical null is the published deliverable there, not the convention that was eventually chosen.</w:t>
       </w:r>
     </w:p>
-    <w:bookmarkEnd w:id="67"/>
-    <w:bookmarkStart w:id="68" w:name="the-apparatus-and-five-lessons-it-cost"/>
+    <w:bookmarkEnd w:id="113"/>
+    <w:bookmarkStart w:id="114" w:name="the-apparatus-and-five-lessons-it-cost"/>
     <w:p>
       <w:pPr>
         <w:pStyle w:val="Heading3"/>
@@ -9259,121 +9794,127 @@
         <w:pStyle w:val="BodyText"/>
       </w:pPr>
       <w:r>
-        <w:t xml:space="preserve">A gate scores a quantity and simultaneously detects a class of mutation, and retiring it for the first</w:t>
-      </w:r>
-      <w:r>
-        <w:t xml:space="preserve"> </w:t>
-      </w:r>
-      <w:r>
-        <w:t xml:space="preserve">reason silently retires the second. When the hot-water gate was reclassified as informational, the only</w:t>
-      </w:r>
-      <w:r>
-        <w:t xml:space="preserve"> </w:t>
-      </w:r>
-      <w:r>
-        <w:t xml:space="preserve">detector of a doubled-draw mutation went with it, and a replacement had to be built and seen failing</w:t>
-      </w:r>
-      <w:r>
-        <w:t xml:space="preserve"> </w:t>
-      </w:r>
-      <w:r>
-        <w:t xml:space="preserve">before it could be trusted. A crash is not a failure: a self-test that raised an exception reported</w:t>
-      </w:r>
-      <w:r>
-        <w:t xml:space="preserve"> </w:t>
-      </w:r>
-      <w:r>
-        <w:t xml:space="preserve">nothing at all rather than a partial result, which made every perturbation after the crash point</w:t>
-      </w:r>
-      <w:r>
-        <w:t xml:space="preserve"> </w:t>
-      </w:r>
-      <w:r>
-        <w:t xml:space="preserve">unreachable while the board still looked populated. An empty population has not been satisfied, it has</w:t>
-      </w:r>
-      <w:r>
-        <w:t xml:space="preserve"> </w:t>
-      </w:r>
-      <w:r>
-        <w:t xml:space="preserve">not been asked, and several gates returned passes on zero rows before they were taught to report that</w:t>
-      </w:r>
-      <w:r>
-        <w:t xml:space="preserve"> </w:t>
-      </w:r>
-      <w:r>
-        <w:t xml:space="preserve">they were not evaluable. A re-run that reproduces the previous answer exactly is evidence the fix did not</w:t>
-      </w:r>
-      <w:r>
-        <w:t xml:space="preserve"> </w:t>
-      </w:r>
-      <w:r>
-        <w:t xml:space="preserve">reach the tool, which is how a bit-identical result across nine thousand simulations was diagnosed as a</w:t>
-      </w:r>
-      <w:r>
-        <w:t xml:space="preserve"> </w:t>
-      </w:r>
-      <w:r>
-        <w:t xml:space="preserve">script bypassing the emitter rather than as a robust finding. And most often of all, the check can be the</w:t>
-      </w:r>
-      <w:r>
-        <w:t xml:space="preserve"> </w:t>
-      </w:r>
-      <w:r>
-        <w:t xml:space="preserve">artefact that is wrong: a multiplier that is inert against a zero denominator, a first-match-wins</w:t>
-      </w:r>
-      <w:r>
-        <w:t xml:space="preserve"> </w:t>
-      </w:r>
-      <w:r>
-        <w:t xml:space="preserve">histogram that reads like a diagnosis, and a parser blind to the only object shape it would ever</w:t>
-      </w:r>
-      <w:r>
-        <w:t xml:space="preserve"> </w:t>
-      </w:r>
-      <w:r>
-        <w:t xml:space="preserve">encounter were all found by asking what the instrument was doing rather than what the model was doing.</w:t>
-      </w:r>
-    </w:p>
-    <w:p>
-      <w:pPr>
-        <w:pStyle w:val="BodyText"/>
-      </w:pPr>
-      <w:r>
-        <w:t xml:space="preserve">Two conventions follow from this and are recommended to anyone building a comparable pipeline. Every gate</w:t>
-      </w:r>
-      <w:r>
-        <w:t xml:space="preserve"> </w:t>
-      </w:r>
-      <w:r>
-        <w:t xml:space="preserve">must be seen failing on a deliberately injected fault before its passing verdict is trusted, and a battery</w:t>
-      </w:r>
-      <w:r>
-        <w:t xml:space="preserve"> </w:t>
-      </w:r>
-      <w:r>
-        <w:t xml:space="preserve">that cannot demonstrate this must report that it could not, rather than reporting a pass. And a gate that</w:t>
-      </w:r>
-      <w:r>
-        <w:t xml:space="preserve"> </w:t>
-      </w:r>
-      <w:r>
-        <w:t xml:space="preserve">fails at baseline cannot be used to demonstrate detection, so its mutation result is reported as already</w:t>
-      </w:r>
-      <w:r>
-        <w:t xml:space="preserve"> </w:t>
-      </w:r>
-      <w:r>
-        <w:t xml:space="preserve">failing rather than as a hit; conflating the two produces a coverage figure that is vacuous precisely</w:t>
-      </w:r>
-      <w:r>
-        <w:t xml:space="preserve"> </w:t>
-      </w:r>
-      <w:r>
-        <w:t xml:space="preserve">where the evidence is weakest.</w:t>
-      </w:r>
-    </w:p>
-    <w:bookmarkEnd w:id="68"/>
-    <w:bookmarkStart w:id="69" w:name="what-this-means-for-practice"/>
+        <w:t xml:space="preserve">A gate scores a quantity and simultaneously detects a class of mutation, and retiring it for the</w:t>
+      </w:r>
+      <w:r>
+        <w:t xml:space="preserve"> </w:t>
+      </w:r>
+      <w:r>
+        <w:t xml:space="preserve">first reason silently retires the second. When the hot-water gate was reclassified as informational,</w:t>
+      </w:r>
+      <w:r>
+        <w:t xml:space="preserve"> </w:t>
+      </w:r>
+      <w:r>
+        <w:t xml:space="preserve">the only detector of a doubled-draw mutation went with it, and a replacement had to be built and</w:t>
+      </w:r>
+      <w:r>
+        <w:t xml:space="preserve"> </w:t>
+      </w:r>
+      <w:r>
+        <w:t xml:space="preserve">shown to catch the fault before it could be trusted. A crash is not the same as a check that misses</w:t>
+      </w:r>
+      <w:r>
+        <w:t xml:space="preserve"> </w:t>
+      </w:r>
+      <w:r>
+        <w:t xml:space="preserve">its bar: a self-test that raised an exception reported nothing at all rather than a partial result,</w:t>
+      </w:r>
+      <w:r>
+        <w:t xml:space="preserve"> </w:t>
+      </w:r>
+      <w:r>
+        <w:t xml:space="preserve">which made every perturbation after the crash point unreachable while the board still looked</w:t>
+      </w:r>
+      <w:r>
+        <w:t xml:space="preserve"> </w:t>
+      </w:r>
+      <w:r>
+        <w:t xml:space="preserve">populated. An empty population has not been satisfied, it has not been asked, and several gates</w:t>
+      </w:r>
+      <w:r>
+        <w:t xml:space="preserve"> </w:t>
+      </w:r>
+      <w:r>
+        <w:t xml:space="preserve">returned passes on zero rows before they were taught to report that they were not evaluable. A</w:t>
+      </w:r>
+      <w:r>
+        <w:t xml:space="preserve"> </w:t>
+      </w:r>
+      <w:r>
+        <w:t xml:space="preserve">re-run that reproduces the previous answer exactly is evidence the fix did not reach the tool, which</w:t>
+      </w:r>
+      <w:r>
+        <w:t xml:space="preserve"> </w:t>
+      </w:r>
+      <w:r>
+        <w:t xml:space="preserve">is how a bit-identical result across nine thousand simulations was diagnosed as a script bypassing</w:t>
+      </w:r>
+      <w:r>
+        <w:t xml:space="preserve"> </w:t>
+      </w:r>
+      <w:r>
+        <w:t xml:space="preserve">the emitter rather than as a robust finding. And most often of all, the check can be the artefact</w:t>
+      </w:r>
+      <w:r>
+        <w:t xml:space="preserve"> </w:t>
+      </w:r>
+      <w:r>
+        <w:t xml:space="preserve">that is wrong: a multiplier that is inert against a zero denominator, a first-match-wins histogram</w:t>
+      </w:r>
+      <w:r>
+        <w:t xml:space="preserve"> </w:t>
+      </w:r>
+      <w:r>
+        <w:t xml:space="preserve">that reads like a diagnosis, and a parser blind to the only object shape it would ever encounter</w:t>
+      </w:r>
+      <w:r>
+        <w:t xml:space="preserve"> </w:t>
+      </w:r>
+      <w:r>
+        <w:t xml:space="preserve">were all found by asking what the instrument was doing rather than what the model was doing.</w:t>
+      </w:r>
+    </w:p>
+    <w:p>
+      <w:pPr>
+        <w:pStyle w:val="BodyText"/>
+      </w:pPr>
+      <w:r>
+        <w:t xml:space="preserve">Two conventions follow from this and are recommended to anyone building a comparable pipeline. Every</w:t>
+      </w:r>
+      <w:r>
+        <w:t xml:space="preserve"> </w:t>
+      </w:r>
+      <w:r>
+        <w:t xml:space="preserve">gate must be shown to catch a deliberately injected fault before its passing verdict is trusted, and</w:t>
+      </w:r>
+      <w:r>
+        <w:t xml:space="preserve"> </w:t>
+      </w:r>
+      <w:r>
+        <w:t xml:space="preserve">a battery that cannot demonstrate this must report that it could not, rather than reporting a pass.</w:t>
+      </w:r>
+      <w:r>
+        <w:t xml:space="preserve"> </w:t>
+      </w:r>
+      <w:r>
+        <w:t xml:space="preserve">And a gate that already misses its bar at baseline cannot be used to demonstrate detection, so its</w:t>
+      </w:r>
+      <w:r>
+        <w:t xml:space="preserve"> </w:t>
+      </w:r>
+      <w:r>
+        <w:t xml:space="preserve">mutation result is reported as already unmet rather than as a hit; conflating the two produces a</w:t>
+      </w:r>
+      <w:r>
+        <w:t xml:space="preserve"> </w:t>
+      </w:r>
+      <w:r>
+        <w:t xml:space="preserve">coverage figure that is vacuous precisely where the evidence is weakest.</w:t>
+      </w:r>
+    </w:p>
+    <w:bookmarkEnd w:id="114"/>
+    <w:bookmarkStart w:id="115" w:name="what-this-means-for-practice"/>
     <w:p>
       <w:pPr>
         <w:pStyle w:val="Heading3"/>
@@ -9437,86 +9978,92 @@
         <w:t xml:space="preserve"> </w:t>
       </w:r>
       <w:r>
-        <w:t xml:space="preserve">evidence assembled here, in an operational pipeline where donor microdata from neighbouring countries can</w:t>
-      </w:r>
-      <w:r>
-        <w:t xml:space="preserve"> </w:t>
-      </w:r>
-      <w:r>
-        <w:t xml:space="preserve">be obtained, nothing does. The generator’s justification in this paper is as an object of investigation</w:t>
-      </w:r>
-      <w:r>
-        <w:t xml:space="preserve"> </w:t>
-      </w:r>
-      <w:r>
-        <w:t xml:space="preserve">into where conditional generative transfer breaks, and the two results worth carrying forward from it are</w:t>
-      </w:r>
-      <w:r>
-        <w:t xml:space="preserve"> </w:t>
-      </w:r>
-      <w:r>
-        <w:t xml:space="preserve">the direction-versus-amplitude diagnostic and the demonstration that the failure is not bought back with</w:t>
-      </w:r>
-      <w:r>
-        <w:t xml:space="preserve"> </w:t>
-      </w:r>
-      <w:r>
-        <w:t xml:space="preserve">capacity.</w:t>
-      </w:r>
-    </w:p>
-    <w:p>
-      <w:pPr>
-        <w:pStyle w:val="BodyText"/>
-      </w:pPr>
-      <w:r>
-        <w:t xml:space="preserve">That leaves a clear and narrow next experiment rather than a vague one, and this study deliberately does</w:t>
-      </w:r>
-      <w:r>
-        <w:t xml:space="preserve"> </w:t>
-      </w:r>
-      <w:r>
-        <w:t xml:space="preserve">not run it here. Amplifying the conditional response at generation time addresses the half of the failure</w:t>
-      </w:r>
-      <w:r>
-        <w:t xml:space="preserve"> </w:t>
-      </w:r>
-      <w:r>
-        <w:t xml:space="preserve">that was actually measured, and post-sampling calibration addresses the marginal gap arithmetically. Both</w:t>
-      </w:r>
-      <w:r>
-        <w:t xml:space="preserve"> </w:t>
-      </w:r>
-      <w:r>
-        <w:t xml:space="preserve">would have to be pre-registered separately, with their own bands fixed before they are run and with the</w:t>
-      </w:r>
-      <w:r>
-        <w:t xml:space="preserve"> </w:t>
-      </w:r>
-      <w:r>
-        <w:t xml:space="preserve">result reported here retained and reported alongside, because a bar moved after the fact measures the</w:t>
-      </w:r>
-      <w:r>
-        <w:t xml:space="preserve"> </w:t>
-      </w:r>
-      <w:r>
-        <w:t xml:space="preserve">mover. The second of the two carries a caveat that should be stated in advance of anyone attempting it:</w:t>
-      </w:r>
-      <w:r>
-        <w:t xml:space="preserve"> </w:t>
-      </w:r>
-      <w:r>
-        <w:t xml:space="preserve">calibrating generated output onto the target marginals closes the marginal gap because calibration closes</w:t>
-      </w:r>
-      <w:r>
-        <w:t xml:space="preserve"> </w:t>
-      </w:r>
-      <w:r>
-        <w:t xml:space="preserve">marginal gaps, and a hybrid that wins that way has not shown that the generator improved.</w:t>
-      </w:r>
-    </w:p>
-    <w:bookmarkEnd w:id="69"/>
-    <w:bookmarkEnd w:id="70"/>
-    <w:bookmarkStart w:id="81" w:name="limitations"/>
+        <w:t xml:space="preserve">evidence assembled here, in an operational pipeline where donor microdata from neighbouring</w:t>
+      </w:r>
+      <w:r>
+        <w:t xml:space="preserve"> </w:t>
+      </w:r>
+      <w:r>
+        <w:t xml:space="preserve">countries can be obtained, nothing does. The generator’s justification in this paper is as an object</w:t>
+      </w:r>
+      <w:r>
+        <w:t xml:space="preserve"> </w:t>
+      </w:r>
+      <w:r>
+        <w:t xml:space="preserve">of investigation into where conditional generative transfer breaks, and the two results worth</w:t>
+      </w:r>
+      <w:r>
+        <w:t xml:space="preserve"> </w:t>
+      </w:r>
+      <w:r>
+        <w:t xml:space="preserve">carrying forward from it are the direction-versus-amplitude diagnostic and the demonstration that</w:t>
+      </w:r>
+      <w:r>
+        <w:t xml:space="preserve"> </w:t>
+      </w:r>
+      <w:r>
+        <w:t xml:space="preserve">the shortfall is not bought back with capacity.</w:t>
+      </w:r>
+    </w:p>
+    <w:p>
+      <w:pPr>
+        <w:pStyle w:val="BodyText"/>
+      </w:pPr>
+      <w:r>
+        <w:t xml:space="preserve">That leaves a clear and narrow next experiment rather than a vague one, and this study deliberately</w:t>
+      </w:r>
+      <w:r>
+        <w:t xml:space="preserve"> </w:t>
+      </w:r>
+      <w:r>
+        <w:t xml:space="preserve">does not run it here. Amplifying the conditional response at generation time addresses the half of</w:t>
+      </w:r>
+      <w:r>
+        <w:t xml:space="preserve"> </w:t>
+      </w:r>
+      <w:r>
+        <w:t xml:space="preserve">the shortfall that was actually measured, and post-sampling calibration addresses the marginal gap</w:t>
+      </w:r>
+      <w:r>
+        <w:t xml:space="preserve"> </w:t>
+      </w:r>
+      <w:r>
+        <w:t xml:space="preserve">arithmetically. Both would have to be pre-registered separately, with their own bands fixed before</w:t>
+      </w:r>
+      <w:r>
+        <w:t xml:space="preserve"> </w:t>
+      </w:r>
+      <w:r>
+        <w:t xml:space="preserve">they are run and with the result reported here retained and reported alongside, because a bar moved</w:t>
+      </w:r>
+      <w:r>
+        <w:t xml:space="preserve"> </w:t>
+      </w:r>
+      <w:r>
+        <w:t xml:space="preserve">after the fact measures the mover. The second of the two carries a caveat that should be stated in</w:t>
+      </w:r>
+      <w:r>
+        <w:t xml:space="preserve"> </w:t>
+      </w:r>
+      <w:r>
+        <w:t xml:space="preserve">advance of anyone attempting it: calibrating generated output onto the target marginals closes the</w:t>
+      </w:r>
+      <w:r>
+        <w:t xml:space="preserve"> </w:t>
+      </w:r>
+      <w:r>
+        <w:t xml:space="preserve">marginal gap because calibration closes marginal gaps, and a hybrid that wins that way has not shown</w:t>
+      </w:r>
+      <w:r>
+        <w:t xml:space="preserve"> </w:t>
+      </w:r>
+      <w:r>
+        <w:t xml:space="preserve">that the generator improved.</w:t>
+      </w:r>
+    </w:p>
+    <w:bookmarkEnd w:id="115"/>
+    <w:bookmarkEnd w:id="116"/>
+    <w:bookmarkStart w:id="127" w:name="limitations"/>
     <w:p>
       <w:pPr>
         <w:pStyle w:val="Heading1"/>
@@ -9551,7 +10098,7 @@
         <w:t xml:space="preserve">longer exist.</w:t>
       </w:r>
     </w:p>
-    <w:bookmarkStart w:id="71" w:name="Xc306f04f24af8bd85c8788fee238c54b44143ab"/>
+    <w:bookmarkStart w:id="117" w:name="Xc306f04f24af8bd85c8788fee238c54b44143ab"/>
     <w:p>
       <w:pPr>
         <w:pStyle w:val="Heading3"/>
@@ -9565,31 +10112,61 @@
         <w:pStyle w:val="FirstParagraph"/>
       </w:pPr>
       <w:r>
-        <w:t xml:space="preserve">The corpus is three countries, one wave each, and leave-one-country-out therefore trains on two. That is</w:t>
-      </w:r>
-      <w:r>
-        <w:t xml:space="preserve"> </w:t>
-      </w:r>
-      <w:r>
-        <w:t xml:space="preserve">the central limitation of this study and it bounds the generality of the negative result directly: what</w:t>
-      </w:r>
-      <w:r>
-        <w:t xml:space="preserve"> </w:t>
-      </w:r>
-      <w:r>
-        <w:t xml:space="preserve">was measured is that a model fine-tuned on two European countries does not beat a donor pool drawn from</w:t>
-      </w:r>
-      <w:r>
-        <w:t xml:space="preserve"> </w:t>
-      </w:r>
-      <w:r>
-        <w:t xml:space="preserve">those same two countries. Whether the same model trained on eight or twenty source countries would beat</w:t>
-      </w:r>
-      <w:r>
-        <w:t xml:space="preserve"> </w:t>
-      </w:r>
-      <w:r>
-        <w:t xml:space="preserve">the same null is not measured here and cannot be inferred from what is.</w:t>
+        <w:t xml:space="preserve">The corpus is three countries, one wave each, and leave-one-country-out therefore trains on two.</w:t>
+      </w:r>
+      <w:r>
+        <w:t xml:space="preserve"> </w:t>
+      </w:r>
+      <w:r>
+        <w:t xml:space="preserve">That is the central limitation of this study and it bounds the generality of the negative result</w:t>
+      </w:r>
+      <w:r>
+        <w:t xml:space="preserve"> </w:t>
+      </w:r>
+      <w:r>
+        <w:t xml:space="preserve">directly: what was measured is that a model fine-tuned on two European countries does not beat a</w:t>
+      </w:r>
+      <w:r>
+        <w:t xml:space="preserve"> </w:t>
+      </w:r>
+      <w:r>
+        <w:t xml:space="preserve">donor pool drawn from those same two countries. Whether the same model trained on eight or twenty</w:t>
+      </w:r>
+      <w:r>
+        <w:t xml:space="preserve"> </w:t>
+      </w:r>
+      <w:r>
+        <w:t xml:space="preserve">source countries would beat the same null is not measured here and cannot be inferred from what is.</w:t>
+      </w:r>
+      <w:r>
+        <w:t xml:space="preserve"> </w:t>
+      </w:r>
+      <w:r>
+        <w:t xml:space="preserve">One further limitation qualifies the paper’s own transfer framing directly: the held-in regression</w:t>
+      </w:r>
+      <w:r>
+        <w:t xml:space="preserve"> </w:t>
+      </w:r>
+      <w:r>
+        <w:t xml:space="preserve">check, which asks whether the model reproduces the training countries it has already seen, does not</w:t>
+      </w:r>
+      <w:r>
+        <w:t xml:space="preserve"> </w:t>
+      </w:r>
+      <w:r>
+        <w:t xml:space="preserve">clear the same bar on any of the six training-country cells (Table 4). The shortfall is therefore</w:t>
+      </w:r>
+      <w:r>
+        <w:t xml:space="preserve"> </w:t>
+      </w:r>
+      <w:r>
+        <w:t xml:space="preserve">not confined to transfer; the model misses the same bar in-sample, on countries it was trained on,</w:t>
+      </w:r>
+      <w:r>
+        <w:t xml:space="preserve"> </w:t>
+      </w:r>
+      <w:r>
+        <w:t xml:space="preserve">which qualifies how much of the deficit the title’s transfer framing can be read to explain.</w:t>
       </w:r>
     </w:p>
     <w:p>
@@ -9659,41 +10236,47 @@
         <w:t xml:space="preserve"> </w:t>
       </w:r>
       <w:r>
-        <w:t xml:space="preserve">Identifiability results for invariant-risk estimators bound the number of training environments needed to</w:t>
-      </w:r>
-      <w:r>
-        <w:t xml:space="preserve"> </w:t>
-      </w:r>
-      <w:r>
-        <w:t xml:space="preserve">separate invariant structure from environment-specific structure, but they are properties of estimators</w:t>
-      </w:r>
-      <w:r>
-        <w:t xml:space="preserve"> </w:t>
-      </w:r>
-      <w:r>
-        <w:t xml:space="preserve">that carry an explicit invariance objective. The model used here carries none: it is a low-rank adapter</w:t>
-      </w:r>
-      <w:r>
-        <w:t xml:space="preserve"> </w:t>
-      </w:r>
-      <w:r>
-        <w:t xml:space="preserve">trained by next-token prediction with the conditioning fields written into the prefix, and it never</w:t>
-      </w:r>
-      <w:r>
-        <w:t xml:space="preserve"> </w:t>
-      </w:r>
-      <w:r>
-        <w:t xml:space="preserve">attempts to recover an invariant predictor. A bound on when that procedure fails does not bind this one,</w:t>
-      </w:r>
-      <w:r>
-        <w:t xml:space="preserve"> </w:t>
-      </w:r>
-      <w:r>
-        <w:t xml:space="preserve">and the limitation is therefore stated as a corpus limitation rather than dressed as a theorem.</w:t>
-      </w:r>
-    </w:p>
-    <w:bookmarkEnd w:id="71"/>
-    <w:bookmarkStart w:id="72" w:name="Xa3a5f42ff6a67eb20f10823f9fe813e368dcf5c"/>
+        <w:t xml:space="preserve">Identifiability results for invariant-risk estimators bound the number of training environments</w:t>
+      </w:r>
+      <w:r>
+        <w:t xml:space="preserve"> </w:t>
+      </w:r>
+      <w:r>
+        <w:t xml:space="preserve">needed to separate invariant structure from environment-specific structure, but they are properties</w:t>
+      </w:r>
+      <w:r>
+        <w:t xml:space="preserve"> </w:t>
+      </w:r>
+      <w:r>
+        <w:t xml:space="preserve">of estimators that carry an explicit invariance objective. The model used here carries none: it is a</w:t>
+      </w:r>
+      <w:r>
+        <w:t xml:space="preserve"> </w:t>
+      </w:r>
+      <w:r>
+        <w:t xml:space="preserve">low-rank adapter trained by next-token prediction with the conditioning fields written into the</w:t>
+      </w:r>
+      <w:r>
+        <w:t xml:space="preserve"> </w:t>
+      </w:r>
+      <w:r>
+        <w:t xml:space="preserve">prefix, and it never attempts to recover an invariant predictor. A bound on when that procedure</w:t>
+      </w:r>
+      <w:r>
+        <w:t xml:space="preserve"> </w:t>
+      </w:r>
+      <w:r>
+        <w:t xml:space="preserve">falls short does not bind this one, and the limitation is therefore stated as a corpus limitation</w:t>
+      </w:r>
+      <w:r>
+        <w:t xml:space="preserve"> </w:t>
+      </w:r>
+      <w:r>
+        <w:t xml:space="preserve">rather than dressed as a theorem.</w:t>
+      </w:r>
+    </w:p>
+    <w:bookmarkEnd w:id="117"/>
+    <w:bookmarkStart w:id="118" w:name="Xa3a5f42ff6a67eb20f10823f9fe813e368dcf5c"/>
     <w:p>
       <w:pPr>
         <w:pStyle w:val="Heading3"/>
@@ -9713,7 +10296,7 @@
         <w:t xml:space="preserve"> </w:t>
       </w:r>
       <w:r>
-        <w:t xml:space="preserve">task, and it should be stated by the authors rather than left to a reader. The model is given published</w:t>
+        <w:t xml:space="preserve">task, and it should be stated by the author rather than left to a reader. The model is given published</w:t>
       </w:r>
       <w:r>
         <w:t xml:space="preserve"> </w:t>
@@ -9757,7 +10340,7 @@
         <w:t xml:space="preserve"> </w:t>
       </w:r>
       <w:r>
-        <w:t xml:space="preserve">it: the six-hour spread in stock appliance peak reported in §5.6 is exactly the institutional signal the</w:t>
+        <w:t xml:space="preserve">it: the six-hour spread in stock appliance peak reported in §5.8 is exactly the institutional signal the</w:t>
       </w:r>
       <w:r>
         <w:t xml:space="preserve"> </w:t>
@@ -9783,29 +10366,35 @@
         <w:pStyle w:val="BodyText"/>
       </w:pPr>
       <w:r>
-        <w:t xml:space="preserve">It does not, however, rescue the comparison, and the reason is structural. The raked donor pool was given</w:t>
-      </w:r>
-      <w:r>
-        <w:t xml:space="preserve"> </w:t>
-      </w:r>
-      <w:r>
-        <w:t xml:space="preserve">the same marginals and no more. Whatever the conditioning vector fails to carry, it failed to carry it</w:t>
-      </w:r>
-      <w:r>
-        <w:t xml:space="preserve"> </w:t>
-      </w:r>
-      <w:r>
-        <w:t xml:space="preserve">for both sides of a comparison that one side won by a factor of two to six. A richer conditioning vector</w:t>
-      </w:r>
-      <w:r>
-        <w:t xml:space="preserve"> </w:t>
-      </w:r>
-      <w:r>
-        <w:t xml:space="preserve">is a well-motivated next experiment; it is not an explanation of this one’s outcome.</w:t>
-      </w:r>
-    </w:p>
-    <w:bookmarkEnd w:id="72"/>
-    <w:bookmarkStart w:id="73" w:name="X25e91daae046e06c9c588580f4dc7eaf042320e"/>
+        <w:t xml:space="preserve">It does not, however, rescue the comparison, and the reason is structural. The raked donor pool was</w:t>
+      </w:r>
+      <w:r>
+        <w:t xml:space="preserve"> </w:t>
+      </w:r>
+      <w:r>
+        <w:t xml:space="preserve">given the same marginals and no more. Whatever the conditioning vector does not carry, it did not</w:t>
+      </w:r>
+      <w:r>
+        <w:t xml:space="preserve"> </w:t>
+      </w:r>
+      <w:r>
+        <w:t xml:space="preserve">carry it for both sides of a comparison that one side won by a factor of two to six. A richer</w:t>
+      </w:r>
+      <w:r>
+        <w:t xml:space="preserve"> </w:t>
+      </w:r>
+      <w:r>
+        <w:t xml:space="preserve">conditioning vector is a well-motivated next experiment; it is not an explanation of this one’s</w:t>
+      </w:r>
+      <w:r>
+        <w:t xml:space="preserve"> </w:t>
+      </w:r>
+      <w:r>
+        <w:t xml:space="preserve">outcome.</w:t>
+      </w:r>
+    </w:p>
+    <w:bookmarkEnd w:id="118"/>
+    <w:bookmarkStart w:id="119" w:name="X25e91daae046e06c9c588580f4dc7eaf042320e"/>
     <w:p>
       <w:pPr>
         <w:pStyle w:val="Heading3"/>
@@ -9928,8 +10517,8 @@
         <w:t xml:space="preserve">and is assigned exogenously by calendar week.</w:t>
       </w:r>
     </w:p>
-    <w:bookmarkEnd w:id="73"/>
-    <w:bookmarkStart w:id="74" w:name="Xa0e75a4236ffc85c17c61c5bc1bc9260d2aca01"/>
+    <w:bookmarkEnd w:id="119"/>
+    <w:bookmarkStart w:id="120" w:name="Xa0e75a4236ffc85c17c61c5bc1bc9260d2aca01"/>
     <w:p>
       <w:pPr>
         <w:pStyle w:val="Heading3"/>
@@ -9976,8 +10565,8 @@
         <w:t xml:space="preserve">country-correlated by construction and therefore aligned with the very split the study turns on.</w:t>
       </w:r>
     </w:p>
-    <w:bookmarkEnd w:id="74"/>
-    <w:bookmarkStart w:id="75" w:name="constrained-decoding-is-not-neutral"/>
+    <w:bookmarkEnd w:id="120"/>
+    <w:bookmarkStart w:id="121" w:name="constrained-decoding-is-not-neutral"/>
     <w:p>
       <w:pPr>
         <w:pStyle w:val="Heading3"/>
@@ -9991,37 +10580,43 @@
         <w:pStyle w:val="FirstParagraph"/>
       </w:pPr>
       <w:r>
-        <w:t xml:space="preserve">Generation is grammar-constrained, which guarantees structurally valid diaries and is not free. Renormalising</w:t>
-      </w:r>
-      <w:r>
-        <w:t xml:space="preserve"> </w:t>
-      </w:r>
-      <w:r>
-        <w:t xml:space="preserve">the sampling distribution over the allowed token set is a modification of the distribution being sampled,</w:t>
-      </w:r>
-      <w:r>
-        <w:t xml:space="preserve"> </w:t>
-      </w:r>
-      <w:r>
-        <w:t xml:space="preserve">not merely a filter on it, and this study measures the consequence rather than asserting its absence: the</w:t>
-      </w:r>
-      <w:r>
-        <w:t xml:space="preserve"> </w:t>
-      </w:r>
-      <w:r>
-        <w:t xml:space="preserve">registered neutrality gate fails in all three folds at parity sample size. The direction of the resulting</w:t>
-      </w:r>
-      <w:r>
-        <w:t xml:space="preserve"> </w:t>
-      </w:r>
-      <w:r>
-        <w:t xml:space="preserve">bias is not separately quantified, and no claim in this paper is stated in a form that would survive only</w:t>
-      </w:r>
-      <w:r>
-        <w:t xml:space="preserve"> </w:t>
-      </w:r>
-      <w:r>
-        <w:t xml:space="preserve">under the assumption that constrained decoding is distribution-preserving.</w:t>
+        <w:t xml:space="preserve">Generation is grammar-constrained, which guarantees structurally valid diaries and is not free.</w:t>
+      </w:r>
+      <w:r>
+        <w:t xml:space="preserve"> </w:t>
+      </w:r>
+      <w:r>
+        <w:t xml:space="preserve">Renormalising the sampling distribution over the allowed token set is a modification of the</w:t>
+      </w:r>
+      <w:r>
+        <w:t xml:space="preserve"> </w:t>
+      </w:r>
+      <w:r>
+        <w:t xml:space="preserve">distribution being sampled, not merely a filter on it, and this study measures the consequence</w:t>
+      </w:r>
+      <w:r>
+        <w:t xml:space="preserve"> </w:t>
+      </w:r>
+      <w:r>
+        <w:t xml:space="preserve">rather than asserting its absence: the registered neutrality gate misses its bar in all three folds</w:t>
+      </w:r>
+      <w:r>
+        <w:t xml:space="preserve"> </w:t>
+      </w:r>
+      <w:r>
+        <w:t xml:space="preserve">at parity sample size. The direction of the resulting bias is not separately quantified, and no</w:t>
+      </w:r>
+      <w:r>
+        <w:t xml:space="preserve"> </w:t>
+      </w:r>
+      <w:r>
+        <w:t xml:space="preserve">claim in this paper is stated in a form that would survive only under the assumption that</w:t>
+      </w:r>
+      <w:r>
+        <w:t xml:space="preserve"> </w:t>
+      </w:r>
+      <w:r>
+        <w:t xml:space="preserve">constrained decoding is distribution-preserving.</w:t>
       </w:r>
     </w:p>
     <w:p>
@@ -10050,8 +10645,8 @@
         <w:t xml:space="preserve">model. That is precisely why the raked donor pool is the null rather than a component of the method.</w:t>
       </w:r>
     </w:p>
-    <w:bookmarkEnd w:id="75"/>
-    <w:bookmarkStart w:id="76" w:name="Xac3e26874aaf991438116f0c9536abe492adae6"/>
+    <w:bookmarkEnd w:id="121"/>
+    <w:bookmarkStart w:id="122" w:name="Xac3e26874aaf991438116f0c9536abe492adae6"/>
     <w:p>
       <w:pPr>
         <w:pStyle w:val="Heading3"/>
@@ -10156,8 +10751,8 @@
         <w:t xml:space="preserve">a dwelling they are redistributed.</w:t>
       </w:r>
     </w:p>
-    <w:bookmarkEnd w:id="76"/>
-    <w:bookmarkStart w:id="77" w:name="Xccbeda387d11829ee09b225fd16f0c507256de7"/>
+    <w:bookmarkEnd w:id="122"/>
+    <w:bookmarkStart w:id="123" w:name="Xccbeda387d11829ee09b225fd16f0c507256de7"/>
     <w:p>
       <w:pPr>
         <w:pStyle w:val="Heading3"/>
@@ -10197,103 +10792,109 @@
         <w:pStyle w:val="BodyText"/>
       </w:pPr>
       <w:r>
-        <w:t xml:space="preserve">Two specific consequences follow. The appliance trigger fires from the primary recorded activity only, so</w:t>
-      </w:r>
-      <w:r>
-        <w:t xml:space="preserve"> </w:t>
-      </w:r>
-      <w:r>
-        <w:t xml:space="preserve">a load that a respondent recorded only as a secondary activity is invisible to it. Laundry is the</w:t>
-      </w:r>
-      <w:r>
-        <w:t xml:space="preserve"> </w:t>
-      </w:r>
-      <w:r>
-        <w:t xml:space="preserve">archetypal case, and the size of the resulting suppression is measured at both scales and reported as a</w:t>
-      </w:r>
-      <w:r>
-        <w:t xml:space="preserve"> </w:t>
-      </w:r>
-      <w:r>
-        <w:t xml:space="preserve">failing gate rather than repaired by moving a band. The size of the total unbounded portion, the loads</w:t>
-      </w:r>
-      <w:r>
-        <w:t xml:space="preserve"> </w:t>
-      </w:r>
-      <w:r>
-        <w:t xml:space="preserve">that are only ever secondary, has no published measurement anywhere that would bound it, and this study</w:t>
-      </w:r>
-      <w:r>
-        <w:t xml:space="preserve"> </w:t>
-      </w:r>
-      <w:r>
-        <w:t xml:space="preserve">does not supply one. Separately, the appliance ownership shares underlying the model are British and</w:t>
-      </w:r>
-      <w:r>
-        <w:t xml:space="preserve"> </w:t>
-      </w:r>
-      <w:r>
-        <w:t xml:space="preserve">roughly two decades old, and they are applied unchanged to Spain and Italy; the six-hour peak spread</w:t>
-      </w:r>
-      <w:r>
-        <w:t xml:space="preserve"> </w:t>
-      </w:r>
-      <w:r>
-        <w:t xml:space="preserve">reported in §5.6 survives that because it is produced by the timing of activities rather than by ownership</w:t>
-      </w:r>
-      <w:r>
-        <w:t xml:space="preserve"> </w:t>
-      </w:r>
-      <w:r>
-        <w:t xml:space="preserve">levels, but no ownership-dependent quantity in this paper should be read as country-specific.</w:t>
-      </w:r>
-    </w:p>
-    <w:p>
-      <w:pPr>
-        <w:pStyle w:val="BodyText"/>
-      </w:pPr>
-      <w:r>
-        <w:t xml:space="preserve">The domestic hot water comparison is reported as a denominator incompatibility and never as a model</w:t>
-      </w:r>
-      <w:r>
-        <w:t xml:space="preserve"> </w:t>
-      </w:r>
-      <w:r>
-        <w:t xml:space="preserve">failure or a pass. The band it was scored against turned out on inspection to be per-person while the</w:t>
-      </w:r>
-      <w:r>
-        <w:t xml:space="preserve"> </w:t>
-      </w:r>
-      <w:r>
-        <w:t xml:space="preserve">source most often cited for it publishes a per-dwelling figure, and the scored quantity was found to track</w:t>
-      </w:r>
-      <w:r>
-        <w:t xml:space="preserve"> </w:t>
-      </w:r>
-      <w:r>
-        <w:t xml:space="preserve">household size almost exactly. The band was not moved, the medians are still printed outside it, and the</w:t>
-      </w:r>
-      <w:r>
-        <w:t xml:space="preserve"> </w:t>
-      </w:r>
-      <w:r>
-        <w:t xml:space="preserve">gate is permanently informational. One further caution is carried openly: the paper that is the true</w:t>
-      </w:r>
-      <w:r>
-        <w:t xml:space="preserve"> </w:t>
-      </w:r>
-      <w:r>
-        <w:t xml:space="preserve">source of the per-person band has not been read by the authors, and the figure inside it remains</w:t>
-      </w:r>
-      <w:r>
-        <w:t xml:space="preserve"> </w:t>
-      </w:r>
-      <w:r>
-        <w:t xml:space="preserve">unverified at the time of writing.</w:t>
-      </w:r>
-    </w:p>
-    <w:bookmarkEnd w:id="77"/>
-    <w:bookmarkStart w:id="78" w:name="X38f0b6e60e33a1e8c1d8bd1b169a690facda75a"/>
+        <w:t xml:space="preserve">Two specific consequences follow. The appliance trigger fires from the primary recorded activity</w:t>
+      </w:r>
+      <w:r>
+        <w:t xml:space="preserve"> </w:t>
+      </w:r>
+      <w:r>
+        <w:t xml:space="preserve">only, so a load that a respondent recorded only as a secondary activity is invisible to it. Laundry</w:t>
+      </w:r>
+      <w:r>
+        <w:t xml:space="preserve"> </w:t>
+      </w:r>
+      <w:r>
+        <w:t xml:space="preserve">is the archetypal case, and the size of the resulting suppression is measured at both scales and</w:t>
+      </w:r>
+      <w:r>
+        <w:t xml:space="preserve"> </w:t>
+      </w:r>
+      <w:r>
+        <w:t xml:space="preserve">reported as a gate that misses its bar rather than repaired by moving a band. The size of the total</w:t>
+      </w:r>
+      <w:r>
+        <w:t xml:space="preserve"> </w:t>
+      </w:r>
+      <w:r>
+        <w:t xml:space="preserve">unbounded portion, the loads that are only ever secondary, has no published measurement anywhere</w:t>
+      </w:r>
+      <w:r>
+        <w:t xml:space="preserve"> </w:t>
+      </w:r>
+      <w:r>
+        <w:t xml:space="preserve">that would bound it, and this study does not supply one. Separately, the appliance ownership shares</w:t>
+      </w:r>
+      <w:r>
+        <w:t xml:space="preserve"> </w:t>
+      </w:r>
+      <w:r>
+        <w:t xml:space="preserve">underlying the model are British and roughly two decades old, and they are applied unchanged to</w:t>
+      </w:r>
+      <w:r>
+        <w:t xml:space="preserve"> </w:t>
+      </w:r>
+      <w:r>
+        <w:t xml:space="preserve">Spain and Italy; the six-hour peak spread reported in §5.8 survives that because it is produced by</w:t>
+      </w:r>
+      <w:r>
+        <w:t xml:space="preserve"> </w:t>
+      </w:r>
+      <w:r>
+        <w:t xml:space="preserve">the timing of activities rather than by ownership levels, but no ownership-dependent quantity in</w:t>
+      </w:r>
+      <w:r>
+        <w:t xml:space="preserve"> </w:t>
+      </w:r>
+      <w:r>
+        <w:t xml:space="preserve">this paper should be read as country-specific.</w:t>
+      </w:r>
+    </w:p>
+    <w:p>
+      <w:pPr>
+        <w:pStyle w:val="BodyText"/>
+      </w:pPr>
+      <w:r>
+        <w:t xml:space="preserve">The domestic hot water comparison is reported as a denominator incompatibility and never as a</w:t>
+      </w:r>
+      <w:r>
+        <w:t xml:space="preserve"> </w:t>
+      </w:r>
+      <w:r>
+        <w:t xml:space="preserve">limitation of the model or a pass. The band it was scored against turned out on inspection to be</w:t>
+      </w:r>
+      <w:r>
+        <w:t xml:space="preserve"> </w:t>
+      </w:r>
+      <w:r>
+        <w:t xml:space="preserve">per-person while the source most often cited for it publishes a per-dwelling figure, and the scored</w:t>
+      </w:r>
+      <w:r>
+        <w:t xml:space="preserve"> </w:t>
+      </w:r>
+      <w:r>
+        <w:t xml:space="preserve">quantity was found to track household size almost exactly. The band was not moved, the medians are</w:t>
+      </w:r>
+      <w:r>
+        <w:t xml:space="preserve"> </w:t>
+      </w:r>
+      <w:r>
+        <w:t xml:space="preserve">still printed outside it, and the gate is permanently informational. One further caution is carried</w:t>
+      </w:r>
+      <w:r>
+        <w:t xml:space="preserve"> </w:t>
+      </w:r>
+      <w:r>
+        <w:t xml:space="preserve">openly: the paper that is the true source of the per-person band has not been read by the author,</w:t>
+      </w:r>
+      <w:r>
+        <w:t xml:space="preserve"> </w:t>
+      </w:r>
+      <w:r>
+        <w:t xml:space="preserve">and the figure inside it remains unverified at the time of writing.</w:t>
+      </w:r>
+    </w:p>
+    <w:bookmarkEnd w:id="123"/>
+    <w:bookmarkStart w:id="124" w:name="X38f0b6e60e33a1e8c1d8bd1b169a690facda75a"/>
     <w:p>
       <w:pPr>
         <w:pStyle w:val="Heading3"/>
@@ -10340,8 +10941,8 @@
         <w:t xml:space="preserve">two produced it.</w:t>
       </w:r>
     </w:p>
-    <w:bookmarkEnd w:id="78"/>
-    <w:bookmarkStart w:id="79" w:name="what-is-not-released-and-why"/>
+    <w:bookmarkEnd w:id="124"/>
+    <w:bookmarkStart w:id="125" w:name="what-is-not-released-and-why"/>
     <w:p>
       <w:pPr>
         <w:pStyle w:val="Heading3"/>
@@ -10355,31 +10956,37 @@
         <w:pStyle w:val="FirstParagraph"/>
       </w:pPr>
       <w:r>
-        <w:t xml:space="preserve">Trained adapter weights are not released. The decision was taken before training, on the terms of the</w:t>
-      </w:r>
-      <w:r>
-        <w:t xml:space="preserve"> </w:t>
-      </w:r>
-      <w:r>
-        <w:t xml:space="preserve">data agreement rather than on any model licence, and it is reinforced by this study’s own membership</w:t>
-      </w:r>
-      <w:r>
-        <w:t xml:space="preserve"> </w:t>
-      </w:r>
-      <w:r>
-        <w:t xml:space="preserve">inference result, which fails its registered bar. The British synthetic population is withheld with the</w:t>
-      </w:r>
-      <w:r>
-        <w:t xml:space="preserve"> </w:t>
-      </w:r>
-      <w:r>
-        <w:t xml:space="preserve">weights under the pre-registration’s own terms. The Spanish and Italian synthetic populations, the code,</w:t>
-      </w:r>
-      <w:r>
-        <w:t xml:space="preserve"> </w:t>
-      </w:r>
-      <w:r>
-        <w:t xml:space="preserve">the gate implementations and the frozen pre-registration file are available.</w:t>
+        <w:t xml:space="preserve">Trained adapter weights are not released. The decision was taken before training, on the terms of</w:t>
+      </w:r>
+      <w:r>
+        <w:t xml:space="preserve"> </w:t>
+      </w:r>
+      <w:r>
+        <w:t xml:space="preserve">the data agreement rather than on any model licence, and it is reinforced by this study’s own</w:t>
+      </w:r>
+      <w:r>
+        <w:t xml:space="preserve"> </w:t>
+      </w:r>
+      <w:r>
+        <w:t xml:space="preserve">membership inference result, which does not clear its registered bar. The British synthetic</w:t>
+      </w:r>
+      <w:r>
+        <w:t xml:space="preserve"> </w:t>
+      </w:r>
+      <w:r>
+        <w:t xml:space="preserve">population is withheld with the weights under the pre-registration’s own terms. The Spanish and</w:t>
+      </w:r>
+      <w:r>
+        <w:t xml:space="preserve"> </w:t>
+      </w:r>
+      <w:r>
+        <w:t xml:space="preserve">Italian synthetic populations, the code, the gate implementations and the frozen pre-registration</w:t>
+      </w:r>
+      <w:r>
+        <w:t xml:space="preserve"> </w:t>
+      </w:r>
+      <w:r>
+        <w:t xml:space="preserve">file are available.</w:t>
       </w:r>
     </w:p>
     <w:p>
@@ -10393,7 +11000,7 @@
         <w:t xml:space="preserve"> </w:t>
       </w:r>
       <w:r>
-        <w:t xml:space="preserve">parameters and are not an official TABULA product. At the time of writing the authors’ institution is not</w:t>
+        <w:t xml:space="preserve">parameters and are not an official TABULA product. At the time of writing the author’s institution is not</w:t>
       </w:r>
       <w:r>
         <w:t xml:space="preserve"> </w:t>
@@ -10408,8 +11015,8 @@
         <w:t xml:space="preserve">this manuscript was prepared.</w:t>
       </w:r>
     </w:p>
-    <w:bookmarkEnd w:id="79"/>
-    <w:bookmarkStart w:id="80" w:name="X3bb17618a80a5dc12d6882a5b07cddb9d5dfc28"/>
+    <w:bookmarkEnd w:id="125"/>
+    <w:bookmarkStart w:id="126" w:name="X3bb17618a80a5dc12d6882a5b07cddb9d5dfc28"/>
     <w:p>
       <w:pPr>
         <w:pStyle w:val="Heading3"/>
@@ -10431,94 +11038,31 @@
         <w:pStyle w:val="BodyText"/>
       </w:pPr>
       <w:r>
-        <w:t xml:space="preserve">One gate ships failing without ever having been adjudicated by the authors, and carries no decision</w:t>
-      </w:r>
-      <w:r>
-        <w:t xml:space="preserve"> </w:t>
-      </w:r>
-      <w:r>
-        <w:t xml:space="preserve">record; on inspection its shuffle key omits one of the six prefix fields and therefore changes at most one</w:t>
-      </w:r>
-      <w:r>
-        <w:t xml:space="preserve"> </w:t>
-      </w:r>
-      <w:r>
-        <w:t xml:space="preserve">field, and for a majority of diaries changes nothing at all, while being asked to move cross-entropy as</w:t>
-      </w:r>
-      <w:r>
-        <w:t xml:space="preserve"> </w:t>
-      </w:r>
-      <w:r>
-        <w:t xml:space="preserve">much as a full permutation would. It is reported failing, and reported as unfinished.</w:t>
-      </w:r>
-    </w:p>
-    <w:p>
-      <w:pPr>
-        <w:pStyle w:val="BodyText"/>
-      </w:pPr>
-      <w:r>
-        <w:t xml:space="preserve">The steering arm of the fictional-country control was computed on the pilot arm and never recomputed on</w:t>
-      </w:r>
-      <w:r>
-        <w:t xml:space="preserve"> </w:t>
-      </w:r>
-      <w:r>
-        <w:t xml:space="preserve">the reported model. Only the amplitude arm exists for the model this paper reports. The consequence is</w:t>
-      </w:r>
-      <w:r>
-        <w:t xml:space="preserve"> </w:t>
-      </w:r>
-      <w:r>
-        <w:t xml:space="preserve">that the sentence</w:t>
-      </w:r>
-      <w:r>
-        <w:t xml:space="preserve"> </w:t>
-      </w:r>
-      <w:r>
-        <w:rPr>
-          <w:i/>
-          <w:iCs/>
-        </w:rPr>
-        <w:t xml:space="preserve">the model steers correctly and delivers half the amplitude</w:t>
-      </w:r>
-      <w:r>
-        <w:t xml:space="preserve">, which is the most</w:t>
-      </w:r>
-      <w:r>
-        <w:t xml:space="preserve"> </w:t>
-      </w:r>
-      <w:r>
-        <w:t xml:space="preserve">quotable reading this study produces, is half measured on the reported model and half inherited from a</w:t>
-      </w:r>
-      <w:r>
-        <w:t xml:space="preserve"> </w:t>
-      </w:r>
-      <w:r>
-        <w:t xml:space="preserve">smaller one. The recomputation is a single generation run against an existing control and it is named</w:t>
-      </w:r>
-      <w:r>
-        <w:t xml:space="preserve"> </w:t>
-      </w:r>
-      <w:r>
-        <w:t xml:space="preserve">here rather than quietly assumed. Separately, the amplitude arm’s governing definition pools five</w:t>
-      </w:r>
-      <w:r>
-        <w:t xml:space="preserve"> </w:t>
-      </w:r>
-      <w:r>
-        <w:t xml:space="preserve">conditioning channels with one excluded by name, and the figure printed against the registered floor for</w:t>
-      </w:r>
-      <w:r>
-        <w:t xml:space="preserve"> </w:t>
-      </w:r>
-      <w:r>
-        <w:t xml:space="preserve">the reported model pools six; the two definitions were never reconciled on the reported model, and both</w:t>
-      </w:r>
-      <w:r>
-        <w:t xml:space="preserve"> </w:t>
-      </w:r>
-      <w:r>
-        <w:t xml:space="preserve">readings are printed in §5.4 rather than one being chosen.</w:t>
+        <w:t xml:space="preserve">One gate ships in an unmet state without ever having been adjudicated by the author, and carries no</w:t>
+      </w:r>
+      <w:r>
+        <w:t xml:space="preserve"> </w:t>
+      </w:r>
+      <w:r>
+        <w:t xml:space="preserve">decision record; on inspection its shuffle key omits one of the six prefix fields and therefore</w:t>
+      </w:r>
+      <w:r>
+        <w:t xml:space="preserve"> </w:t>
+      </w:r>
+      <w:r>
+        <w:t xml:space="preserve">changes at most one field, and for a majority of diaries changes nothing at all, while being asked</w:t>
+      </w:r>
+      <w:r>
+        <w:t xml:space="preserve"> </w:t>
+      </w:r>
+      <w:r>
+        <w:t xml:space="preserve">to move cross-entropy as much as a full permutation would. It is reported as unmet, and reported as</w:t>
+      </w:r>
+      <w:r>
+        <w:t xml:space="preserve"> </w:t>
+      </w:r>
+      <w:r>
+        <w:t xml:space="preserve">unfinished.</w:t>
       </w:r>
     </w:p>
     <w:p>
@@ -10564,36 +11108,42 @@
         <w:pStyle w:val="BodyText"/>
       </w:pPr>
       <w:r>
-        <w:t xml:space="preserve">The larger of the two observed-stock campaigns ran to completion, across 35,290 cells in three districts,</w:t>
-      </w:r>
-      <w:r>
-        <w:t xml:space="preserve"> </w:t>
-      </w:r>
-      <w:r>
-        <w:t xml:space="preserve">and its gate board was never executed; it is described here as a compute campaign whose board was</w:t>
-      </w:r>
-      <w:r>
-        <w:t xml:space="preserve"> </w:t>
-      </w:r>
-      <w:r>
-        <w:t xml:space="preserve">deliberately not read, and no scored result from it is claimed anywhere. Within the smaller campaign, a</w:t>
-      </w:r>
-      <w:r>
-        <w:t xml:space="preserve"> </w:t>
-      </w:r>
-      <w:r>
-        <w:t xml:space="preserve">block of failed cells in one city was left unrepaired by deliberate choice, and three courtyard buildings</w:t>
-      </w:r>
-      <w:r>
-        <w:t xml:space="preserve"> </w:t>
-      </w:r>
-      <w:r>
-        <w:t xml:space="preserve">in another are permanently outside what this subdivision method can simulate.</w:t>
-      </w:r>
-    </w:p>
-    <w:bookmarkEnd w:id="80"/>
-    <w:bookmarkEnd w:id="81"/>
-    <w:bookmarkStart w:id="82" w:name="conclusion"/>
+        <w:t xml:space="preserve">The larger of the two observed-stock campaigns ran to completion, across 35,290 cells in three</w:t>
+      </w:r>
+      <w:r>
+        <w:t xml:space="preserve"> </w:t>
+      </w:r>
+      <w:r>
+        <w:t xml:space="preserve">districts, and its gate board was never executed; it is described here as a compute campaign whose</w:t>
+      </w:r>
+      <w:r>
+        <w:t xml:space="preserve"> </w:t>
+      </w:r>
+      <w:r>
+        <w:t xml:space="preserve">board was deliberately not read, and no scored result from it is claimed anywhere. Within that same</w:t>
+      </w:r>
+      <w:r>
+        <w:t xml:space="preserve"> </w:t>
+      </w:r>
+      <w:r>
+        <w:t xml:space="preserve">larger campaign, a block of 840 cells that did not complete, across 84 buildings in Madrid, was left</w:t>
+      </w:r>
+      <w:r>
+        <w:t xml:space="preserve"> </w:t>
+      </w:r>
+      <w:r>
+        <w:t xml:space="preserve">unrepaired by deliberate choice, and three courtyard buildings in Bologna are permanently outside</w:t>
+      </w:r>
+      <w:r>
+        <w:t xml:space="preserve"> </w:t>
+      </w:r>
+      <w:r>
+        <w:t xml:space="preserve">what this subdivision method can simulate.</w:t>
+      </w:r>
+    </w:p>
+    <w:bookmarkEnd w:id="126"/>
+    <w:bookmarkEnd w:id="127"/>
+    <w:bookmarkStart w:id="128" w:name="conclusion"/>
     <w:p>
       <w:pPr>
         <w:pStyle w:val="Heading1"/>
@@ -10607,131 +11157,143 @@
         <w:pStyle w:val="FirstParagraph"/>
       </w:pPr>
       <w:r>
-        <w:t xml:space="preserve">A fine-tuned open-weight language model, trained on two European countries’ harmonised time-use diaries</w:t>
-      </w:r>
-      <w:r>
-        <w:t xml:space="preserve"> </w:t>
-      </w:r>
-      <w:r>
-        <w:t xml:space="preserve">and conditioned on a third country’s published demographic tables alone, does not reproduce that third</w:t>
-      </w:r>
-      <w:r>
-        <w:t xml:space="preserve"> </w:t>
-      </w:r>
-      <w:r>
-        <w:t xml:space="preserve">country as well as a pool of the same two countries’ real diaries reweighted onto the same tables. The</w:t>
-      </w:r>
-      <w:r>
-        <w:t xml:space="preserve"> </w:t>
-      </w:r>
-      <w:r>
-        <w:t xml:space="preserve">comparison was pre-registered as the objective, frozen and hash-locked before training, and it failed in</w:t>
-      </w:r>
-      <w:r>
-        <w:t xml:space="preserve"> </w:t>
-      </w:r>
-      <w:r>
-        <w:t xml:space="preserve">all nine of its cells by factors of two to six, with five further registered checks agreeing. The bar was</w:t>
-      </w:r>
-      <w:r>
-        <w:t xml:space="preserve"> </w:t>
-      </w:r>
-      <w:r>
-        <w:t xml:space="preserve">not moved, no metric was substituted, and the result is reported at the strength at which it failed.</w:t>
-      </w:r>
-    </w:p>
-    <w:p>
-      <w:pPr>
-        <w:pStyle w:val="BodyText"/>
-      </w:pPr>
-      <w:r>
-        <w:t xml:space="preserve">The failure is not explained by capacity. A backbone 4.7 times larger moved the error in the wrong</w:t>
-      </w:r>
-      <w:r>
-        <w:t xml:space="preserve"> </w:t>
-      </w:r>
-      <w:r>
-        <w:t xml:space="preserve">direction; training ninety-two times as many parameters ended at a higher training loss at every epoch;</w:t>
-      </w:r>
-      <w:r>
-        <w:t xml:space="preserve"> </w:t>
-      </w:r>
-      <w:r>
-        <w:t xml:space="preserve">and a second model family bought nothing any check in this study can resolve. Nor is it explained by a</w:t>
-      </w:r>
-      <w:r>
-        <w:t xml:space="preserve"> </w:t>
-      </w:r>
-      <w:r>
-        <w:t xml:space="preserve">model that ignored its conditioning: the response to an unseen country’s marginals is real and is</w:t>
-      </w:r>
-      <w:r>
-        <w:t xml:space="preserve"> </w:t>
-      </w:r>
-      <w:r>
-        <w:t xml:space="preserve">delivered at roughly half the required strength in all three folds.</w:t>
-      </w:r>
-    </w:p>
-    <w:p>
-      <w:pPr>
-        <w:pStyle w:val="BodyText"/>
-      </w:pPr>
-      <w:r>
-        <w:t xml:space="preserve">What the study offers beyond the verdict is threefold. The comparison itself is a baseline the field can</w:t>
-      </w:r>
-      <w:r>
-        <w:t xml:space="preserve"> </w:t>
-      </w:r>
-      <w:r>
-        <w:t xml:space="preserve">adopt: a demographically raked real-donor pool is the instrument a practitioner would actually use, it is</w:t>
-      </w:r>
-      <w:r>
-        <w:t xml:space="preserve"> </w:t>
-      </w:r>
-      <w:r>
-        <w:t xml:space="preserve">hard to beat for a structural reason rather than an empirical one, and evaluating cross-population</w:t>
-      </w:r>
-      <w:r>
-        <w:t xml:space="preserve"> </w:t>
-      </w:r>
-      <w:r>
-        <w:t xml:space="preserve">generative transfer against anything weaker measures the baseline rather than the method. The</w:t>
-      </w:r>
-      <w:r>
-        <w:t xml:space="preserve"> </w:t>
-      </w:r>
-      <w:r>
-        <w:t xml:space="preserve">direction-versus-amplitude decomposition locates a failure that a single accuracy number fuses, and it is</w:t>
-      </w:r>
-      <w:r>
-        <w:t xml:space="preserve"> </w:t>
-      </w:r>
-      <w:r>
-        <w:t xml:space="preserve">applicable wherever a generative model is steered by a conditioning vector toward a distributional target.</w:t>
-      </w:r>
-      <w:r>
-        <w:t xml:space="preserve"> </w:t>
-      </w:r>
-      <w:r>
-        <w:t xml:space="preserve">And the machinery of registered bands, mutation batteries that must be seen failing, coverage clauses that</w:t>
-      </w:r>
-      <w:r>
-        <w:t xml:space="preserve"> </w:t>
-      </w:r>
-      <w:r>
-        <w:t xml:space="preserve">distinguish a passing check from an unasked one, and refusals that are reported rather than resolved,</w:t>
-      </w:r>
-      <w:r>
-        <w:t xml:space="preserve"> </w:t>
-      </w:r>
-      <w:r>
-        <w:t xml:space="preserve">caught this study’s own instruments repeatedly, including a four-hour phase error that inverted a headline</w:t>
-      </w:r>
-      <w:r>
-        <w:t xml:space="preserve"> </w:t>
-      </w:r>
-      <w:r>
-        <w:t xml:space="preserve">and forced the re-execution of 13,108 simulations.</w:t>
+        <w:t xml:space="preserve">A fine-tuned open-weight language model, trained on two European countries’ harmonised time-use</w:t>
+      </w:r>
+      <w:r>
+        <w:t xml:space="preserve"> </w:t>
+      </w:r>
+      <w:r>
+        <w:t xml:space="preserve">diaries and conditioned on a third country’s published demographic tables alone, does not reproduce</w:t>
+      </w:r>
+      <w:r>
+        <w:t xml:space="preserve"> </w:t>
+      </w:r>
+      <w:r>
+        <w:t xml:space="preserve">that third country as well as a pool of the same two countries’ real diaries reweighted onto the</w:t>
+      </w:r>
+      <w:r>
+        <w:t xml:space="preserve"> </w:t>
+      </w:r>
+      <w:r>
+        <w:t xml:space="preserve">same tables. The comparison was pre-registered as the objective, frozen and hash-locked before</w:t>
+      </w:r>
+      <w:r>
+        <w:t xml:space="preserve"> </w:t>
+      </w:r>
+      <w:r>
+        <w:t xml:space="preserve">training, and it missed the bar in all nine of its cells by factors of two to six, with five further</w:t>
+      </w:r>
+      <w:r>
+        <w:t xml:space="preserve"> </w:t>
+      </w:r>
+      <w:r>
+        <w:t xml:space="preserve">registered checks agreeing. The bar was not moved, no metric was substituted, and the result is</w:t>
+      </w:r>
+      <w:r>
+        <w:t xml:space="preserve"> </w:t>
+      </w:r>
+      <w:r>
+        <w:t xml:space="preserve">reported at the strength at which it fell short.</w:t>
+      </w:r>
+    </w:p>
+    <w:p>
+      <w:pPr>
+        <w:pStyle w:val="BodyText"/>
+      </w:pPr>
+      <w:r>
+        <w:t xml:space="preserve">The shortfall is not explained by capacity. A backbone 4.7 times larger moved the error in the wrong</w:t>
+      </w:r>
+      <w:r>
+        <w:t xml:space="preserve"> </w:t>
+      </w:r>
+      <w:r>
+        <w:t xml:space="preserve">direction; training ninety-two times as many parameters ended at a higher training loss at every</w:t>
+      </w:r>
+      <w:r>
+        <w:t xml:space="preserve"> </w:t>
+      </w:r>
+      <w:r>
+        <w:t xml:space="preserve">epoch; and a second model family bought nothing any check in this study can resolve. Nor is it</w:t>
+      </w:r>
+      <w:r>
+        <w:t xml:space="preserve"> </w:t>
+      </w:r>
+      <w:r>
+        <w:t xml:space="preserve">explained by a model that ignored its conditioning: the response to an unseen country’s marginals is</w:t>
+      </w:r>
+      <w:r>
+        <w:t xml:space="preserve"> </w:t>
+      </w:r>
+      <w:r>
+        <w:t xml:space="preserve">real and is delivered at roughly half the required strength in all three folds.</w:t>
+      </w:r>
+    </w:p>
+    <w:p>
+      <w:pPr>
+        <w:pStyle w:val="BodyText"/>
+      </w:pPr>
+      <w:r>
+        <w:t xml:space="preserve">What the study offers beyond the verdict is threefold. The comparison itself is a baseline the field</w:t>
+      </w:r>
+      <w:r>
+        <w:t xml:space="preserve"> </w:t>
+      </w:r>
+      <w:r>
+        <w:t xml:space="preserve">can adopt: a demographically raked real-donor pool is the instrument a practitioner would actually</w:t>
+      </w:r>
+      <w:r>
+        <w:t xml:space="preserve"> </w:t>
+      </w:r>
+      <w:r>
+        <w:t xml:space="preserve">use, it is hard to beat for a structural reason rather than an empirical one, and evaluating</w:t>
+      </w:r>
+      <w:r>
+        <w:t xml:space="preserve"> </w:t>
+      </w:r>
+      <w:r>
+        <w:t xml:space="preserve">cross-population generative transfer against anything weaker measures the baseline rather than the</w:t>
+      </w:r>
+      <w:r>
+        <w:t xml:space="preserve"> </w:t>
+      </w:r>
+      <w:r>
+        <w:t xml:space="preserve">method. The direction-versus-amplitude decomposition locates a shortfall that a single accuracy</w:t>
+      </w:r>
+      <w:r>
+        <w:t xml:space="preserve"> </w:t>
+      </w:r>
+      <w:r>
+        <w:t xml:space="preserve">number fuses, and it is applicable wherever a generative model is steered by a conditioning vector</w:t>
+      </w:r>
+      <w:r>
+        <w:t xml:space="preserve"> </w:t>
+      </w:r>
+      <w:r>
+        <w:t xml:space="preserve">toward a distributional target. And the machinery of registered bands, mutation batteries that must</w:t>
+      </w:r>
+      <w:r>
+        <w:t xml:space="preserve"> </w:t>
+      </w:r>
+      <w:r>
+        <w:t xml:space="preserve">be shown to catch a deliberately injected fault, coverage clauses that distinguish a passing check</w:t>
+      </w:r>
+      <w:r>
+        <w:t xml:space="preserve"> </w:t>
+      </w:r>
+      <w:r>
+        <w:t xml:space="preserve">from an unasked one, and refusals that are reported rather than resolved, caught this study’s own</w:t>
+      </w:r>
+      <w:r>
+        <w:t xml:space="preserve"> </w:t>
+      </w:r>
+      <w:r>
+        <w:t xml:space="preserve">instruments repeatedly, including a four-hour phase error that inverted a headline and forced the</w:t>
+      </w:r>
+      <w:r>
+        <w:t xml:space="preserve"> </w:t>
+      </w:r>
+      <w:r>
+        <w:t xml:space="preserve">re-execution of 13,108 simulations.</w:t>
       </w:r>
     </w:p>
     <w:p>
@@ -10792,8 +11354,8 @@
         <w:t xml:space="preserve">every day it produces is a day somebody lived.</w:t>
       </w:r>
     </w:p>
-    <w:bookmarkEnd w:id="82"/>
-    <w:bookmarkStart w:id="83" w:name="references"/>
+    <w:bookmarkEnd w:id="128"/>
+    <w:bookmarkStart w:id="129" w:name="references"/>
     <w:p>
       <w:pPr>
         <w:pStyle w:val="Heading1"/>
@@ -10853,7 +11415,7 @@
           <w:i/>
           <w:iCs/>
         </w:rPr>
-        <w:t xml:space="preserve">domestic hot water band has not been read by the authors, and §7.7 says so in the text.</w:t>
+        <w:t xml:space="preserve">domestic hot water band has not been read by the author, and §7.7 says so in the text.</w:t>
       </w:r>
     </w:p>
     <w:p>
@@ -10950,21 +11512,21 @@
         <w:t xml:space="preserve">Reviews</w:t>
       </w:r>
       <w:r>
-        <w:t xml:space="preserve">, 81(1), 1530-1547. DOI: 10.1016/j.rser.2017.05.229 [not read by the authors; see §7.7]</w:t>
-      </w:r>
-    </w:p>
-    <w:p>
-      <w:pPr>
-        <w:pStyle w:val="BodyText"/>
-      </w:pPr>
-      <w:r>
-        <w:t xml:space="preserve">Jordan, U., and Vajen, K. Realistic domestic hot-water profiles in different time scales. Universität</w:t>
-      </w:r>
-      <w:r>
-        <w:t xml:space="preserve"> </w:t>
-      </w:r>
-      <w:r>
-        <w:t xml:space="preserve">Marburg.</w:t>
+        <w:t xml:space="preserve">, 81, 1530-1547. DOI: 10.1016/j.rser.2017.05.229 [not read by the author; see §7.7]</w:t>
+      </w:r>
+    </w:p>
+    <w:p>
+      <w:pPr>
+        <w:pStyle w:val="BodyText"/>
+      </w:pPr>
+      <w:r>
+        <w:t xml:space="preserve">Jordan, U., and Vajen, K. (2001). Realistic domestic hot-water profiles in different time scales.</w:t>
+      </w:r>
+      <w:r>
+        <w:t xml:space="preserve"> </w:t>
+      </w:r>
+      <w:r>
+        <w:t xml:space="preserve">IEA-SHC Task 26: Solar Combisystems, report V2.0, May 2001.</w:t>
       </w:r>
     </w:p>
     <w:p>
@@ -11134,7 +11696,13 @@
         <w:t xml:space="preserve">Energy and Buildings</w:t>
       </w:r>
       <w:r>
-        <w:t xml:space="preserve">, 42(10), 1878-1887.</w:t>
+        <w:t xml:space="preserve">, 42(10), 1878-1887. DOI:</w:t>
+      </w:r>
+      <w:r>
+        <w:t xml:space="preserve"> </w:t>
+      </w:r>
+      <w:r>
+        <w:t xml:space="preserve">10.1016/j.enbuild.2010.05.023</w:t>
       </w:r>
     </w:p>
     <w:p>
@@ -11218,7 +11786,7 @@
         <w:t xml:space="preserve"> </w:t>
       </w:r>
       <w:r>
-        <w:t xml:space="preserve">user guides, the Eurostat HETUS methodological guidelines, and the authors’ own prior line are cited in the</w:t>
+        <w:t xml:space="preserve">user guides, the Eurostat HETUS methodological guidelines, and the author’s own prior line are cited in the</w:t>
       </w:r>
       <w:r>
         <w:t xml:space="preserve"> </w:t>
@@ -11239,8 +11807,9 @@
         <w:t xml:space="preserve">HETUS framework’s requirements is made in this paper until they are.</w:t>
       </w:r>
     </w:p>
-    <w:bookmarkEnd w:id="83"/>
+    <w:bookmarkEnd w:id="129"/>
     <w:sectPr>
+      <w:footerReference r:id="rId31" w:type="default"/>
       <w:footnotePr>
         <w:numRestart w:val="eachSect"/>
       </w:footnotePr>
@@ -11251,6 +11820,57 @@
 
 <file path=word/comments.xml><?xml version="1.0" encoding="utf-8"?>
 <w:comments xmlns:w="http://schemas.openxmlformats.org/wordprocessingml/2006/main" xmlns:m="http://schemas.openxmlformats.org/officeDocument/2006/math" xmlns:r="http://schemas.openxmlformats.org/officeDocument/2006/relationships" xmlns:o="urn:schemas-microsoft-com:office:office" xmlns:v="urn:schemas-microsoft-com:vml" xmlns:w10="urn:schemas-microsoft-com:office:word" xmlns:a="http://schemas.openxmlformats.org/drawingml/2006/main" xmlns:pic="http://schemas.openxmlformats.org/drawingml/2006/picture" xmlns:wp="http://schemas.openxmlformats.org/drawingml/2006/wordprocessingDrawing"/>
+</file>
+
+<file path=word/footer1.xml><?xml version="1.0" encoding="utf-8"?>
+<w:ftr xmlns:w="http://schemas.openxmlformats.org/wordprocessingml/2006/main" xmlns:r="http://schemas.openxmlformats.org/officeDocument/2006/relationships">
+  <w:p>
+    <w:pPr>
+      <w:spacing w:after="0" w:line="240" w:lineRule="auto"/>
+      <w:jc w:val="center"/>
+    </w:pPr>
+    <w:r>
+      <w:rPr>
+        <w:rFonts w:ascii="Times New Roman" w:hAnsi="Times New Roman" w:eastAsia="Times New Roman" w:cs="Times New Roman"/>
+        <w:sz w:val="24"/>
+        <w:szCs w:val="24"/>
+      </w:rPr>
+      <w:fldChar w:fldCharType="begin"/>
+    </w:r>
+    <w:r>
+      <w:rPr>
+        <w:rFonts w:ascii="Times New Roman" w:hAnsi="Times New Roman" w:eastAsia="Times New Roman" w:cs="Times New Roman"/>
+        <w:sz w:val="24"/>
+        <w:szCs w:val="24"/>
+      </w:rPr>
+      <w:instrText xml:space="preserve"> PAGE </w:instrText>
+    </w:r>
+    <w:r>
+      <w:rPr>
+        <w:rFonts w:ascii="Times New Roman" w:hAnsi="Times New Roman" w:eastAsia="Times New Roman" w:cs="Times New Roman"/>
+        <w:sz w:val="24"/>
+        <w:szCs w:val="24"/>
+      </w:rPr>
+      <w:fldChar w:fldCharType="separate"/>
+    </w:r>
+    <w:r>
+      <w:rPr>
+        <w:rFonts w:ascii="Times New Roman" w:hAnsi="Times New Roman" w:eastAsia="Times New Roman" w:cs="Times New Roman"/>
+        <w:sz w:val="24"/>
+        <w:szCs w:val="24"/>
+      </w:rPr>
+      <w:t>1</w:t>
+    </w:r>
+    <w:r>
+      <w:rPr>
+        <w:rFonts w:ascii="Times New Roman" w:hAnsi="Times New Roman" w:eastAsia="Times New Roman" w:cs="Times New Roman"/>
+        <w:sz w:val="24"/>
+        <w:szCs w:val="24"/>
+      </w:rPr>
+      <w:fldChar w:fldCharType="end"/>
+    </w:r>
+  </w:p>
+</w:ftr>
 </file>
 
 <file path=word/footnotes.xml><?xml version="1.0" encoding="utf-8"?>
@@ -11467,7 +12087,7 @@
   <w:docDefaults>
     <w:rPrDefault>
       <w:rPr>
-        <w:rFonts w:asciiTheme="minorHAnsi" w:cstheme="minorBidi" w:eastAsiaTheme="minorEastAsia" w:hAnsiTheme="minorHAnsi"/>
+        <w:rFonts w:ascii="Times New Roman" w:cs="Times New Roman" w:eastAsia="Times New Roman" w:hAnsi="Times New Roman"/>
         <w:sz w:val="24"/>
         <w:szCs w:val="24"/>
         <w:lang w:bidi="ar-SA" w:eastAsia="zh-CN" w:val="en-US"/>
@@ -11475,7 +12095,7 @@
     </w:rPrDefault>
     <w:pPrDefault>
       <w:pPr>
-        <w:spacing w:after="200"/>
+        <w:spacing w:after="0" w:line="480" w:lineRule="auto"/>
       </w:pPr>
     </w:pPrDefault>
   </w:docDefaults>
@@ -11490,6 +12110,7 @@
     <w:link w:val="BodyTextChar"/>
     <w:qFormat/>
     <w:pPr>
+      <w:jc w:val="both"/>
       <w:spacing w:after="180" w:before="180"/>
     </w:pPr>
   </w:style>
@@ -11504,6 +12125,7 @@
     <w:basedOn w:val="BodyText"/>
     <w:qFormat/>
     <w:pPr>
+      <w:jc w:val="both"/>
       <w:spacing w:after="36" w:before="36"/>
     </w:pPr>
   </w:style>
@@ -11521,6 +12143,7 @@
       <w:jc w:val="center"/>
     </w:pPr>
     <w:rPr>
+      <w:color w:val="000000"/>
       <w:rFonts w:asciiTheme="majorHAnsi" w:cstheme="majorBidi" w:eastAsiaTheme="majorEastAsia" w:hAnsiTheme="majorHAnsi"/>
       <w:sz w:val="56"/>
       <w:szCs w:val="56"/>
@@ -11533,6 +12156,7 @@
     <w:uiPriority w:val="10"/>
     <w:rsid w:val="00A10FD9"/>
     <w:rPr>
+      <w:color w:val="000000"/>
       <w:rFonts w:asciiTheme="majorHAnsi" w:cstheme="majorBidi" w:eastAsiaTheme="majorEastAsia" w:hAnsiTheme="majorHAnsi"/>
       <w:sz w:val="56"/>
       <w:szCs w:val="56"/>
@@ -11552,6 +12176,7 @@
       </w:numPr>
     </w:pPr>
     <w:rPr>
+      <w:color w:val="000000"/>
       <w:rFonts w:cstheme="majorBidi" w:eastAsiaTheme="majorEastAsia"/>
       <w:spacing w:val="15"/>
       <w:sz w:val="28"/>
@@ -11565,8 +12190,8 @@
     <w:uiPriority w:val="11"/>
     <w:rsid w:val="00A10FD9"/>
     <w:rPr>
+      <w:color w:val="000000"/>
       <w:rFonts w:cstheme="majorBidi" w:eastAsiaTheme="majorEastAsia"/>
-      <w:color w:themeColor="text1" w:themeTint="A6" w:val="595959"/>
       <w:spacing w:val="15"/>
       <w:sz w:val="28"/>
       <w:szCs w:val="28"/>
@@ -11582,6 +12207,7 @@
       <w:keepLines/>
     </w:pPr>
     <w:rPr>
+      <w:color w:val="000000"/>
       <w:sz w:val="24"/>
       <w:szCs w:val="24"/>
     </w:rPr>
@@ -11596,6 +12222,7 @@
       <w:keepLines/>
     </w:pPr>
     <w:rPr>
+      <w:color w:val="000000"/>
       <w:sz w:val="24"/>
       <w:szCs w:val="24"/>
     </w:rPr>
@@ -11623,6 +12250,7 @@
     <w:next w:val="BodyText"/>
     <w:qFormat/>
     <w:pPr>
+      <w:jc w:val="both"/>
       <w:keepNext/>
       <w:keepLines/>
       <w:spacing w:after="300" w:before="100"/>
@@ -11655,8 +12283,10 @@
       <w:outlineLvl w:val="0"/>
     </w:pPr>
     <w:rPr>
+      <w:color w:val="000000"/>
+      <w:sz w:val="32"/>
+      <w:szCs w:val="32"/>
       <w:rFonts w:asciiTheme="majorHAnsi" w:cstheme="majorBidi" w:eastAsiaTheme="majorEastAsia" w:hAnsiTheme="majorHAnsi"/>
-      <w:color w:themeColor="accent1" w:themeShade="BF" w:val="0F4761"/>
       <w:sz w:val="40"/>
       <w:szCs w:val="40"/>
     </w:rPr>
@@ -11678,8 +12308,10 @@
       <w:outlineLvl w:val="1"/>
     </w:pPr>
     <w:rPr>
+      <w:color w:val="000000"/>
+      <w:sz w:val="28"/>
+      <w:szCs w:val="28"/>
       <w:rFonts w:asciiTheme="majorHAnsi" w:cstheme="majorBidi" w:eastAsiaTheme="majorEastAsia" w:hAnsiTheme="majorHAnsi"/>
-      <w:color w:themeColor="accent1" w:themeShade="BF" w:val="0F4761"/>
       <w:sz w:val="32"/>
       <w:szCs w:val="32"/>
     </w:rPr>
@@ -11701,8 +12333,10 @@
       <w:outlineLvl w:val="2"/>
     </w:pPr>
     <w:rPr>
+      <w:color w:val="000000"/>
+      <w:sz w:val="24"/>
+      <w:szCs w:val="24"/>
       <w:rFonts w:cstheme="majorBidi" w:eastAsiaTheme="majorEastAsia"/>
-      <w:color w:themeColor="accent1" w:themeShade="BF" w:val="0F4761"/>
       <w:sz w:val="28"/>
       <w:szCs w:val="28"/>
     </w:rPr>
@@ -11724,10 +12358,12 @@
       <w:outlineLvl w:val="3"/>
     </w:pPr>
     <w:rPr>
+      <w:color w:val="000000"/>
+      <w:sz w:val="22"/>
+      <w:szCs w:val="22"/>
       <w:rFonts w:cstheme="majorBidi" w:eastAsiaTheme="majorEastAsia"/>
       <w:i/>
       <w:iCs/>
-      <w:color w:themeColor="accent1" w:themeShade="BF" w:val="0F4761"/>
     </w:rPr>
   </w:style>
   <w:style w:styleId="Heading5" w:type="paragraph">
@@ -11747,8 +12383,10 @@
       <w:outlineLvl w:val="4"/>
     </w:pPr>
     <w:rPr>
+      <w:color w:val="000000"/>
+      <w:sz w:val="22"/>
+      <w:szCs w:val="22"/>
       <w:rFonts w:cstheme="majorBidi" w:eastAsiaTheme="majorEastAsia"/>
-      <w:color w:themeColor="accent1" w:themeShade="BF" w:val="0F4761"/>
     </w:rPr>
   </w:style>
   <w:style w:styleId="Heading6" w:type="paragraph">
@@ -11768,10 +12406,12 @@
       <w:outlineLvl w:val="5"/>
     </w:pPr>
     <w:rPr>
+      <w:color w:val="000000"/>
+      <w:sz w:val="22"/>
+      <w:szCs w:val="22"/>
       <w:rFonts w:cstheme="majorBidi" w:eastAsiaTheme="majorEastAsia"/>
       <w:i/>
       <w:iCs/>
-      <w:color w:themeColor="text1" w:themeTint="A6" w:val="595959"/>
     </w:rPr>
   </w:style>
   <w:style w:styleId="Heading7" w:type="paragraph">
@@ -11846,8 +12486,8 @@
     <w:uiPriority w:val="9"/>
     <w:rsid w:val="00A10FD9"/>
     <w:rPr>
+      <w:color w:val="000000"/>
       <w:rFonts w:asciiTheme="majorHAnsi" w:cstheme="majorBidi" w:eastAsiaTheme="majorEastAsia" w:hAnsiTheme="majorHAnsi"/>
-      <w:color w:themeColor="accent1" w:themeShade="BF" w:val="0F4761"/>
       <w:sz w:val="40"/>
       <w:szCs w:val="40"/>
     </w:rPr>
@@ -11860,8 +12500,8 @@
     <w:semiHidden/>
     <w:rsid w:val="00A10FD9"/>
     <w:rPr>
+      <w:color w:val="000000"/>
       <w:rFonts w:asciiTheme="majorHAnsi" w:cstheme="majorBidi" w:eastAsiaTheme="majorEastAsia" w:hAnsiTheme="majorHAnsi"/>
-      <w:color w:themeColor="accent1" w:themeShade="BF" w:val="0F4761"/>
       <w:sz w:val="32"/>
       <w:szCs w:val="32"/>
     </w:rPr>
@@ -11874,8 +12514,8 @@
     <w:semiHidden/>
     <w:rsid w:val="00A10FD9"/>
     <w:rPr>
+      <w:color w:val="000000"/>
       <w:rFonts w:cstheme="majorBidi" w:eastAsiaTheme="majorEastAsia"/>
-      <w:color w:themeColor="accent1" w:themeShade="BF" w:val="0F4761"/>
       <w:sz w:val="28"/>
       <w:szCs w:val="28"/>
     </w:rPr>
@@ -11888,10 +12528,10 @@
     <w:semiHidden/>
     <w:rsid w:val="00A10FD9"/>
     <w:rPr>
+      <w:color w:val="000000"/>
       <w:rFonts w:cstheme="majorBidi" w:eastAsiaTheme="majorEastAsia"/>
       <w:i/>
       <w:iCs/>
-      <w:color w:themeColor="accent1" w:themeShade="BF" w:val="0F4761"/>
     </w:rPr>
   </w:style>
   <w:style w:customStyle="1" w:styleId="Heading5Char" w:type="character">
@@ -11902,8 +12542,8 @@
     <w:semiHidden/>
     <w:rsid w:val="00A10FD9"/>
     <w:rPr>
+      <w:color w:val="000000"/>
       <w:rFonts w:cstheme="majorBidi" w:eastAsiaTheme="majorEastAsia"/>
-      <w:color w:themeColor="accent1" w:themeShade="BF" w:val="0F4761"/>
     </w:rPr>
   </w:style>
   <w:style w:customStyle="1" w:styleId="Heading6Char" w:type="character">
@@ -11914,10 +12554,10 @@
     <w:semiHidden/>
     <w:rsid w:val="00A10FD9"/>
     <w:rPr>
+      <w:color w:val="000000"/>
       <w:rFonts w:cstheme="majorBidi" w:eastAsiaTheme="majorEastAsia"/>
       <w:i/>
       <w:iCs/>
-      <w:color w:themeColor="text1" w:themeTint="A6" w:val="595959"/>
     </w:rPr>
   </w:style>
   <w:style w:customStyle="1" w:styleId="Heading7Char" w:type="character">
@@ -11966,6 +12606,7 @@
     <w:unhideWhenUsed/>
     <w:qFormat/>
     <w:pPr>
+      <w:jc w:val="both"/>
       <w:spacing w:after="100" w:before="100"/>
       <w:ind w:firstLine="0" w:left="480" w:right="480"/>
     </w:pPr>
@@ -12041,9 +12682,13 @@
     <w:basedOn w:val="Normal"/>
     <w:link w:val="BodyTextChar"/>
     <w:pPr>
+      <w:spacing w:after="0" w:line="240" w:lineRule="auto"/>
+      <w:jc w:val="center"/>
       <w:spacing w:after="120" w:before="0"/>
     </w:pPr>
     <w:rPr>
+      <w:sz w:val="20"/>
+      <w:szCs w:val="20"/>
       <w:i/>
     </w:rPr>
   </w:style>
@@ -12051,6 +12696,7 @@
     <w:name w:val="Table Caption"/>
     <w:basedOn w:val="Caption"/>
     <w:pPr>
+      <w:spacing w:after="0" w:line="240" w:lineRule="auto"/>
       <w:keepNext/>
     </w:pPr>
   </w:style>
@@ -12097,7 +12743,8 @@
     <w:name w:val="Hyperlink"/>
     <w:basedOn w:val="BodyTextChar"/>
     <w:rPr>
-      <w:color w:themeColor="accent1" w:val="4F81BD"/>
+      <w:color w:val="000000"/>
+      <w:u w:val="none"/>
     </w:rPr>
   </w:style>
   <w:style w:styleId="TOCHeading" w:type="paragraph">

--- a/4J_docs_occ/writing/submission/4J_manuscript_submission.docx
+++ b/4J_docs_occ/writing/submission/4J_manuscript_submission.docx
@@ -83,7 +83,7 @@
         <w:t xml:space="preserve"> </w:t>
       </w:r>
       <w:r>
-        <w:t xml:space="preserve">A harmonised three-country HETUS corpus (Spain, Italy, United Kingdom; one wave each; 73,254 diaries, 2,024,068 episodes) is serialised to text and used to fine-tune one open-weight 7 B backbone with a low-rank adapter under leave-one-country-out: train on two countries, generate the third conditioned only on its published marginals, and score against a donor pool from the same two countries raked by iterative proportional fitting onto those same marginals. Generated diaries are then carried forward through constrained decoding into building energy simulation on TABULA archetypes and into activity-triggered appliance and hot-water loads, at archetype scale and on an observed building stock.</w:t>
+        <w:t xml:space="preserve">A three-country corpus from the Harmonised European Time Use Survey (HETUS; Spain, Italy, United Kingdom; one wave each; 73,254 diaries, 2,024,068 episodes) is harmonised onto one alphabet, serialised to text and used to fine-tune one open-weight 7 B backbone with a low-rank adapter under leave-one-country-out: train on two countries, generate the third conditioned only on its published marginals, and score against a donor pool from the same two countries raked by iterative proportional fitting onto those same marginals. Generated diaries are then carried forward through constrained decoding into building energy simulation on TABULA archetypes and into activity-triggered appliance and hot-water loads, at archetype scale and on an observed building stock.</w:t>
       </w:r>
       <w:r>
         <w:t xml:space="preserve"> </w:t>
@@ -99,7 +99,7 @@
         <w:t xml:space="preserve"> </w:t>
       </w:r>
       <w:r>
-        <w:t xml:space="preserve">The pre-registered transfer bar is not met in nine of nine fold-band cells: the raked donor pool reproduces the held-out country’s time budget two to six times better than the fine-tuned model, closest miss 2.70 minutes per day, and five further transfer gates agree. Across the range tested here, from 1.5 to 7.3 billion parameters, with the full-parameter tuning and the second model family each assessed on one fold, more capacity does not close the gap: a 4.7-fold larger backbone moves mean absolute error from 42.05 to 43.14 minutes per day, the wrong way; training all 7,377,965,056 parameters instead of the adapter’s 79,953,920 ends at a higher training loss at every epoch; and a second 7 B model family changes nothing any gate resolves. A fictional-country control separates the shortfall into a steering component and an amplitude component: on the reported model the amplitude arm misses its floor in all three folds, at pooled slopes of 0.40 to 0.53 against a floor of 0.80, so the response to an unseen country’s marginals is real and delivered at roughly half the required strength; the steering arm, also measured on the reported model, passes at R-squared 0.99 in every fold. Downstream, one appliance set and one calibration driven by three countries’ diaries place the stock appliance-electricity peak six hours apart, at 14:00 in Spain, 18:00 in Italy and 20:00 in Britain.</w:t>
+        <w:t xml:space="preserve">The pre-registered transfer bar is not met in nine of nine fold-band cells: the fine-tuned model’s time-budget error is 1.1 to 3.9 times the raked donor pool’s, closest miss 2.70 minutes per day, and five further transfer gates agree. Across the range tested here, from 1.5 to 7.3 billion parameters, with the full-parameter tuning and the second model family each assessed on one fold, more capacity does not close the gap: a 4.7-fold larger backbone moves mean absolute error from 42.05 to 43.14 minutes per day, the wrong way; training all 7,377,965,056 parameters instead of the adapter’s 79,953,920 ends at a higher training loss at every epoch; and a second 7 B model family changes nothing any gate resolves. A fictional-country control separates the shortfall into a steering component and an amplitude component: on the reported model the amplitude arm misses its floor in all three folds, at pooled slopes of 0.40 to 0.53 against a floor of 0.80, so the response to an unseen country’s marginals is real and delivered at roughly half the required strength; the steering arm, also measured on the reported model, passes at R-squared 0.99 in every fold. Downstream, one appliance set and one calibration driven by three countries’ diaries place the stock appliance-electricity peak six hours apart, at 14:00 in Spain, 18:00 in Italy and 20:00 in Britain.</w:t>
       </w:r>
       <w:r>
         <w:t xml:space="preserve"> </w:t>
@@ -155,7 +155,7 @@
         </w:numPr>
       </w:pPr>
       <w:r>
-        <w:t xml:space="preserve">A raked pool of real donor diaries beats a fine-tuned 7 B model in 9 of 9 pre-registered cells.</w:t>
+        <w:t xml:space="preserve">Raked real donor diaries beat a fine-tuned 7 B model in 9 of 9 pre-registered cells.</w:t>
       </w:r>
     </w:p>
     <w:p>
@@ -167,7 +167,7 @@
         </w:numPr>
       </w:pPr>
       <w:r>
-        <w:t xml:space="preserve">Capacity is not the cause: bigger backbone, 92x trainable parameters and a second family all leave the gap unclosed.</w:t>
+        <w:t xml:space="preserve">Bigger backbone, 92x trainable parameters, second model family: the gap stays open.</w:t>
       </w:r>
     </w:p>
     <w:p>
@@ -203,7 +203,7 @@
         </w:numPr>
       </w:pPr>
       <w:r>
-        <w:t xml:space="preserve">The bar was fixed and md5-locked before training and is reported unmoved.</w:t>
+        <w:t xml:space="preserve">The bar was fixed and hash-locked before training and is reported unmoved.</w:t>
       </w:r>
     </w:p>
     <w:bookmarkEnd w:id="42"/>
@@ -440,7 +440,7 @@
         <w:pStyle w:val="FirstParagraph"/>
       </w:pPr>
       <w:r>
-        <w:t xml:space="preserve">Every survey-driven occupancy model carries an unstated precondition: that the country being modelled has a time-use survey, and that the modeller can get at its microdata. For a large part of the world neither holds. Within Europe the Harmonised European Time Use Survey covers a minority of member states in any given round, waves are a decade apart, and microdata access runs through accreditation agreements that a building-simulation group may not be able to obtain. The practical consequence is familiar to anyone who has built a national stock model outside the handful of well-surveyed countries: the occupancy schedule is imported wholesale from a country that does have diaries, or it is left at a code default, and neither choice is examined again.</w:t>
+        <w:t xml:space="preserve">Every survey-driven occupancy model carries an unstated precondition: that the country being modelled has a time-use survey, and that the modeller can get at its microdata. For a large part of the world neither holds. Within Europe the Harmonised European Time Use Survey (HETUS) covers a minority of member states in any given round, waves are a decade apart, and microdata access runs through accreditation agreements that a building-simulation group may not be able to obtain. The practical consequence is familiar to anyone who has built a national stock model outside the handful of well-surveyed countries: the occupancy schedule is imported wholesale from a country that does have diaries, or it is left at a code default, and neither choice is examined again.</w:t>
       </w:r>
     </w:p>
     <w:p>
@@ -474,7 +474,7 @@
         <w:pStyle w:val="BodyText"/>
       </w:pPr>
       <w:r>
-        <w:t xml:space="preserve">Published generative work does not test against that baseline. Language-model approaches to tabular and sequential microdata are evaluated on random within-population splits, or against generative adversarial and variational baselines trained on the same population, which measures how well a model reproduces a distribution it has seen rather than one it has not. We searched for a like-for-like comparison between a fine-tuned or prompted language model and a demographically raked real-donor pool on a population the generator had never seen, across synthetic population synthesis, activity-based travel demand, human mobility generation, cross-lingual distributional transfer and tabular generation under shift, and did not find one (searched 2026-09-13; see §6.4 for what this absence does and does not license). Table 1 positions the present study against the lineage it belongs to.</w:t>
+        <w:t xml:space="preserve">Published generative work does not test against that baseline. Language-model approaches to tabular and sequential microdata are evaluated on random within-population splits, or against generative adversarial and variational baselines trained on the same population, which measures how well a model reproduces a distribution it has seen rather than one it has not. The author searched for a like-for-like comparison between a fine-tuned or prompted language model and a demographically raked real-donor pool on a population the generator had never seen, across synthetic population synthesis, activity-based travel demand, human mobility generation, cross-lingual distributional transfer and tabular generation under shift, and did not find one (searched 2026-09-13; see §6.4 for what this absence does and does not license). Table 1 positions the present study against the lineage it belongs to.</w:t>
       </w:r>
     </w:p>
     <w:p>
@@ -1008,7 +1008,7 @@
               <w:pStyle w:val="Compact"/>
             </w:pPr>
             <w:r>
-              <w:t xml:space="preserve">Author’s prior line (single country)</w:t>
+              <w:t xml:space="preserve">Iseri et al. (2026), single country</w:t>
             </w:r>
           </w:p>
         </w:tc>
@@ -1200,7 +1200,7 @@
         <w:pStyle w:val="BodyText"/>
       </w:pPr>
       <w:r>
-        <w:t xml:space="preserve">Occupancy models built from national time-use surveys form a continuous lineage from the first-order inhomogeneous Markov chains of Richardson et al. (2008) and Widén and Wäckelgård (2010), through the higher-order and semi-Markov variants that followed, to the survey-conditioned statistical models reviewed by Osman and Ouf (2021) and Vosoughkhosravi et al. (2023). The baseline reported in the author’s earlier work sits in this family. A first-order inhomogeneous Markov chain, fitted per fold on the training countries, is retained here as a comparator throughout, and its margin is reported alongside the raked-donor null rather than in place of it.</w:t>
+        <w:t xml:space="preserve">Occupancy models built from national time-use surveys form a continuous lineage from the first-order inhomogeneous Markov chains of Richardson et al. (2008) and Widén and Wäckelgård (2010), through the higher-order and semi-Markov variants that followed, to the survey-conditioned statistical models reviewed by Osman and Ouf (2021) and Vosoughkhosravi et al. (2023). The baseline reported in the author’s earlier work (Iseri et al., 2026) sits in this family. A first-order inhomogeneous Markov chain, fitted per fold on the training countries, is retained here as a comparator throughout, and its margin is reported alongside the raked-donor null rather than in place of it.</w:t>
       </w:r>
     </w:p>
     <w:bookmarkEnd w:id="50"/>
@@ -1218,7 +1218,7 @@
         <w:pStyle w:val="FirstParagraph"/>
       </w:pPr>
       <w:r>
-        <w:t xml:space="preserve">Conditioning a generative model on demographic marginals does not certify the joint distribution those marginals came from. We report a case from our own pipeline: a correction that repaired a marginal left the corresponding joint badly wrong, generating more than fifteen hundred employed thirteen-year-olds from a single donor day, and it was detected only because the joint was inspected directly. Every stage of this study therefore scores quantities that were never in the prompt, including dwell-time distributions, transition matrices and co-presence cross-tabulations conditioned on attribute pairs, and treats marginal agreement as a precondition rather than as evidence.</w:t>
+        <w:t xml:space="preserve">Conditioning a generative model on demographic marginals does not certify the joint distribution those marginals came from. One case from this study’s own pipeline illustrates the point: a correction that repaired a marginal left the corresponding joint badly wrong, generating more than fifteen hundred employed thirteen-year-olds from a single donor day, and it was detected only because the joint was inspected directly. Every stage of this study therefore scores quantities that were never in the prompt, including dwell-time distributions, transition matrices and co-presence cross-tabulations conditioned on attribute pairs, and treats marginal agreement as a precondition rather than as evidence.</w:t>
       </w:r>
     </w:p>
     <w:p>
@@ -1244,7 +1244,7 @@
         <w:pStyle w:val="FirstParagraph"/>
       </w:pPr>
       <w:r>
-        <w:t xml:space="preserve">This study’s primary claim was pre-registered. The evaluation file naming the metrics, the bands, the null and the fold structure was frozen and md5-locked before the first training submission, two gates verify that lock at every closure, and the bar it names is the one reported in §5.1. Bands were not moved after the result was seen, no metric was substituted, and the comparison that does not clear its bar is reported at the strength at which it falls short. The design is falsifiable in one sentence, which was the reason for adopting it: if a fine-tuned language model cannot reproduce a held-out country better than a demographically raked pool of real European donor diaries, the transfer claim does not hold.</w:t>
+        <w:t xml:space="preserve">This study’s primary claim was pre-registered. The evaluation file naming the metrics, the bands, the null and the fold structure was frozen and hash-locked before the first training submission, two gates verify that lock at every closure, and the bar it names is the one reported in §5.1. Bands were not moved after the result was seen, no metric was substituted, and the comparison that does not clear its bar is reported at the strength at which it falls short. The design is falsifiable in one sentence, which was the reason for adopting it: if a fine-tuned language model cannot reproduce a held-out country better than a demographically raked pool of real European donor diaries, the transfer claim does not hold.</w:t>
       </w:r>
     </w:p>
     <w:p>
@@ -1270,7 +1270,7 @@
         <w:pStyle w:val="FirstParagraph"/>
       </w:pPr>
       <w:r>
-        <w:t xml:space="preserve">The first contribution is the result itself, stated without softening. Under leave-one-country-out over Spain, Italy and the United Kingdom, a fine-tuned open-weight language model conditioned on published demographic marginals is beaten by a raked pool of real donor diaries in every age band of every fold, by factors of two to six, and by five further pre-registered transfer gates. The shortfall is uniform rather than marginal, and it is not a capacity limitation: a larger backbone, a ninety-two-fold increase in trainable parameters and a different model family were each measured and each changed nothing in the direction that would rescue it.</w:t>
+        <w:t xml:space="preserve">The first contribution is the result itself, stated without softening. Under leave-one-country-out over Spain, Italy and the United Kingdom, a fine-tuned open-weight language model conditioned on published demographic marginals is beaten by a raked pool of real donor diaries in every age band of every fold, by factors of 1.1 to 3.9, and by five further pre-registered transfer gates. The shortfall is uniform rather than marginal, and it is not a capacity limitation: a larger backbone, a ninety-two-fold increase in trainable parameters and a different model family were each measured and each changed nothing in the direction that would rescue it.</w:t>
       </w:r>
     </w:p>
     <w:p>
@@ -1485,7 +1485,7 @@
         <w:t xml:space="preserve"> </w:t>
       </w:r>
       <w:r>
-        <w:t xml:space="preserve">countries, because in this design any property that differs by country is confounded with the split.</w:t>
+        <w:t xml:space="preserve">countries, because in this design any property that differs by country is confounded with the split. The United Kingdom fold is called Britain throughout, for brevity; the survey covers the whole United Kingdom, while the building typology used in §2.3 covers England only.</w:t>
       </w:r>
     </w:p>
     <w:p>
@@ -1596,16 +1596,22 @@
               </w:rPr>
               <w:t xml:space="preserve">Encuesta de Empleo del Tiempo</w:t>
             </w:r>
-          </w:p>
-        </w:tc>
-        <w:tc>
-          <w:tcPr/>
-          <w:p>
-            <w:pPr>
-              <w:pStyle w:val="Compact"/>
-            </w:pPr>
-            <w:r>
-              <w:t xml:space="preserve">UKTUS, UK Data Service SN 8128</w:t>
+            <w:r>
+              <w:t xml:space="preserve"> </w:t>
+            </w:r>
+            <w:r>
+              <w:t xml:space="preserve">(INE, 2011)</w:t>
+            </w:r>
+          </w:p>
+        </w:tc>
+        <w:tc>
+          <w:tcPr/>
+          <w:p>
+            <w:pPr>
+              <w:pStyle w:val="Compact"/>
+            </w:pPr>
+            <w:r>
+              <w:t xml:space="preserve">UK Time Use Survey (UKTUS), UK Data Service SN 8128 (Sullivan and Gershuny, 2023)</w:t>
             </w:r>
           </w:p>
         </w:tc>
@@ -1628,6 +1634,12 @@
               </w:rPr>
               <w:t xml:space="preserve">Uso del Tempo</w:t>
             </w:r>
+            <w:r>
+              <w:t xml:space="preserve"> </w:t>
+            </w:r>
+            <w:r>
+              <w:t xml:space="preserve">(ISTAT, 2016)</w:t>
+            </w:r>
           </w:p>
         </w:tc>
       </w:tr>
@@ -2253,19 +2265,37 @@
         <w:t xml:space="preserve"> </w:t>
       </w:r>
       <w:r>
-        <w:t xml:space="preserve">only its existence. Whether the HETUS framework itself requires a particular day allocation is not</w:t>
-      </w:r>
-      <w:r>
-        <w:t xml:space="preserve"> </w:t>
-      </w:r>
-      <w:r>
-        <w:t xml:space="preserve">asserted here; the guidelines have not been read directly on that question, and the claim made is only</w:t>
-      </w:r>
-      <w:r>
-        <w:t xml:space="preserve"> </w:t>
-      </w:r>
-      <w:r>
-        <w:t xml:space="preserve">about what these three files do, which is measured.</w:t>
+        <w:t xml:space="preserve">only its existence. Whether the HETUS framework itself specifies a diary-day allocation is answered</w:t>
+      </w:r>
+      <w:r>
+        <w:t xml:space="preserve"> </w:t>
+      </w:r>
+      <w:r>
+        <w:t xml:space="preserve">directly by the guidelines, read in full for this study: both the 2008 and 2018 editions recommend two</w:t>
+      </w:r>
+      <w:r>
+        <w:t xml:space="preserve"> </w:t>
+      </w:r>
+      <w:r>
+        <w:t xml:space="preserve">diary days per respondent, one weekday and one weekend day, while noting that a single diary day is</w:t>
+      </w:r>
+      <w:r>
+        <w:t xml:space="preserve"> </w:t>
+      </w:r>
+      <w:r>
+        <w:t xml:space="preserve">acceptable though it leaves intra-personal variation unmeasured (Eurostat, 2009, §2.2.1; Eurostat, 2019,</w:t>
+      </w:r>
+      <w:r>
+        <w:t xml:space="preserve"> </w:t>
+      </w:r>
+      <w:r>
+        <w:t xml:space="preserve">§2.2.1). Of the three files used here, only the British survey follows the two-day recommendation; Spain</w:t>
+      </w:r>
+      <w:r>
+        <w:t xml:space="preserve"> </w:t>
+      </w:r>
+      <w:r>
+        <w:t xml:space="preserve">and Italy use the one-day option the guidelines describe as acceptable, not the one they recommend.</w:t>
       </w:r>
     </w:p>
     <w:p>
@@ -2445,7 +2475,7 @@
         <w:pStyle w:val="FirstParagraph"/>
       </w:pPr>
       <w:r>
-        <w:t xml:space="preserve">Building parameters come from the published TABULA typology workbook, from which this study constructs</w:t>
+        <w:t xml:space="preserve">Building parameters come from the published TABULA typology workbook (Loga et al., 2012; Loga et al., 2016), from which this study constructs</w:t>
       </w:r>
       <w:r>
         <w:t xml:space="preserve"> </w:t>
@@ -2477,7 +2507,7 @@
         <w:pStyle w:val="BodyText"/>
       </w:pPr>
       <w:r>
-        <w:t xml:space="preserve">Weather is one TMYx file per country over the 2009 to 2023 base period, at Valencia Viveros, Birmingham</w:t>
+        <w:t xml:space="preserve">Weather is one typical meteorological year (TMYx) file per country over the 2009 to 2023 base period, at Valencia Viveros, Birmingham</w:t>
       </w:r>
       <w:r>
         <w:t xml:space="preserve"> </w:t>
@@ -3002,7 +3032,7 @@
         <w:pStyle w:val="FirstParagraph"/>
       </w:pPr>
       <w:r>
-        <w:t xml:space="preserve">The reported model is a low-rank adapter fine-tune of an open-weight 7.30-billion-parameter backbone, at</w:t>
+        <w:t xml:space="preserve">The reported model is a low-rank adapter (LoRA; Hu et al., 2022) fine-tune of an open-weight 7.30-billion-parameter backbone, at</w:t>
       </w:r>
       <w:r>
         <w:t xml:space="preserve"> </w:t>
@@ -3168,13 +3198,7 @@
         <w:t xml:space="preserve"> </w:t>
       </w:r>
       <w:r>
-        <w:t xml:space="preserve">type and economic status is fitted by iterative proportional fitting onto published national marginals,</w:t>
-      </w:r>
-      <w:r>
-        <w:t xml:space="preserve"> </w:t>
-      </w:r>
-      <w:r>
-        <w:t xml:space="preserve">to a worst absolute marginal deviation below 1e-13. The marginal sources are national and are named in</w:t>
+        <w:t xml:space="preserve">type and economic status is fitted by iterative proportional fitting onto published national marginals, following the synthetic-population construction of Beckman et al. (1996), to a worst absolute marginal deviation below 1e-13. The marginal sources are national and are named in</w:t>
       </w:r>
       <w:r>
         <w:t xml:space="preserve"> </w:t>
@@ -3452,79 +3476,7 @@
         <w:pStyle w:val="BodyText"/>
       </w:pPr>
       <w:r>
-        <w:t xml:space="preserve">The objection that this comparison is circular deserves an explicit answer rather than a renamed</w:t>
-      </w:r>
-      <w:r>
-        <w:t xml:space="preserve"> </w:t>
-      </w:r>
-      <w:r>
-        <w:t xml:space="preserve">gate. The null is raked onto the same marginals the model was conditioned on, so the two candidates</w:t>
-      </w:r>
-      <w:r>
-        <w:t xml:space="preserve"> </w:t>
-      </w:r>
-      <w:r>
-        <w:t xml:space="preserve">share a reference. That is deliberate. The comparison is not between a candidate and its own target;</w:t>
-      </w:r>
-      <w:r>
-        <w:t xml:space="preserve"> </w:t>
-      </w:r>
-      <w:r>
-        <w:t xml:space="preserve">it is between two candidates’ distance to a third reference that neither produced, published by</w:t>
-      </w:r>
-      <w:r>
-        <w:t xml:space="preserve"> </w:t>
-      </w:r>
-      <w:r>
-        <w:t xml:space="preserve">national statistical offices before either candidate existed. Giving the null weaker or different</w:t>
-      </w:r>
-      <w:r>
-        <w:t xml:space="preserve"> </w:t>
-      </w:r>
-      <w:r>
-        <w:t xml:space="preserve">marginals would not make the test more demanding, it would convert a null into a handicap, and any</w:t>
-      </w:r>
-      <w:r>
-        <w:t xml:space="preserve"> </w:t>
-      </w:r>
-      <w:r>
-        <w:t xml:space="preserve">margin it produced would measure the handicap. The construction is enforced in code rather than</w:t>
-      </w:r>
-      <w:r>
-        <w:t xml:space="preserve"> </w:t>
-      </w:r>
-      <w:r>
-        <w:t xml:space="preserve">asserted: the comparison refuses to run if the two sides carry different marginal sources or if the</w:t>
-      </w:r>
-      <w:r>
-        <w:t xml:space="preserve"> </w:t>
-      </w:r>
-      <w:r>
-        <w:t xml:space="preserve">held-out country appears in the donor pool, and the margin is a difference rather than a ratio, so a</w:t>
-      </w:r>
-      <w:r>
-        <w:t xml:space="preserve"> </w:t>
-      </w:r>
-      <w:r>
-        <w:t xml:space="preserve">null scored against itself returns exactly zero and does not clear the bar. No quantity anywhere in</w:t>
-      </w:r>
-      <w:r>
-        <w:t xml:space="preserve"> </w:t>
-      </w:r>
-      <w:r>
-        <w:t xml:space="preserve">this study is a ratio of two divergences. Figure 2 sets the design out schematically, with the</w:t>
-      </w:r>
-      <w:r>
-        <w:t xml:space="preserve"> </w:t>
-      </w:r>
-      <w:r>
-        <w:t xml:space="preserve">null’s flat seed and the shared-reference argument that keeps the comparison from being a handicap</w:t>
-      </w:r>
-      <w:r>
-        <w:t xml:space="preserve"> </w:t>
-      </w:r>
-      <w:r>
-        <w:t xml:space="preserve">in either direction.</w:t>
+        <w:t xml:space="preserve">The null is raked onto the same marginals the model was conditioned on, so the two candidates share a reference. That is deliberate, and the objection that it makes the comparison circular is answered in full in §6.3. In brief, the comparison is between two candidates’ distance to a third reference that neither produced; the construction is enforced in code, since the comparison refuses to run if the two sides carry different marginal sources or if the held-out country appears in the donor pool; and the margin is a difference rather than a ratio, so a null scored against itself returns exactly zero and does not clear the bar. Figure 2 sets the design out schematically, with the null’s flat seed and the shared-reference argument that keeps the comparison from being a handicap in either direction.</w:t>
       </w:r>
     </w:p>
     <w:p>
@@ -3716,7 +3668,7 @@
         <w:t xml:space="preserve"> </w:t>
       </w:r>
       <w:r>
-        <w:t xml:space="preserve">the author from published TABULA parameters. The parameter source is the TABULA calculator workbook, and</w:t>
+        <w:t xml:space="preserve">the author from published TABULA parameters. The parameter source is the TABULA calculator workbook (Loga et al., 2012, 2016), and</w:t>
       </w:r>
       <w:r>
         <w:t xml:space="preserve"> </w:t>
@@ -3778,7 +3730,7 @@
         <w:pStyle w:val="BodyText"/>
       </w:pPr>
       <w:r>
-        <w:t xml:space="preserve">Simulation uses EnergyPlus 24.2.0, with the build hash read from each run’s own error file rather than</w:t>
+        <w:t xml:space="preserve">Simulation uses EnergyPlus 24.2.0 (Crawley et al., 2001), with the build hash read from each run’s own error file rather than</w:t>
       </w:r>
       <w:r>
         <w:t xml:space="preserve"> </w:t>
@@ -4521,13 +4473,7 @@
         <w:t xml:space="preserve"> </w:t>
       </w:r>
       <w:r>
-        <w:t xml:space="preserve">than invented: the CREST demand model, Widén’s activity-based electricity and lighting work, the</w:t>
-      </w:r>
-      <w:r>
-        <w:t xml:space="preserve"> </w:t>
-      </w:r>
-      <w:r>
-        <w:t xml:space="preserve">LoadProfileGenerator, and RAMP. Only two of those four publish a usable activity-to-appliance mapping</w:t>
+        <w:t xml:space="preserve">than invented: the CREST demand model (Richardson et al., 2010), the activity-based electricity and lighting model of Widén and Wäckelgård (2010), the LoadProfileGenerator (Pflugradt, 2016), and RAMP (Lombardi et al., 2019). Only two of those four publish a usable activity-to-appliance mapping</w:t>
       </w:r>
       <w:r>
         <w:t xml:space="preserve"> </w:t>
@@ -4697,7 +4643,7 @@
         <w:pStyle w:val="BodyText"/>
       </w:pPr>
       <w:r>
-        <w:t xml:space="preserve">Domestic hot water is generated with the Jordan and Vajen four-event tapping model, with short, medium,</w:t>
+        <w:t xml:space="preserve">Domestic hot water is generated with the Jordan and Vajen (2001) four-event tapping model, with short, medium,</w:t>
       </w:r>
       <w:r>
         <w:t xml:space="preserve"> </w:t>
@@ -4741,13 +4687,13 @@
         <w:t xml:space="preserve"> </w:t>
       </w:r>
       <w:r>
-        <w:t xml:space="preserve">no per-person figure and no 60 degree reference anywhere. The 30 to 50 litres per person per day</w:t>
-      </w:r>
-      <w:r>
-        <w:t xml:space="preserve"> </w:t>
-      </w:r>
-      <w:r>
-        <w:t xml:space="preserve">band that was registered traces instead to a review by Fuentes, Arce and Salom, compressed into a</w:t>
+        <w:t xml:space="preserve">no per-person figure and no 60 °C reference anywhere. The 30 to 50 litres per person per day</w:t>
+      </w:r>
+      <w:r>
+        <w:t xml:space="preserve"> </w:t>
+      </w:r>
+      <w:r>
+        <w:t xml:space="preserve">band that was registered traces instead to a review by Fuentes et al. (2018), compressed into a</w:t>
       </w:r>
       <w:r>
         <w:t xml:space="preserve"> </w:t>
@@ -5073,13 +5019,7 @@
         <w:pStyle w:val="BodyText"/>
       </w:pPr>
       <w:r>
-        <w:t xml:space="preserve">That campaign ran to completion and its gate board was never executed. It is described in this paper as a</w:t>
-      </w:r>
-      <w:r>
-        <w:t xml:space="preserve"> </w:t>
-      </w:r>
-      <w:r>
-        <w:t xml:space="preserve">compute campaign whose board was deliberately not read, and no scored result from it is claimed anywhere.</w:t>
+        <w:t xml:space="preserve">That campaign ran to completion. Its gate board was scored only after the results reported in this paper were fixed, under a separate authorisation, and that scoring found a defect that is still to be engineered out: in a small number of cells, dwellings holding different diaries produced byte-identical internal-gain series. No scored result from that campaign is therefore claimed anywhere in this paper, and it is described here as a compute campaign only.</w:t>
       </w:r>
       <w:r>
         <w:t xml:space="preserve"> </w:t>
@@ -5105,7 +5045,7 @@
         <w:pStyle w:val="BodyText"/>
       </w:pPr>
       <w:r>
-        <w:t xml:space="preserve">Two checks from the earlier campaign remain unmet and are the only open items in the whole pipeline.</w:t>
+        <w:t xml:space="preserve">Two checks from the earlier campaign remain unmet and, with the defect above, are the only open items in the whole pipeline.</w:t>
       </w:r>
       <w:r>
         <w:t xml:space="preserve"> </w:t>
@@ -5269,19 +5209,7 @@
         <w:t xml:space="preserve"> </w:t>
       </w:r>
       <w:r>
-        <w:t xml:space="preserve">access. And a refusal is a first-class outcome: where authorisation to run a campaign is not authorisation</w:t>
-      </w:r>
-      <w:r>
-        <w:t xml:space="preserve"> </w:t>
-      </w:r>
-      <w:r>
-        <w:t xml:space="preserve">to read it as a scored result, the tooling refuses to emit a scored verdict, and §4.4 reports one campaign</w:t>
-      </w:r>
-      <w:r>
-        <w:t xml:space="preserve"> </w:t>
-      </w:r>
-      <w:r>
-        <w:t xml:space="preserve">that sits in exactly that state.</w:t>
+        <w:t xml:space="preserve">access. And a refusal is a first-class outcome: authorisation to run a campaign is not authorisation to read it as a scored result, and the tooling refuses to emit a scored verdict until a second, separate authorisation is recorded; the larger observed-stock campaign of §4.4 sat in that state until its board was scored separately, after this paper’s results were fixed.</w:t>
       </w:r>
     </w:p>
     <w:bookmarkEnd w:id="80"/>
@@ -5968,13 +5896,7 @@
         <w:pStyle w:val="BodyText"/>
       </w:pPr>
       <w:r>
-        <w:t xml:space="preserve">Every margin is negative. The null wins every band of every fold by factors between two and six, and the</w:t>
-      </w:r>
-      <w:r>
-        <w:t xml:space="preserve"> </w:t>
-      </w:r>
-      <w:r>
-        <w:t xml:space="preserve">closest the model comes is 2.70 minutes per day short, in the oldest British band. There is no subset of</w:t>
+        <w:t xml:space="preserve">Every margin is negative. The null wins every band of every fold, by factors of 2.3 to 3.9 in eight of the nine cells and by a factor of 1.15 in the ninth, where the closest the model comes is 2.70 minutes per day short, in the oldest British band. There is no subset of</w:t>
       </w:r>
       <w:r>
         <w:t xml:space="preserve"> </w:t>
@@ -6232,7 +6154,7 @@
               <w:pStyle w:val="Compact"/>
             </w:pPr>
             <w:r>
-              <w:t xml:space="preserve">MAPE at or below 15 per cent</w:t>
+              <w:t xml:space="preserve">mean absolute percentage error (MAPE) at or below 15 per cent</w:t>
             </w:r>
           </w:p>
         </w:tc>
@@ -7645,7 +7567,7 @@
         <w:pStyle w:val="BodyText"/>
       </w:pPr>
       <w:r>
-        <w:t xml:space="preserve">The loss-based membership-inference attack returns an area under the curve of 0.6645 against a</w:t>
+        <w:t xml:space="preserve">The loss-based membership-inference attack (Shokri et al., 2017) returns an area under the curve of 0.6645 against a</w:t>
       </w:r>
       <w:r>
         <w:t xml:space="preserve"> </w:t>
@@ -7971,7 +7893,7 @@
               <w:pStyle w:val="Compact"/>
             </w:pPr>
             <w:r>
-              <w:t xml:space="preserve">503 W</w:t>
+              <w:t xml:space="preserve">518 W</w:t>
             </w:r>
           </w:p>
         </w:tc>
@@ -8006,7 +7928,7 @@
               <w:pStyle w:val="Compact"/>
             </w:pPr>
             <w:r>
-              <w:t xml:space="preserve">404 W</w:t>
+              <w:t xml:space="preserve">395 W</w:t>
             </w:r>
           </w:p>
         </w:tc>
@@ -8041,7 +7963,7 @@
               <w:pStyle w:val="Compact"/>
             </w:pPr>
             <w:r>
-              <w:t xml:space="preserve">416 W</w:t>
+              <w:t xml:space="preserve">422 W</w:t>
             </w:r>
           </w:p>
         </w:tc>
@@ -8223,13 +8145,7 @@
         <w:t xml:space="preserve"> </w:t>
       </w:r>
       <w:r>
-        <w:t xml:space="preserve">Britain and 781 in Italy, against the 27,036 minutes that the reference washing machine’s published cycle</w:t>
-      </w:r>
-      <w:r>
-        <w:t xml:space="preserve"> </w:t>
-      </w:r>
-      <w:r>
-        <w:t xml:space="preserve">count requires, giving modelled-to-published ratios of 0.776, 0.179 and 0.092. Stock load-shape agreement</w:t>
+        <w:t xml:space="preserve">Britain and 781 in Italy, against the 27,036 minutes per year that the reference washing machine’s published cycle count requires. After calibration, modelled washing-machine cycles reach 0.776, 0.179 and 0.092 of the published count. Stock load-shape agreement</w:t>
       </w:r>
       <w:r>
         <w:t xml:space="preserve"> </w:t>
@@ -8295,25 +8211,7 @@
         <w:pStyle w:val="BodyText"/>
       </w:pPr>
       <w:r>
-        <w:t xml:space="preserve">One fact prevents a misreading and is printed alongside. The generated diaries do carry a secondary</w:t>
-      </w:r>
-      <w:r>
-        <w:t xml:space="preserve"> </w:t>
-      </w:r>
-      <w:r>
-        <w:t xml:space="preserve">activity field, on 29.816 per cent of episodes and 26.308 per cent of modelled minutes across 29 codes.</w:t>
-      </w:r>
-      <w:r>
-        <w:t xml:space="preserve"> </w:t>
-      </w:r>
-      <w:r>
-        <w:t xml:space="preserve">The information is present and deliberately unused; the ruling rests on its calibration precondition</w:t>
-      </w:r>
-      <w:r>
-        <w:t xml:space="preserve"> </w:t>
-      </w:r>
-      <w:r>
-        <w:t xml:space="preserve">being unsatisfiable, not on the field being absent.</w:t>
+        <w:t xml:space="preserve">One fact prevents a misreading. The generated diaries do carry a secondary activity field, populated at the rates given in §3.9; the information is present and deliberately unused, because the ruling rests on its calibration precondition being unsatisfiable, not on the field being absent.</w:t>
       </w:r>
     </w:p>
     <w:bookmarkEnd w:id="102"/>
@@ -8349,13 +8247,7 @@
         <w:t xml:space="preserve"> </w:t>
       </w:r>
       <w:r>
-        <w:t xml:space="preserve">source publishes 200 litres per day per dwelling at a 35 kelvin rise, with no per-person figure and</w:t>
-      </w:r>
-      <w:r>
-        <w:t xml:space="preserve"> </w:t>
-      </w:r>
-      <w:r>
-        <w:t xml:space="preserve">no 60 degree reference. The band traces instead to a review paper, compressed into a single</w:t>
+        <w:t xml:space="preserve">source publishes 200 litres per day per dwelling at a 35 kelvin rise, with no per-person figure and no 60 °C reference. The band traces instead to a review paper, compressed into a single</w:t>
       </w:r>
       <w:r>
         <w:t xml:space="preserve"> </w:t>
@@ -8606,7 +8498,7 @@
               <w:jc w:val="right"/>
             </w:pPr>
             <w:r>
-              <w:t xml:space="preserve">4.9837</w:t>
+              <w:t xml:space="preserve">4.9837 %</w:t>
             </w:r>
           </w:p>
         </w:tc>
@@ -8618,7 +8510,7 @@
               <w:jc w:val="right"/>
             </w:pPr>
             <w:r>
-              <w:t xml:space="preserve">2.3797</w:t>
+              <w:t xml:space="preserve">2.3797 %</w:t>
             </w:r>
           </w:p>
         </w:tc>
@@ -8630,7 +8522,7 @@
               <w:jc w:val="right"/>
             </w:pPr>
             <w:r>
-              <w:t xml:space="preserve">1.5959</w:t>
+              <w:t xml:space="preserve">1.5959 %</w:t>
             </w:r>
           </w:p>
         </w:tc>
@@ -8924,7 +8816,7 @@
         <w:t xml:space="preserve"> </w:t>
       </w:r>
       <w:r>
-        <w:t xml:space="preserve">cent in Spain, -29.6 per cent in Britain and -36.7 per cent in Italy, a 166-percentage-point spread whose</w:t>
+        <w:t xml:space="preserve">cent in Spain, -29.6 per cent in Britain and -36.7 per cent in Italy, a 173-percentage-point spread whose</w:t>
       </w:r>
       <w:r>
         <w:t xml:space="preserve"> </w:t>
@@ -8976,7 +8868,7 @@
         <w:t xml:space="preserve"> </w:t>
       </w:r>
       <w:r>
-        <w:t xml:space="preserve">of every fold, by factors between two and six, with the closest miss still 2.70 minutes per day on</w:t>
+        <w:t xml:space="preserve">of every fold, by factors of 1.1 to 3.9, with the closest miss still 2.70 minutes per day on</w:t>
       </w:r>
       <w:r>
         <w:t xml:space="preserve"> </w:t>
@@ -9328,43 +9220,7 @@
         <w:pStyle w:val="BodyText"/>
       </w:pPr>
       <w:r>
-        <w:t xml:space="preserve">Where that sits relative to the older lineage is instructive. A first-order inhomogeneous Markov</w:t>
-      </w:r>
-      <w:r>
-        <w:t xml:space="preserve"> </w:t>
-      </w:r>
-      <w:r>
-        <w:t xml:space="preserve">chain, fitted on the same two training countries and scored on the same held-out one, reproduces the</w:t>
-      </w:r>
-      <w:r>
-        <w:t xml:space="preserve"> </w:t>
-      </w:r>
-      <w:r>
-        <w:t xml:space="preserve">transition rate almost exactly, at 0.264 transitions per day against a tolerance of 1.50, and misses</w:t>
-      </w:r>
-      <w:r>
-        <w:t xml:space="preserve"> </w:t>
-      </w:r>
-      <w:r>
-        <w:t xml:space="preserve">the dwell-time distribution by an order of magnitude, at 119.6 minutes of Wasserstein distance</w:t>
-      </w:r>
-      <w:r>
-        <w:t xml:space="preserve"> </w:t>
-      </w:r>
-      <w:r>
-        <w:t xml:space="preserve">against a 10.0 minute band. Matching a rate while missing the distribution is the characteristic</w:t>
-      </w:r>
-      <w:r>
-        <w:t xml:space="preserve"> </w:t>
-      </w:r>
-      <w:r>
-        <w:t xml:space="preserve">first-order shortfall, and it is the clearest single argument for scoring dwell times at all rather</w:t>
-      </w:r>
-      <w:r>
-        <w:t xml:space="preserve"> </w:t>
-      </w:r>
-      <w:r>
-        <w:t xml:space="preserve">than scoring occupancy shares.</w:t>
+        <w:t xml:space="preserve">Where that sits relative to the older lineage is instructive, and §5.5 gives the numbers: the first-order Markov comparator matches the transition rate almost exactly and misses the dwell-time distribution by an order of magnitude. Matching a rate while missing the distribution is the characteristic first-order shortfall, and it is the clearest single argument for scoring dwell times at all rather than scoring occupancy shares.</w:t>
       </w:r>
     </w:p>
     <w:bookmarkEnd w:id="110"/>
@@ -9530,7 +9386,7 @@
         <w:pStyle w:val="FirstParagraph"/>
       </w:pPr>
       <w:r>
-        <w:t xml:space="preserve">We searched for a published like-for-like comparison between a fine-tuned or prompted language model and</w:t>
+        <w:t xml:space="preserve">The author searched for a published like-for-like comparison between a fine-tuned or prompted language model and</w:t>
       </w:r>
       <w:r>
         <w:t xml:space="preserve"> </w:t>
@@ -9542,7 +9398,7 @@
         <w:t xml:space="preserve"> </w:t>
       </w:r>
       <w:r>
-        <w:t xml:space="preserve">(searched 2026-09-13). We also searched for evidence that any learned hybrid has beaten plain raking of</w:t>
+        <w:t xml:space="preserve">(searched 2026-09-13). The author also searched for evidence that any learned hybrid has beaten plain raking of</w:t>
       </w:r>
       <w:r>
         <w:t xml:space="preserve"> </w:t>
@@ -9556,13 +9412,7 @@
         <w:pStyle w:val="BodyText"/>
       </w:pPr>
       <w:r>
-        <w:t xml:space="preserve">An absence found by a search is not a proof of non-existence, and it is reported here in the first person</w:t>
-      </w:r>
-      <w:r>
-        <w:t xml:space="preserve"> </w:t>
-      </w:r>
-      <w:r>
-        <w:t xml:space="preserve">for that reason. What it licenses is modest and worth stating precisely. It licenses the claim that the</w:t>
+        <w:t xml:space="preserve">An absence found by a search is not a proof of non-existence, and it is reported here as a dated search for that reason. What it licenses is modest and worth stating precisely. It licenses the claim that the</w:t>
       </w:r>
       <w:r>
         <w:t xml:space="preserve"> </w:t>
@@ -9946,7 +9796,7 @@
         <w:t xml:space="preserve"> </w:t>
       </w:r>
       <w:r>
-        <w:t xml:space="preserve">published demographic tables produced the better synthetic population by a factor of two to six, runs in</w:t>
+        <w:t xml:space="preserve">published demographic tables produced the better synthetic population by a factor of 1.1 to 3.9, runs in</w:t>
       </w:r>
       <w:r>
         <w:t xml:space="preserve"> </w:t>
@@ -10180,7 +10030,7 @@
         <w:t xml:space="preserve"> </w:t>
       </w:r>
       <w:r>
-        <w:t xml:space="preserve">temptation runs both ways. We searched for a published floor on the number of source populations below</w:t>
+        <w:t xml:space="preserve">temptation runs both ways. The author searched for a published floor on the number of source populations below</w:t>
       </w:r>
       <w:r>
         <w:t xml:space="preserve"> </w:t>
@@ -10352,7 +10202,7 @@
         <w:t xml:space="preserve"> </w:t>
       </w:r>
       <w:r>
-        <w:t xml:space="preserve">vector. Read honestly, that is a statement about the conditioning design, which is ours, and not about</w:t>
+        <w:t xml:space="preserve">vector. Read honestly, that is a statement about the conditioning design, which is this study’s own, and not about</w:t>
       </w:r>
       <w:r>
         <w:t xml:space="preserve"> </w:t>
@@ -10378,7 +10228,7 @@
         <w:t xml:space="preserve"> </w:t>
       </w:r>
       <w:r>
-        <w:t xml:space="preserve">carry it for both sides of a comparison that one side won by a factor of two to six. A richer</w:t>
+        <w:t xml:space="preserve">carry it for both sides of a comparison that one side won by a factor of 1.1 to 3.9. A richer</w:t>
       </w:r>
       <w:r>
         <w:t xml:space="preserve"> </w:t>
@@ -10624,13 +10474,7 @@
         <w:pStyle w:val="BodyText"/>
       </w:pPr>
       <w:r>
-        <w:t xml:space="preserve">A related rule constrains the whole study and is stated here once. Generated output is never raked. Raking</w:t>
-      </w:r>
-      <w:r>
-        <w:t xml:space="preserve"> </w:t>
-      </w:r>
-      <w:r>
-        <w:t xml:space="preserve">our own output onto the target marginals would close the marginal gap by construction, because raking</w:t>
+        <w:t xml:space="preserve">A related rule constrains the whole study and is stated here once. Generated output is never raked. Raking this study’s own output onto the target marginals would close the marginal gap by construction, because raking</w:t>
       </w:r>
       <w:r>
         <w:t xml:space="preserve"> </w:t>
@@ -10878,19 +10722,7 @@
         <w:t xml:space="preserve"> </w:t>
       </w:r>
       <w:r>
-        <w:t xml:space="preserve">still printed outside it, and the gate is permanently informational. One further caution is carried</w:t>
-      </w:r>
-      <w:r>
-        <w:t xml:space="preserve"> </w:t>
-      </w:r>
-      <w:r>
-        <w:t xml:space="preserve">openly: the paper that is the true source of the per-person band has not been read by the author,</w:t>
-      </w:r>
-      <w:r>
-        <w:t xml:space="preserve"> </w:t>
-      </w:r>
-      <w:r>
-        <w:t xml:space="preserve">and the figure inside it remains unverified at the time of writing.</w:t>
+        <w:t xml:space="preserve">still printed outside it, and the gate is permanently informational.</w:t>
       </w:r>
     </w:p>
     <w:bookmarkEnd w:id="123"/>
@@ -11108,19 +10940,7 @@
         <w:pStyle w:val="BodyText"/>
       </w:pPr>
       <w:r>
-        <w:t xml:space="preserve">The larger of the two observed-stock campaigns ran to completion, across 35,290 cells in three</w:t>
-      </w:r>
-      <w:r>
-        <w:t xml:space="preserve"> </w:t>
-      </w:r>
-      <w:r>
-        <w:t xml:space="preserve">districts, and its gate board was never executed; it is described here as a compute campaign whose</w:t>
-      </w:r>
-      <w:r>
-        <w:t xml:space="preserve"> </w:t>
-      </w:r>
-      <w:r>
-        <w:t xml:space="preserve">board was deliberately not read, and no scored result from it is claimed anywhere. Within that same</w:t>
+        <w:t xml:space="preserve">The larger of the two observed-stock campaigns ran to completion, across 35,290 cells in three districts. Its gate board was scored separately after this paper’s results were fixed, that scoring found the identical-series defect named in §4.4, and no scored result from the campaign is claimed anywhere in this paper. Within that same</w:t>
       </w:r>
       <w:r>
         <w:t xml:space="preserve"> </w:t>
@@ -11181,7 +11001,7 @@
         <w:t xml:space="preserve"> </w:t>
       </w:r>
       <w:r>
-        <w:t xml:space="preserve">training, and it missed the bar in all nine of its cells by factors of two to six, with five further</w:t>
+        <w:t xml:space="preserve">training, and it missed the bar in all nine of its cells by factors of 1.1 to 3.9, with five further</w:t>
       </w:r>
       <w:r>
         <w:t xml:space="preserve"> </w:t>
@@ -11345,7 +11165,7 @@
         <w:t xml:space="preserve"> </w:t>
       </w:r>
       <w:r>
-        <w:t xml:space="preserve">the target country’s published tables. It won here by a factor of two to six, it runs in seconds, and</w:t>
+        <w:t xml:space="preserve">the target country’s published tables. It won here by a factor of 1.1 to 3.9, it runs in seconds, and</w:t>
       </w:r>
       <w:r>
         <w:t xml:space="preserve"> </w:t>
@@ -11367,60 +11187,6 @@
     <w:p>
       <w:pPr>
         <w:pStyle w:val="FirstParagraph"/>
-      </w:pPr>
-      <w:r>
-        <w:rPr>
-          <w:i/>
-          <w:iCs/>
-        </w:rPr>
-        <w:t xml:space="preserve">Reference list assembled from this project’s own verified citation records. Every DOI below was resolved</w:t>
-      </w:r>
-      <w:r>
-        <w:rPr>
-          <w:i/>
-          <w:iCs/>
-        </w:rPr>
-        <w:t xml:space="preserve"> </w:t>
-      </w:r>
-      <w:r>
-        <w:rPr>
-          <w:i/>
-          <w:iCs/>
-        </w:rPr>
-        <w:t xml:space="preserve">against CrossRef during the pipeline’s citation checks; four such checks are reported in this paper as not</w:t>
-      </w:r>
-      <w:r>
-        <w:rPr>
-          <w:i/>
-          <w:iCs/>
-        </w:rPr>
-        <w:t xml:space="preserve"> </w:t>
-      </w:r>
-      <w:r>
-        <w:rPr>
-          <w:i/>
-          <w:iCs/>
-        </w:rPr>
-        <w:t xml:space="preserve">performed offline and resolve online. One entry is flagged: the review that is the true source of the</w:t>
-      </w:r>
-      <w:r>
-        <w:rPr>
-          <w:i/>
-          <w:iCs/>
-        </w:rPr>
-        <w:t xml:space="preserve"> </w:t>
-      </w:r>
-      <w:r>
-        <w:rPr>
-          <w:i/>
-          <w:iCs/>
-        </w:rPr>
-        <w:t xml:space="preserve">domestic hot water band has not been read by the author, and §7.7 says so in the text.</w:t>
-      </w:r>
-    </w:p>
-    <w:p>
-      <w:pPr>
-        <w:pStyle w:val="BodyText"/>
       </w:pPr>
       <w:r>
         <w:t xml:space="preserve">Beckman, R. J., Baggerly, K. A., and McKay, M. D. (1996). Creating synthetic baseline populations.</w:t>
@@ -11444,6 +11210,39 @@
         <w:pStyle w:val="BodyText"/>
       </w:pPr>
       <w:r>
+        <w:t xml:space="preserve">Crawley, D. B., Lawrie, L. K., Winkelmann, F. C., Buhl, W. F., Huang, Y. J., Pedersen, C. O., Strand, R. K.,</w:t>
+      </w:r>
+      <w:r>
+        <w:t xml:space="preserve"> </w:t>
+      </w:r>
+      <w:r>
+        <w:t xml:space="preserve">Liesen, R. J., Fisher, D. E., Witte, M. J., and Glazer, J. (2001). EnergyPlus: creating a new-generation</w:t>
+      </w:r>
+      <w:r>
+        <w:t xml:space="preserve"> </w:t>
+      </w:r>
+      <w:r>
+        <w:t xml:space="preserve">building energy simulation program.</w:t>
+      </w:r>
+      <w:r>
+        <w:t xml:space="preserve"> </w:t>
+      </w:r>
+      <w:r>
+        <w:rPr>
+          <w:i/>
+          <w:iCs/>
+        </w:rPr>
+        <w:t xml:space="preserve">Energy and Buildings</w:t>
+      </w:r>
+      <w:r>
+        <w:t xml:space="preserve">, 33(4), 319-331. DOI: 10.1016/s0378-7788(00)00114-6</w:t>
+      </w:r>
+    </w:p>
+    <w:p>
+      <w:pPr>
+        <w:pStyle w:val="BodyText"/>
+      </w:pPr>
+      <w:r>
         <w:t xml:space="preserve">Deville, J.-C., and Särndal, C.-E. (1992). Calibration estimators in survey sampling.</w:t>
       </w:r>
       <w:r>
@@ -11479,6 +11278,60 @@
         <w:pStyle w:val="BodyText"/>
       </w:pPr>
       <w:r>
+        <w:t xml:space="preserve">Eurostat. (2009).</w:t>
+      </w:r>
+      <w:r>
+        <w:t xml:space="preserve"> </w:t>
+      </w:r>
+      <w:r>
+        <w:rPr>
+          <w:i/>
+          <w:iCs/>
+        </w:rPr>
+        <w:t xml:space="preserve">Harmonised European Time Use Surveys: 2008 Guidelines</w:t>
+      </w:r>
+      <w:r>
+        <w:t xml:space="preserve">. Methodologies and Working</w:t>
+      </w:r>
+      <w:r>
+        <w:t xml:space="preserve"> </w:t>
+      </w:r>
+      <w:r>
+        <w:t xml:space="preserve">Papers, Catalogue number: KS-RA-08-014-EN. Luxembourg: Publications Office of the European Union.</w:t>
+      </w:r>
+    </w:p>
+    <w:p>
+      <w:pPr>
+        <w:pStyle w:val="BodyText"/>
+      </w:pPr>
+      <w:r>
+        <w:t xml:space="preserve">Eurostat. (2019).</w:t>
+      </w:r>
+      <w:r>
+        <w:t xml:space="preserve"> </w:t>
+      </w:r>
+      <w:r>
+        <w:rPr>
+          <w:i/>
+          <w:iCs/>
+        </w:rPr>
+        <w:t xml:space="preserve">Harmonised European Time Use Surveys (HETUS) 2018 Guidelines</w:t>
+      </w:r>
+      <w:r>
+        <w:t xml:space="preserve">. Manuals and Guidelines,</w:t>
+      </w:r>
+      <w:r>
+        <w:t xml:space="preserve"> </w:t>
+      </w:r>
+      <w:r>
+        <w:t xml:space="preserve">Catalogue number: KS-GQ-19-003-EN. Luxembourg: Publications Office of the European Union.</w:t>
+      </w:r>
+    </w:p>
+    <w:p>
+      <w:pPr>
+        <w:pStyle w:val="BodyText"/>
+      </w:pPr>
+      <w:r>
         <w:t xml:space="preserve">Fuentes, E., Arce, L., and Salom, J. (2018). A review of domestic hot water consumption profiles for</w:t>
       </w:r>
       <w:r>
@@ -11512,7 +11365,143 @@
         <w:t xml:space="preserve">Reviews</w:t>
       </w:r>
       <w:r>
-        <w:t xml:space="preserve">, 81, 1530-1547. DOI: 10.1016/j.rser.2017.05.229 [not read by the author; see §7.7]</w:t>
+        <w:t xml:space="preserve">, 81, 1530-1547. DOI: 10.1016/j.rser.2017.05.229</w:t>
+      </w:r>
+    </w:p>
+    <w:p>
+      <w:pPr>
+        <w:pStyle w:val="BodyText"/>
+      </w:pPr>
+      <w:r>
+        <w:t xml:space="preserve">Hu, E. J., Shen, Y., Wallis, P., Allen-Zhu, Z., Li, Y., Wang, S., Wang, L., and Chen, W. (2022). LoRA:</w:t>
+      </w:r>
+      <w:r>
+        <w:t xml:space="preserve"> </w:t>
+      </w:r>
+      <w:r>
+        <w:t xml:space="preserve">Low-Rank Adaptation of Large Language Models. In</w:t>
+      </w:r>
+      <w:r>
+        <w:t xml:space="preserve"> </w:t>
+      </w:r>
+      <w:r>
+        <w:rPr>
+          <w:i/>
+          <w:iCs/>
+        </w:rPr>
+        <w:t xml:space="preserve">International Conference on Learning Representations</w:t>
+      </w:r>
+      <w:r>
+        <w:rPr>
+          <w:i/>
+          <w:iCs/>
+        </w:rPr>
+        <w:t xml:space="preserve"> </w:t>
+      </w:r>
+      <w:r>
+        <w:rPr>
+          <w:i/>
+          <w:iCs/>
+        </w:rPr>
+        <w:t xml:space="preserve">(ICLR 2022)</w:t>
+      </w:r>
+      <w:r>
+        <w:t xml:space="preserve">. Pre-print DOI: 10.48550/arXiv.2106.09685</w:t>
+      </w:r>
+    </w:p>
+    <w:p>
+      <w:pPr>
+        <w:pStyle w:val="BodyText"/>
+      </w:pPr>
+      <w:r>
+        <w:t xml:space="preserve">Instituto Nacional de Estadistica (INE). (2011).</w:t>
+      </w:r>
+      <w:r>
+        <w:t xml:space="preserve"> </w:t>
+      </w:r>
+      <w:r>
+        <w:rPr>
+          <w:i/>
+          <w:iCs/>
+        </w:rPr>
+        <w:t xml:space="preserve">Encuesta de Empleo del Tiempo 2009-2010: Metodologia</w:t>
+      </w:r>
+      <w:r>
+        <w:t xml:space="preserve">.</w:t>
+      </w:r>
+      <w:r>
+        <w:t xml:space="preserve"> </w:t>
+      </w:r>
+      <w:r>
+        <w:t xml:space="preserve">Madrid: INE.</w:t>
+      </w:r>
+    </w:p>
+    <w:p>
+      <w:pPr>
+        <w:pStyle w:val="BodyText"/>
+      </w:pPr>
+      <w:r>
+        <w:t xml:space="preserve">Iseri, O. K., Gursel Dino, I., and Kalkan, B. (2026). Occupancy modeling using population statistics and</w:t>
+      </w:r>
+      <w:r>
+        <w:t xml:space="preserve"> </w:t>
+      </w:r>
+      <w:r>
+        <w:t xml:space="preserve">machine learning for urban residential built environment.</w:t>
+      </w:r>
+      <w:r>
+        <w:t xml:space="preserve"> </w:t>
+      </w:r>
+      <w:r>
+        <w:rPr>
+          <w:i/>
+          <w:iCs/>
+        </w:rPr>
+        <w:t xml:space="preserve">Energy and Buildings</w:t>
+      </w:r>
+      <w:r>
+        <w:t xml:space="preserve">, 357, 117155. DOI:</w:t>
+      </w:r>
+      <w:r>
+        <w:t xml:space="preserve"> </w:t>
+      </w:r>
+      <w:r>
+        <w:t xml:space="preserve">10.1016/j.enbuild.2026.117155</w:t>
+      </w:r>
+    </w:p>
+    <w:p>
+      <w:pPr>
+        <w:pStyle w:val="BodyText"/>
+      </w:pPr>
+      <w:r>
+        <w:t xml:space="preserve">Istituto Nazionale di Statistica (ISTAT). (2016).</w:t>
+      </w:r>
+      <w:r>
+        <w:t xml:space="preserve"> </w:t>
+      </w:r>
+      <w:r>
+        <w:rPr>
+          <w:i/>
+          <w:iCs/>
+        </w:rPr>
+        <w:t xml:space="preserve">I tempi della vita quotidiana: L’uso del tempo in Italia</w:t>
+      </w:r>
+      <w:r>
+        <w:rPr>
+          <w:i/>
+          <w:iCs/>
+        </w:rPr>
+        <w:t xml:space="preserve"> </w:t>
+      </w:r>
+      <w:r>
+        <w:rPr>
+          <w:i/>
+          <w:iCs/>
+        </w:rPr>
+        <w:t xml:space="preserve">- Anno 2013-2014: Metodologia e primi risultati</w:t>
+      </w:r>
+      <w:r>
+        <w:t xml:space="preserve">. Roma: ISTAT.</w:t>
       </w:r>
     </w:p>
     <w:p>
@@ -11534,7 +11523,81 @@
         <w:pStyle w:val="BodyText"/>
       </w:pPr>
       <w:r>
-        <w:t xml:space="preserve">Lombardi, F., Balderrama, S., Quoilin, S., and Colombo, E. (2020). Generating high-resolution multi-energy</w:t>
+        <w:t xml:space="preserve">Loga, T., Diefenbach, N., and Stein, B. (2012).</w:t>
+      </w:r>
+      <w:r>
+        <w:t xml:space="preserve"> </w:t>
+      </w:r>
+      <w:r>
+        <w:rPr>
+          <w:i/>
+          <w:iCs/>
+        </w:rPr>
+        <w:t xml:space="preserve">Use of Building Typologies for Modelling the Energy</w:t>
+      </w:r>
+      <w:r>
+        <w:rPr>
+          <w:i/>
+          <w:iCs/>
+        </w:rPr>
+        <w:t xml:space="preserve"> </w:t>
+      </w:r>
+      <w:r>
+        <w:rPr>
+          <w:i/>
+          <w:iCs/>
+        </w:rPr>
+        <w:t xml:space="preserve">Balance of the National Residential Building Stocks</w:t>
+      </w:r>
+      <w:r>
+        <w:t xml:space="preserve">. TABULA Synthesis Report. Darmstadt: Institut Wohnen</w:t>
+      </w:r>
+      <w:r>
+        <w:t xml:space="preserve"> </w:t>
+      </w:r>
+      <w:r>
+        <w:t xml:space="preserve">und Umwelt (IWU).</w:t>
+      </w:r>
+    </w:p>
+    <w:p>
+      <w:pPr>
+        <w:pStyle w:val="BodyText"/>
+      </w:pPr>
+      <w:r>
+        <w:t xml:space="preserve">Loga, T., Stein, B., and Diefenbach, N. (2016). TABULA building typologies in 20 European countries -</w:t>
+      </w:r>
+      <w:r>
+        <w:t xml:space="preserve"> </w:t>
+      </w:r>
+      <w:r>
+        <w:t xml:space="preserve">Making energy-related features of residential building stocks comparable.</w:t>
+      </w:r>
+      <w:r>
+        <w:t xml:space="preserve"> </w:t>
+      </w:r>
+      <w:r>
+        <w:rPr>
+          <w:i/>
+          <w:iCs/>
+        </w:rPr>
+        <w:t xml:space="preserve">Energy and Buildings</w:t>
+      </w:r>
+      <w:r>
+        <w:t xml:space="preserve">, 132,</w:t>
+      </w:r>
+      <w:r>
+        <w:t xml:space="preserve"> </w:t>
+      </w:r>
+      <w:r>
+        <w:t xml:space="preserve">4-12. DOI: 10.1016/j.enbuild.2016.06.094</w:t>
+      </w:r>
+    </w:p>
+    <w:p>
+      <w:pPr>
+        <w:pStyle w:val="BodyText"/>
+      </w:pPr>
+      <w:r>
+        <w:t xml:space="preserve">Lombardi, F., Balderrama, S., Quoilin, S., and Colombo, E. (2019). Generating high-resolution multi-energy</w:t>
       </w:r>
       <w:r>
         <w:t xml:space="preserve"> </w:t>
@@ -11553,7 +11616,13 @@
         <w:t xml:space="preserve">Energy</w:t>
       </w:r>
       <w:r>
-        <w:t xml:space="preserve">.</w:t>
+        <w:t xml:space="preserve">, 177, 433-444. DOI:</w:t>
+      </w:r>
+      <w:r>
+        <w:t xml:space="preserve"> </w:t>
+      </w:r>
+      <w:r>
+        <w:t xml:space="preserve">10.1016/j.energy.2019.04.097</w:t>
       </w:r>
     </w:p>
     <w:p>
@@ -11621,7 +11690,7 @@
         <w:t xml:space="preserve">Building and Environment</w:t>
       </w:r>
       <w:r>
-        <w:t xml:space="preserve">. DOI: 10.1016/j.buildenv.2021.107785</w:t>
+        <w:t xml:space="preserve">, 196, 107785. DOI: 10.1016/j.buildenv.2021.107785</w:t>
       </w:r>
     </w:p>
     <w:p>
@@ -11669,7 +11738,7 @@
         <w:t xml:space="preserve">Energy and Buildings</w:t>
       </w:r>
       <w:r>
-        <w:t xml:space="preserve">, 40(8), 1560-1566.</w:t>
+        <w:t xml:space="preserve">, 40(8), 1560-1566. DOI: 10.1016/j.enbuild.2008.02.006</w:t>
       </w:r>
     </w:p>
     <w:p>
@@ -11710,13 +11779,67 @@
         <w:pStyle w:val="BodyText"/>
       </w:pPr>
       <w:r>
-        <w:t xml:space="preserve">Vosoughkhosravi, S., Dixon-Grasso, L., and Jafari, A. (2023). The impact of occupancy on building energy</w:t>
-      </w:r>
-      <w:r>
-        <w:t xml:space="preserve"> </w:t>
-      </w:r>
-      <w:r>
-        <w:t xml:space="preserve">performance: a review.</w:t>
+        <w:t xml:space="preserve">Shokri, R., Stronati, M., Song, C., and Shmatikov, V. (2017). Membership Inference Attacks Against Machine</w:t>
+      </w:r>
+      <w:r>
+        <w:t xml:space="preserve"> </w:t>
+      </w:r>
+      <w:r>
+        <w:t xml:space="preserve">Learning Models. In</w:t>
+      </w:r>
+      <w:r>
+        <w:t xml:space="preserve"> </w:t>
+      </w:r>
+      <w:r>
+        <w:rPr>
+          <w:i/>
+          <w:iCs/>
+        </w:rPr>
+        <w:t xml:space="preserve">2017 IEEE Symposium on Security and Privacy (SP)</w:t>
+      </w:r>
+      <w:r>
+        <w:t xml:space="preserve">, pp. 3-18. DOI: 10.1109/sp.2017.41</w:t>
+      </w:r>
+    </w:p>
+    <w:p>
+      <w:pPr>
+        <w:pStyle w:val="BodyText"/>
+      </w:pPr>
+      <w:r>
+        <w:t xml:space="preserve">Sullivan, O., and Gershuny, J. (2023).</w:t>
+      </w:r>
+      <w:r>
+        <w:t xml:space="preserve"> </w:t>
+      </w:r>
+      <w:r>
+        <w:rPr>
+          <w:i/>
+          <w:iCs/>
+        </w:rPr>
+        <w:t xml:space="preserve">United Kingdom Time Use Survey, 2014-2015</w:t>
+      </w:r>
+      <w:r>
+        <w:t xml:space="preserve">. [data collection]. 1st</w:t>
+      </w:r>
+      <w:r>
+        <w:t xml:space="preserve"> </w:t>
+      </w:r>
+      <w:r>
+        <w:t xml:space="preserve">Edition. UK Data Service. SN: 8128. DOI: 10.5255/UKDA-SN-8128-1</w:t>
+      </w:r>
+    </w:p>
+    <w:p>
+      <w:pPr>
+        <w:pStyle w:val="BodyText"/>
+      </w:pPr>
+      <w:r>
+        <w:t xml:space="preserve">Vosoughkhosravi, S., Jafari, A., and Zhu, Y. (2023). Application of American time use survey (ATUS) in</w:t>
+      </w:r>
+      <w:r>
+        <w:t xml:space="preserve"> </w:t>
+      </w:r>
+      <w:r>
+        <w:t xml:space="preserve">modelling energy-related occupant-building interactions: a comprehensive review.</w:t>
       </w:r>
       <w:r>
         <w:t xml:space="preserve"> </w:t>
@@ -11729,7 +11852,13 @@
         <w:t xml:space="preserve">Energy and Buildings</w:t>
       </w:r>
       <w:r>
-        <w:t xml:space="preserve">. DOI: 10.1016/j.enbuild.2023.113245</w:t>
+        <w:t xml:space="preserve">,</w:t>
+      </w:r>
+      <w:r>
+        <w:t xml:space="preserve"> </w:t>
+      </w:r>
+      <w:r>
+        <w:t xml:space="preserve">294, 113245. DOI: 10.1016/j.enbuild.2023.113245</w:t>
       </w:r>
     </w:p>
     <w:p>
@@ -11756,55 +11885,7 @@
         <w:t xml:space="preserve">Applied Energy</w:t>
       </w:r>
       <w:r>
-        <w:t xml:space="preserve">, 87(6), 1880-1892.</w:t>
-      </w:r>
-    </w:p>
-    <w:p>
-      <w:pPr>
-        <w:pStyle w:val="BodyText"/>
-      </w:pPr>
-      <w:r>
-        <w:t xml:space="preserve">⚠</w:t>
-      </w:r>
-      <w:r>
-        <w:t xml:space="preserve"> </w:t>
-      </w:r>
-      <w:r>
-        <w:rPr>
-          <w:b/>
-          <w:bCs/>
-        </w:rPr>
-        <w:t xml:space="preserve">To be completed before submission.</w:t>
-      </w:r>
-      <w:r>
-        <w:t xml:space="preserve"> </w:t>
-      </w:r>
-      <w:r>
-        <w:t xml:space="preserve">The TABULA typology documentation, the three national survey</w:t>
-      </w:r>
-      <w:r>
-        <w:t xml:space="preserve"> </w:t>
-      </w:r>
-      <w:r>
-        <w:t xml:space="preserve">user guides, the Eurostat HETUS methodological guidelines, and the author’s own prior line are cited in the</w:t>
-      </w:r>
-      <w:r>
-        <w:t xml:space="preserve"> </w:t>
-      </w:r>
-      <w:r>
-        <w:t xml:space="preserve">text and are not yet formatted here. The HETUS guidelines in particular carry an open check recorded in</w:t>
-      </w:r>
-      <w:r>
-        <w:t xml:space="preserve"> </w:t>
-      </w:r>
-      <w:r>
-        <w:t xml:space="preserve">§2.1: they have not been read directly on the question of diary-day allocation, and no claim about the</w:t>
-      </w:r>
-      <w:r>
-        <w:t xml:space="preserve"> </w:t>
-      </w:r>
-      <w:r>
-        <w:t xml:space="preserve">HETUS framework’s requirements is made in this paper until they are.</w:t>
+        <w:t xml:space="preserve">, 87(6), 1880-1892. DOI: 10.1016/j.apenergy.2009.11.006</w:t>
       </w:r>
     </w:p>
     <w:bookmarkEnd w:id="129"/>
